--- a/DR/Дипломен_проект.docx
+++ b/DR/Дипломен_проект.docx
@@ -37,8 +37,6 @@
           <w:r>
             <w:t>Съдържание</w:t>
           </w:r>
-          <w:bookmarkStart w:id="0" w:name="_GoBack"/>
-          <w:bookmarkEnd w:id="0"/>
         </w:p>
         <w:p>
           <w:pPr>
@@ -178,6 +176,14 @@
                 <w:noProof/>
               </w:rPr>
               <w:t>Заключение</w:t>
+            </w:r>
+            <w:r>
+              <w:rPr>
+                <w:rStyle w:val="Hyperlink"/>
+                <w:noProof/>
+                <w:lang w:val="ru-RU"/>
+              </w:rPr>
+              <w:t xml:space="preserve"> </w:t>
             </w:r>
             <w:r>
               <w:rPr>
@@ -355,17 +361,1285 @@
       <w:pPr>
         <w:pStyle w:val="Heading1"/>
       </w:pPr>
-      <w:bookmarkStart w:id="1" w:name="_Toc219445202"/>
+      <w:bookmarkStart w:id="0" w:name="_Toc219445202"/>
       <w:r>
         <w:lastRenderedPageBreak/>
         <w:t>Увод</w:t>
       </w:r>
-      <w:bookmarkEnd w:id="1"/>
-    </w:p>
-    <w:p>
-      <w:bookmarkStart w:id="2" w:name="_Toc164562456"/>
-      <w:bookmarkStart w:id="3" w:name="_Toc164568069"/>
-      <w:bookmarkStart w:id="4" w:name="_Toc164627453"/>
+      <w:bookmarkStart w:id="1" w:name="_Toc164562456"/>
+      <w:bookmarkStart w:id="2" w:name="_Toc164568069"/>
+      <w:bookmarkStart w:id="3" w:name="_Toc164627453"/>
+      <w:bookmarkEnd w:id="0"/>
+    </w:p>
+    <w:p>
+      <w:pPr>
+        <w:rPr>
+          <w:lang w:eastAsia="bg-BG"/>
+        </w:rPr>
+      </w:pPr>
+      <w:r>
+        <w:rPr>
+          <w:lang w:eastAsia="bg-BG"/>
+        </w:rPr>
+        <w:t>подходи, технологии и софтуерни продукти, използвани за обработка на изображения, включително промяна на размера и добавяне на водни знаци, както и за разработка на уеб приложения. Това ще позволи да се обоснове изборът на конкретни инструменти и методи за реализацията на дипломния проект.</w:t>
+      </w:r>
+    </w:p>
+    <w:p>
+      <w:pPr>
+        <w:rPr>
+          <w:lang w:eastAsia="bg-BG"/>
+        </w:rPr>
+      </w:pPr>
+    </w:p>
+    <w:p>
+      <w:pPr>
+        <w:rPr>
+          <w:lang w:eastAsia="bg-BG"/>
+        </w:rPr>
+      </w:pPr>
+      <w:r>
+        <w:rPr>
+          <w:lang w:eastAsia="bg-BG"/>
+        </w:rPr>
+        <w:t>1.1. Технологии за обработка на изображения</w:t>
+      </w:r>
+    </w:p>
+    <w:p>
+      <w:pPr>
+        <w:rPr>
+          <w:lang w:eastAsia="bg-BG"/>
+        </w:rPr>
+      </w:pPr>
+      <w:r>
+        <w:rPr>
+          <w:lang w:eastAsia="bg-BG"/>
+        </w:rPr>
+        <w:t>Обработката на изображения е ключов аспект на настоящия проект, като включва промяна на размера (ресайз) до Full HD и добавяне на водни знаци. Съществуват множество библиотеки и фреймуърци, предназначени за работа с графика, както от страна на клиента, така и от страна на сървъра.</w:t>
+      </w:r>
+    </w:p>
+    <w:p>
+      <w:pPr>
+        <w:rPr>
+          <w:lang w:eastAsia="bg-BG"/>
+        </w:rPr>
+      </w:pPr>
+    </w:p>
+    <w:p>
+      <w:pPr>
+        <w:rPr>
+          <w:lang w:eastAsia="bg-BG"/>
+        </w:rPr>
+      </w:pPr>
+      <w:r>
+        <w:rPr>
+          <w:lang w:eastAsia="bg-BG"/>
+        </w:rPr>
+        <w:t>1.1.1. Сервърни библиотеки за обработка на изображения и налагане на водни знаци</w:t>
+      </w:r>
+    </w:p>
+    <w:p>
+      <w:pPr>
+        <w:rPr>
+          <w:lang w:eastAsia="bg-BG"/>
+        </w:rPr>
+      </w:pPr>
+      <w:r>
+        <w:rPr>
+          <w:lang w:eastAsia="bg-BG"/>
+        </w:rPr>
+        <w:t>На сървърна страна за работа с изображения и налагане на водни знаци широко се използват следните библиотеки:</w:t>
+      </w:r>
+    </w:p>
+    <w:p>
+      <w:pPr>
+        <w:rPr>
+          <w:lang w:eastAsia="bg-BG"/>
+        </w:rPr>
+      </w:pPr>
+    </w:p>
+    <w:p>
+      <w:pPr>
+        <w:rPr>
+          <w:lang w:eastAsia="bg-BG"/>
+        </w:rPr>
+      </w:pPr>
+      <w:r>
+        <w:rPr>
+          <w:lang w:eastAsia="bg-BG"/>
+        </w:rPr>
+        <w:t>Pillow (PIL Fork) за Python: Това е мощна и широко използвана библиотека за обработка на изображения на езика Python. Тя предоставя обширен набор от функции за отваряне, манипулиране и записване на изображения в различни формати. Pillow е изключително подходяща за задачите на този проект, тъй като поддържа:</w:t>
+      </w:r>
+    </w:p>
+    <w:p>
+      <w:pPr>
+        <w:rPr>
+          <w:lang w:eastAsia="bg-BG"/>
+        </w:rPr>
+      </w:pPr>
+      <w:r>
+        <w:rPr>
+          <w:lang w:eastAsia="bg-BG"/>
+        </w:rPr>
+        <w:t>Промяна на размера (Resizing): Ефективно преоразмеряване на изображения до определени размери (напр. Full HD) със запазване на пропорциите.</w:t>
+      </w:r>
+    </w:p>
+    <w:p>
+      <w:pPr>
+        <w:rPr>
+          <w:lang w:eastAsia="bg-BG"/>
+        </w:rPr>
+      </w:pPr>
+      <w:r>
+        <w:rPr>
+          <w:lang w:eastAsia="bg-BG"/>
+        </w:rPr>
+        <w:t xml:space="preserve">Налагане на водни знаци: Позволява добавяне както на текстов, така и на графичен воден знак (лого) върху изображение. Могат да се контролират позицията, </w:t>
+      </w:r>
+      <w:r>
+        <w:rPr>
+          <w:lang w:eastAsia="bg-BG"/>
+        </w:rPr>
+        <w:lastRenderedPageBreak/>
+        <w:t>прозрачността, ротацията и шрифта на текстовия воден знак, както и позицията и прозрачността на графичния.</w:t>
+      </w:r>
+    </w:p>
+    <w:p>
+      <w:pPr>
+        <w:rPr>
+          <w:lang w:eastAsia="bg-BG"/>
+        </w:rPr>
+      </w:pPr>
+      <w:r>
+        <w:rPr>
+          <w:lang w:eastAsia="bg-BG"/>
+        </w:rPr>
+        <w:t>Работа с формати: Поддържа JPEG/JPG и PNG, както и контрол върху качеството на компресия за JPEG.</w:t>
+      </w:r>
+    </w:p>
+    <w:p>
+      <w:pPr>
+        <w:rPr>
+          <w:lang w:eastAsia="bg-BG"/>
+        </w:rPr>
+      </w:pPr>
+      <w:r>
+        <w:rPr>
+          <w:lang w:eastAsia="bg-BG"/>
+        </w:rPr>
+        <w:t>Ефективност: Относително бърза и ресурсно ефективна за пакетна обработка.</w:t>
+      </w:r>
+    </w:p>
+    <w:p>
+      <w:pPr>
+        <w:rPr>
+          <w:lang w:eastAsia="bg-BG"/>
+        </w:rPr>
+      </w:pPr>
+      <w:r>
+        <w:rPr>
+          <w:lang w:eastAsia="bg-BG"/>
+        </w:rPr>
+        <w:t>OpenCV (Open Source Computer Vision Library): Въпреки че OpenCV по-често се асоциира с компютърно зрение, тя също така предоставя богат набор от функции за базова обработка на изображения, включително промяна на размера и налагане на водни знаци. Предлага висока производителност, но може да е по-сложна за имплементация за прости операции в сравнение с Pillow.</w:t>
+      </w:r>
+    </w:p>
+    <w:p>
+      <w:pPr>
+        <w:rPr>
+          <w:lang w:eastAsia="bg-BG"/>
+        </w:rPr>
+      </w:pPr>
+      <w:r>
+        <w:rPr>
+          <w:lang w:eastAsia="bg-BG"/>
+        </w:rPr>
+        <w:t>ImageMagick/GraphicsMagick: Това са мощни инструментариуми с команден ред за създаване, редактиране, композиране или конвертиране на растерни изображения. Те са изключително гъвкави и могат да изпълняват всички необходими операции: промяна на размера, добавяне на текст и изображения (включително водни знаци) с прецизен контрол върху позицията, прозрачността и други параметри. Тяхното интегриране в уеб приложение обикновено става чрез изпълнение на системни команди.</w:t>
+      </w:r>
+    </w:p>
+    <w:p>
+      <w:pPr>
+        <w:rPr>
+          <w:lang w:eastAsia="bg-BG"/>
+        </w:rPr>
+      </w:pPr>
+      <w:r>
+        <w:rPr>
+          <w:lang w:eastAsia="bg-BG"/>
+        </w:rPr>
+        <w:t>GD Graphics Library (за PHP): Разпространена библиотека за динамична обработка на изображения в уеб приложения на PHP. Позволява създаване и манипулиране на изображения, включително промяна на размера, добавяне на текст и водни знаци.</w:t>
+      </w:r>
+    </w:p>
+    <w:p>
+      <w:pPr>
+        <w:rPr>
+          <w:lang w:eastAsia="bg-BG"/>
+        </w:rPr>
+      </w:pPr>
+      <w:r>
+        <w:rPr>
+          <w:lang w:eastAsia="bg-BG"/>
+        </w:rPr>
+        <w:t>1.1.2. Подходи за налагане на водни знаци</w:t>
+      </w:r>
+    </w:p>
+    <w:p>
+      <w:pPr>
+        <w:rPr>
+          <w:lang w:eastAsia="bg-BG"/>
+        </w:rPr>
+      </w:pPr>
+      <w:r>
+        <w:rPr>
+          <w:lang w:eastAsia="bg-BG"/>
+        </w:rPr>
+        <w:t>Налагането на водни знаци може да бъде осъществено по няколко начина, всеки със своите предимства и недостатъци:</w:t>
+      </w:r>
+    </w:p>
+    <w:p>
+      <w:pPr>
+        <w:rPr>
+          <w:lang w:eastAsia="bg-BG"/>
+        </w:rPr>
+      </w:pPr>
+    </w:p>
+    <w:p>
+      <w:pPr>
+        <w:rPr>
+          <w:lang w:eastAsia="bg-BG"/>
+        </w:rPr>
+      </w:pPr>
+      <w:r>
+        <w:rPr>
+          <w:lang w:eastAsia="bg-BG"/>
+        </w:rPr>
+        <w:t xml:space="preserve">Текстов воден знак: Добавяне на текст (напр. името на автора, уебсайт, копирайт) директно върху изображението. Контролират се шрифт, размер, цвят, </w:t>
+      </w:r>
+      <w:r>
+        <w:rPr>
+          <w:lang w:eastAsia="bg-BG"/>
+        </w:rPr>
+        <w:lastRenderedPageBreak/>
+        <w:t>прозрачност и позиция. Предимството е, че не е необходимо отделно изображение за воден знак.</w:t>
+      </w:r>
+    </w:p>
+    <w:p>
+      <w:pPr>
+        <w:rPr>
+          <w:lang w:eastAsia="bg-BG"/>
+        </w:rPr>
+      </w:pPr>
+      <w:r>
+        <w:rPr>
+          <w:lang w:eastAsia="bg-BG"/>
+        </w:rPr>
+        <w:t>Графичен воден знак (лого): Добавяне на изображение (лого, икона) върху основното изображение. Важни параметри са позицията, размерът и прозрачността на логото. Това осигурява по-силна визуална идентичност.</w:t>
+      </w:r>
+    </w:p>
+    <w:p>
+      <w:pPr>
+        <w:rPr>
+          <w:lang w:eastAsia="bg-BG"/>
+        </w:rPr>
+      </w:pPr>
+      <w:r>
+        <w:rPr>
+          <w:lang w:eastAsia="bg-BG"/>
+        </w:rPr>
+        <w:t>Мозайка от водни знаци (Tiling): Повтаряне на водния знак (текстов или графичен) многократно по цялата повърхност на изображението. Това прави премахването на водния знак по-трудно, но може да е по-инвазивно към съдържанието.</w:t>
+      </w:r>
+    </w:p>
+    <w:p>
+      <w:pPr>
+        <w:rPr>
+          <w:lang w:eastAsia="bg-BG"/>
+        </w:rPr>
+      </w:pPr>
+      <w:r>
+        <w:rPr>
+          <w:lang w:eastAsia="bg-BG"/>
+        </w:rPr>
+        <w:t>Прозрачност (Opacity/Alpha Blending): Ключов параметър за всички видове водни знаци, който позволява водният знак да не скрива напълно основното изображение, като същевременно изпълнява своята защитна функция.</w:t>
+      </w:r>
+    </w:p>
+    <w:p>
+      <w:pPr>
+        <w:rPr>
+          <w:lang w:eastAsia="bg-BG"/>
+        </w:rPr>
+      </w:pPr>
+      <w:r>
+        <w:rPr>
+          <w:lang w:eastAsia="bg-BG"/>
+        </w:rPr>
+        <w:t>1.1.3. JavaScript библиотеки за клиентска обработка на изображения (предимно за визуализация)</w:t>
+      </w:r>
+    </w:p>
+    <w:p>
+      <w:pPr>
+        <w:rPr>
+          <w:lang w:eastAsia="bg-BG"/>
+        </w:rPr>
+      </w:pPr>
+      <w:r>
+        <w:rPr>
+          <w:lang w:eastAsia="bg-BG"/>
+        </w:rPr>
+        <w:t>В някои случаи, особено за предварителна обработка, валидация или визуализация на водния знак преди сървърна обработка, могат да се използват JavaScript библиотеки:</w:t>
+      </w:r>
+    </w:p>
+    <w:p>
+      <w:pPr>
+        <w:rPr>
+          <w:lang w:eastAsia="bg-BG"/>
+        </w:rPr>
+      </w:pPr>
+    </w:p>
+    <w:p>
+      <w:pPr>
+        <w:rPr>
+          <w:lang w:eastAsia="bg-BG"/>
+        </w:rPr>
+      </w:pPr>
+      <w:r>
+        <w:rPr>
+          <w:lang w:eastAsia="bg-BG"/>
+        </w:rPr>
+        <w:t>HTML5 Canvas API: Позволява директно манипулиране на пикселите на изображенията в браузъра. Може да се използва за предварително преоразмеряване, изрязване и дори визуализация на прости водни знаци, но има ограничения по производителност при работа с големи обеми данни или сложни операции.</w:t>
+      </w:r>
+    </w:p>
+    <w:p>
+      <w:pPr>
+        <w:rPr>
+          <w:lang w:eastAsia="bg-BG"/>
+        </w:rPr>
+      </w:pPr>
+      <w:r>
+        <w:rPr>
+          <w:lang w:eastAsia="bg-BG"/>
+        </w:rPr>
+        <w:t>Fabric.js: Мощна JavaScript библиотека за работа с Canvas. Позволява създаване и манипулиране на обекти на платното, включително изображения, текст, фигури. Може да бъде използвана за интерактивна визуализация на водния знак (позиция, размер, прозрачност) на клиентската страна, преди да се изпратят настройките към сървъра за финална обработка.</w:t>
+      </w:r>
+    </w:p>
+    <w:p>
+      <w:pPr>
+        <w:rPr>
+          <w:lang w:eastAsia="bg-BG"/>
+        </w:rPr>
+      </w:pPr>
+      <w:r>
+        <w:rPr>
+          <w:lang w:eastAsia="bg-BG"/>
+        </w:rPr>
+        <w:t>1.2. Технологии за уеб разработка</w:t>
+      </w:r>
+    </w:p>
+    <w:p>
+      <w:pPr>
+        <w:rPr>
+          <w:lang w:eastAsia="bg-BG"/>
+        </w:rPr>
+      </w:pPr>
+      <w:r>
+        <w:rPr>
+          <w:lang w:eastAsia="bg-BG"/>
+        </w:rPr>
+        <w:lastRenderedPageBreak/>
+        <w:t>За създаването на уеб приложение е необходимо да се избере стек от технологии, който ще осигури функционалност, производителност и мащабируемост.</w:t>
+      </w:r>
+    </w:p>
+    <w:p>
+      <w:pPr>
+        <w:rPr>
+          <w:lang w:eastAsia="bg-BG"/>
+        </w:rPr>
+      </w:pPr>
+    </w:p>
+    <w:p>
+      <w:pPr>
+        <w:rPr>
+          <w:lang w:eastAsia="bg-BG"/>
+        </w:rPr>
+      </w:pPr>
+      <w:r>
+        <w:rPr>
+          <w:lang w:eastAsia="bg-BG"/>
+        </w:rPr>
+        <w:t>1.2.1. Фреймуърци за бекенд</w:t>
+      </w:r>
+    </w:p>
+    <w:p>
+      <w:pPr>
+        <w:rPr>
+          <w:lang w:eastAsia="bg-BG"/>
+        </w:rPr>
+      </w:pPr>
+      <w:r>
+        <w:rPr>
+          <w:lang w:eastAsia="bg-BG"/>
+        </w:rPr>
+        <w:t>Django (Python): Високоуровнев уеб фреймуърк на Python, който поощрява бързата разработка и чист, прагматичен дизайн. Django включва ORM, админ панел, система за удостоверяване и много други. Подходящ за създаване на сложни уеб приложения, които може да изискват допълнителна функционалност в бъдеще.</w:t>
+      </w:r>
+    </w:p>
+    <w:p>
+      <w:pPr>
+        <w:rPr>
+          <w:lang w:eastAsia="bg-BG"/>
+        </w:rPr>
+      </w:pPr>
+      <w:r>
+        <w:rPr>
+          <w:lang w:eastAsia="bg-BG"/>
+        </w:rPr>
+        <w:t>Flask (Python): Микрофреймуърк на Python, който предоставя базови инструменти за уеб разработка, оставяйки на разработчика голяма свобода при избора на компоненти. Flask е идеален за по-малки и средни проекти, като този, където основната логика е обработката на изображения и няма нужда от пълноценен ORM или сложна система за управление на потребители извън базовата. Подходящ за изграждане на API за обработка на файлове.</w:t>
+      </w:r>
+    </w:p>
+    <w:p>
+      <w:pPr>
+        <w:rPr>
+          <w:lang w:eastAsia="bg-BG"/>
+        </w:rPr>
+      </w:pPr>
+      <w:r>
+        <w:rPr>
+          <w:lang w:eastAsia="bg-BG"/>
+        </w:rPr>
+        <w:t>Node.js (JavaScript) с Express.js: Среда за изпълнение на JavaScript на сървърна страна. Позволява изграждане на бързи и мащабируеми сървъри, особено подходящи за I/O операции. Добър избор, ако се предпочита JavaScript за целия стек (фронтенд и бекенд).</w:t>
+      </w:r>
+    </w:p>
+    <w:p>
+      <w:pPr>
+        <w:rPr>
+          <w:lang w:eastAsia="bg-BG"/>
+        </w:rPr>
+      </w:pPr>
+      <w:r>
+        <w:rPr>
+          <w:lang w:eastAsia="bg-BG"/>
+        </w:rPr>
+        <w:t>1.2.2. Технологии за фронтенд</w:t>
+      </w:r>
+    </w:p>
+    <w:p>
+      <w:pPr>
+        <w:rPr>
+          <w:lang w:eastAsia="bg-BG"/>
+        </w:rPr>
+      </w:pPr>
+      <w:r>
+        <w:rPr>
+          <w:lang w:eastAsia="bg-BG"/>
+        </w:rPr>
+        <w:t>HTML, CSS, JavaScript: Основата на всяка уеб страница. HTML дефинира структурата на уеб съдържанието, CSS описва представянето му, а JavaScript осигурява интерактивност.</w:t>
+      </w:r>
+    </w:p>
+    <w:p>
+      <w:pPr>
+        <w:rPr>
+          <w:lang w:eastAsia="bg-BG"/>
+        </w:rPr>
+      </w:pPr>
+      <w:r>
+        <w:rPr>
+          <w:lang w:eastAsia="bg-BG"/>
+        </w:rPr>
+        <w:t>Фреймуърци и библиотеки за фронтенд:</w:t>
+      </w:r>
+    </w:p>
+    <w:p>
+      <w:pPr>
+        <w:rPr>
+          <w:lang w:eastAsia="bg-BG"/>
+        </w:rPr>
+      </w:pPr>
+      <w:r>
+        <w:rPr>
+          <w:lang w:eastAsia="bg-BG"/>
+        </w:rPr>
+        <w:t>React / Vue.js / Angular: Модерни JavaScript фреймуърци, които улесняват създаването на сложни и реактивни потребителски интерфейси. Те могат да подобрят потребителското изживяване, особено при динамично зареждане на съдържание и интерактивни настройки за водни знаци. За проекта, Vue.js или React биха предложили добър баланс между функционалност и относителна лекота на внедряване.</w:t>
+      </w:r>
+    </w:p>
+    <w:p>
+      <w:pPr>
+        <w:rPr>
+          <w:lang w:eastAsia="bg-BG"/>
+        </w:rPr>
+      </w:pPr>
+      <w:r>
+        <w:rPr>
+          <w:lang w:eastAsia="bg-BG"/>
+        </w:rPr>
+        <w:lastRenderedPageBreak/>
+        <w:t>CSS фреймуърци:</w:t>
+      </w:r>
+    </w:p>
+    <w:p>
+      <w:pPr>
+        <w:rPr>
+          <w:lang w:eastAsia="bg-BG"/>
+        </w:rPr>
+      </w:pPr>
+      <w:r>
+        <w:rPr>
+          <w:lang w:eastAsia="bg-BG"/>
+        </w:rPr>
+        <w:t>Bootstrap: Популярен CSS фреймуърк, предоставящ готови компоненти и гъвкава мрежова система за създаване на адаптивни и визуално привлекателни потребителски интерфейси. Ускорява дизайна и осигурява добра съвместимост между браузърите.</w:t>
+      </w:r>
+    </w:p>
+    <w:p>
+      <w:pPr>
+        <w:rPr>
+          <w:lang w:eastAsia="bg-BG"/>
+        </w:rPr>
+      </w:pPr>
+      <w:r>
+        <w:rPr>
+          <w:lang w:eastAsia="bg-BG"/>
+        </w:rPr>
+        <w:t>1.2.3. Бази данни</w:t>
+      </w:r>
+    </w:p>
+    <w:p>
+      <w:pPr>
+        <w:rPr>
+          <w:lang w:eastAsia="bg-BG"/>
+        </w:rPr>
+      </w:pPr>
+      <w:r>
+        <w:rPr>
+          <w:lang w:eastAsia="bg-BG"/>
+        </w:rPr>
+        <w:t>За съхранение на информация (напр. потребителски сесии, настройки за водни знаци по подразбиране, история на обработка, ако е необходимо) могат да се използват различни типове бази данни:</w:t>
+      </w:r>
+    </w:p>
+    <w:p>
+      <w:pPr>
+        <w:rPr>
+          <w:lang w:eastAsia="bg-BG"/>
+        </w:rPr>
+      </w:pPr>
+    </w:p>
+    <w:p>
+      <w:pPr>
+        <w:rPr>
+          <w:lang w:eastAsia="bg-BG"/>
+        </w:rPr>
+      </w:pPr>
+      <w:r>
+        <w:rPr>
+          <w:lang w:eastAsia="bg-BG"/>
+        </w:rPr>
+        <w:t>Релационни БД (SQL): MySQL, PostgreSQL, SQLite. Подходящи за структурирани данни, например за съхранение на информация за потребителски акаунти или предварително зададени шаблони за водни знаци. SQLite е лека и удобна за малки проекти, без нужда от отделен сървър за база данни.</w:t>
+      </w:r>
+    </w:p>
+    <w:p>
+      <w:pPr>
+        <w:rPr>
+          <w:lang w:eastAsia="bg-BG"/>
+        </w:rPr>
+      </w:pPr>
+      <w:r>
+        <w:rPr>
+          <w:lang w:eastAsia="bg-BG"/>
+        </w:rPr>
+        <w:t>NoSQL БД: MongoDB, Redis. Могат да бъдат използвани за съхранение на по-гъвкави или кеширани данни.</w:t>
+      </w:r>
+    </w:p>
+    <w:p>
+      <w:pPr>
+        <w:rPr>
+          <w:lang w:eastAsia="bg-BG"/>
+        </w:rPr>
+      </w:pPr>
+      <w:r>
+        <w:rPr>
+          <w:lang w:eastAsia="bg-BG"/>
+        </w:rPr>
+        <w:t>1.3. Анализ на съществуващи уеб услуги за обработка на изображения и налагане на водни знаци</w:t>
+      </w:r>
+    </w:p>
+    <w:p>
+      <w:pPr>
+        <w:rPr>
+          <w:lang w:eastAsia="bg-BG"/>
+        </w:rPr>
+      </w:pPr>
+      <w:r>
+        <w:rPr>
+          <w:lang w:eastAsia="bg-BG"/>
+        </w:rPr>
+        <w:t>На пазара съществуват множество онлайн услуги, предлагащи функционалност по обработка на изображения и добавяне на водни знаци. Анализът на тези сервизи ще позволи да се идентифицират техните силни и слаби страни, както и да се определят уникални характеристики, които могат да бъдат реализирани в дипломния проект.</w:t>
+      </w:r>
+    </w:p>
+    <w:p>
+      <w:pPr>
+        <w:rPr>
+          <w:lang w:eastAsia="bg-BG"/>
+        </w:rPr>
+      </w:pPr>
+    </w:p>
+    <w:p>
+      <w:pPr>
+        <w:rPr>
+          <w:lang w:eastAsia="bg-BG"/>
+        </w:rPr>
+      </w:pPr>
+      <w:r>
+        <w:rPr>
+          <w:lang w:eastAsia="bg-BG"/>
+        </w:rPr>
+        <w:t>Watermarkly: Популярен онлайн инструмент, предлагащ широки възможности за налагане на текст и лого като водни знаци. Позволява пакетна обработка, персонализация на шрифтове, цветове, размери, прозрачност, завъртане и позиция. Поддържа различни изходни формати и качество. Негов плюс е интуитивният потребителски интерфейс.</w:t>
+      </w:r>
+    </w:p>
+    <w:p>
+      <w:pPr>
+        <w:rPr>
+          <w:lang w:eastAsia="bg-BG"/>
+        </w:rPr>
+      </w:pPr>
+      <w:r>
+        <w:rPr>
+          <w:lang w:eastAsia="bg-BG"/>
+        </w:rPr>
+        <w:lastRenderedPageBreak/>
+        <w:t>PicMonkey / Fotor: Тези инструменти са по-скоро комплексни онлайн редактори на изображения, които освен множество други функции, предлагат и опции за добавяне на водни знаци. Те обикновено са с богат набор от инструменти за редактиране, но може да са по-претрупани за конкретната задача за пакетна обработка и водни знаци.</w:t>
+      </w:r>
+    </w:p>
+    <w:p>
+      <w:pPr>
+        <w:rPr>
+          <w:lang w:eastAsia="bg-BG"/>
+        </w:rPr>
+      </w:pPr>
+      <w:r>
+        <w:rPr>
+          <w:lang w:eastAsia="bg-BG"/>
+        </w:rPr>
+        <w:t>iLoveIMG / TinyPNG: Тези услуги са фокусирани главно върху компресия, преоразмеряване и конвертиране на изображения. Някои от тях предлагат и основни функции за водни знаци, но обикновено не са толкова гъвкави в персонализацията им, колкото специализираните инструменти.</w:t>
+      </w:r>
+    </w:p>
+    <w:p>
+      <w:pPr>
+        <w:rPr>
+          <w:lang w:eastAsia="bg-BG"/>
+        </w:rPr>
+      </w:pPr>
+      <w:r>
+        <w:rPr>
+          <w:lang w:eastAsia="bg-BG"/>
+        </w:rPr>
+        <w:t>Изводи от анализа на съществуващи решения:</w:t>
+      </w:r>
+    </w:p>
+    <w:p>
+      <w:pPr>
+        <w:rPr>
+          <w:lang w:val="ru-RU" w:eastAsia="bg-BG"/>
+        </w:rPr>
+      </w:pPr>
+      <w:r>
+        <w:rPr>
+          <w:lang w:eastAsia="bg-BG"/>
+        </w:rPr>
+        <w:t>Много от съществуващите услуги предлагат богат набор от функции, но често са платени, имат ограничения за безплатните версии (брой изображения, размер, функции) или са прекалено сложни за потребители, които търсят само конкретна функционалност за пакетно преоразмеряване и налагане на воден знак. Целта на този дипломния проект е да се създаде специализиран, удобен и ефективен инструмент, който да предлага основните, но гъвкави опции за водни знаци и преоразмеряване, като същевременно е достъпен.</w:t>
+      </w:r>
+      <w:r>
+        <w:rPr>
+          <w:lang w:val="ru-RU" w:eastAsia="bg-BG"/>
+        </w:rPr>
+        <w:t xml:space="preserve">    </w:t>
+      </w:r>
+      <w:r>
+        <w:rPr>
+          <w:lang w:val="ru-RU" w:eastAsia="bg-BG"/>
+        </w:rPr>
+        <w:t>Както бе отбелязано, обработката на изображения е централен елемент на дипломния проект "Конвертор на изображения и воден знак (BatHh Image Processor)". Изборът на подходяща сървърна библиотека е от ключово значение за осигуряване на ефективност, стабилност и лекота на имплементация. Сред разгледаните опции – Pillow, OpenCV и ImageMagick/GraphicsMagick – Pillow (PIL Fork) за Python се откроява като оптимален избор за поставените задачи, особено в контекста на използване на Django като бекенд фреймуърк.</w:t>
+      </w:r>
+    </w:p>
+    <w:p>
+      <w:pPr>
+        <w:rPr>
+          <w:lang w:val="ru-RU" w:eastAsia="bg-BG"/>
+        </w:rPr>
+      </w:pPr>
+    </w:p>
+    <w:p>
+      <w:pPr>
+        <w:rPr>
+          <w:lang w:val="ru-RU" w:eastAsia="bg-BG"/>
+        </w:rPr>
+      </w:pPr>
+      <w:r>
+        <w:rPr>
+          <w:lang w:val="ru-RU" w:eastAsia="bg-BG"/>
+        </w:rPr>
+        <w:t>Детайлен анализ на възможностите на Pillow за проекта:</w:t>
+      </w:r>
+    </w:p>
+    <w:p>
+      <w:pPr>
+        <w:rPr>
+          <w:lang w:val="ru-RU" w:eastAsia="bg-BG"/>
+        </w:rPr>
+      </w:pPr>
+      <w:r>
+        <w:rPr>
+          <w:lang w:val="ru-RU" w:eastAsia="bg-BG"/>
+        </w:rPr>
+        <w:t>Пълна функционалност за основни операции: Pillow предоставя изчерпателен набор от функции, които пряко отговарят на изискванията на проекта:</w:t>
+      </w:r>
+    </w:p>
+    <w:p>
+      <w:pPr>
+        <w:rPr>
+          <w:lang w:val="ru-RU" w:eastAsia="bg-BG"/>
+        </w:rPr>
+      </w:pPr>
+    </w:p>
+    <w:p>
+      <w:pPr>
+        <w:rPr>
+          <w:lang w:val="ru-RU" w:eastAsia="bg-BG"/>
+        </w:rPr>
+      </w:pPr>
+      <w:r>
+        <w:rPr>
+          <w:lang w:val="ru-RU" w:eastAsia="bg-BG"/>
+        </w:rPr>
+        <w:lastRenderedPageBreak/>
+        <w:t>Промяна на размера (Resizing): Библиотеката позволява лесно и ефективно преоразмеряване на изображения до зададени размери, като Full HD (1920x1080), с опции за запазване на пропорциите (aspect ratio) и различни алгоритми за интерполация (напр. Image.LANCZOS за високо качество при намаляване). Това гарантира, че изображенията ще изглеждат добре след промяна на размера.</w:t>
+      </w:r>
+    </w:p>
+    <w:p>
+      <w:pPr>
+        <w:rPr>
+          <w:lang w:val="ru-RU" w:eastAsia="bg-BG"/>
+        </w:rPr>
+      </w:pPr>
+      <w:r>
+        <w:rPr>
+          <w:lang w:val="ru-RU" w:eastAsia="bg-BG"/>
+        </w:rPr>
+        <w:t>Поддръжка на формати: Pillow може да отваря, манипулира и записва изображения в множество популярни формати, включително JPEG/JPG и PNG, които са основните целеви формати за проекта. Позволява контрол върху качеството на компресия за JPEG, което е важно за балансиране между размер на файла и визуално качество.</w:t>
+      </w:r>
+    </w:p>
+    <w:p>
+      <w:pPr>
+        <w:rPr>
+          <w:lang w:val="ru-RU" w:eastAsia="bg-BG"/>
+        </w:rPr>
+      </w:pPr>
+      <w:r>
+        <w:rPr>
+          <w:lang w:val="ru-RU" w:eastAsia="bg-BG"/>
+        </w:rPr>
+        <w:t>Извличане на метаданни: Може да извлича основна информация за изображението (размери, режим на цветовете), което е полезно за валидация или по-интелигентна обработка.</w:t>
+      </w:r>
+    </w:p>
+    <w:p>
+      <w:pPr>
+        <w:rPr>
+          <w:lang w:val="ru-RU" w:eastAsia="bg-BG"/>
+        </w:rPr>
+      </w:pPr>
+      <w:r>
+        <w:rPr>
+          <w:lang w:val="ru-RU" w:eastAsia="bg-BG"/>
+        </w:rPr>
+        <w:t>Гъвкавост при налагане на водни знаци: Pillow е изключително гъвкава за имплементация на различни типове водни знаци:</w:t>
+      </w:r>
+    </w:p>
+    <w:p>
+      <w:pPr>
+        <w:rPr>
+          <w:lang w:val="ru-RU" w:eastAsia="bg-BG"/>
+        </w:rPr>
+      </w:pPr>
+    </w:p>
+    <w:p>
+      <w:pPr>
+        <w:rPr>
+          <w:lang w:val="ru-RU" w:eastAsia="bg-BG"/>
+        </w:rPr>
+      </w:pPr>
+      <w:r>
+        <w:rPr>
+          <w:lang w:val="ru-RU" w:eastAsia="bg-BG"/>
+        </w:rPr>
+        <w:t>Текстови водни знаци: Позволява създаване на ImageDraw обекти, върху които може да се изобразява текст. Контролират се шрифт (чрез ImageFont), размер, цвят (включително с алфа канал за прозрачност), позиция и ъгъл на завъртане. Това дава възможност за пълна персонализация на текстовия воден знак според изискванията на потребителя (напр. "My Copyright", "BatHh").</w:t>
+      </w:r>
+    </w:p>
+    <w:p>
+      <w:pPr>
+        <w:rPr>
+          <w:lang w:val="ru-RU" w:eastAsia="bg-BG"/>
+        </w:rPr>
+      </w:pPr>
+      <w:r>
+        <w:rPr>
+          <w:lang w:val="ru-RU" w:eastAsia="bg-BG"/>
+        </w:rPr>
+        <w:t>Графични водни знаци (лого): Изображенията за водни знаци (лого) могат лесно да бъдат заредени с Pillow, преоразмерени до желания размер и "поставени" върху основното изображение с помощта на метода Image.paste(). Ключова функция е възможността за контрол върху прозрачността на логото чрез комбиниране на изображения с алфа канал (Image.alpha_composite или използване на маска), което е задължително за ненатрапчив, но ефективен воден знак.</w:t>
+      </w:r>
+    </w:p>
+    <w:p>
+      <w:pPr>
+        <w:rPr>
+          <w:lang w:val="ru-RU" w:eastAsia="bg-BG"/>
+        </w:rPr>
+      </w:pPr>
+      <w:r>
+        <w:rPr>
+          <w:lang w:val="ru-RU" w:eastAsia="bg-BG"/>
+        </w:rPr>
+        <w:t xml:space="preserve">Контрол на прозрачността: Интегрираните функции за работа с алфа канали позволяват прецизен контрол върху прозрачността както на текстовите, така и на </w:t>
+      </w:r>
+      <w:r>
+        <w:rPr>
+          <w:lang w:val="ru-RU" w:eastAsia="bg-BG"/>
+        </w:rPr>
+        <w:lastRenderedPageBreak/>
+        <w:t>графичните водни знаци, осигурявайки баланс между защита на авторските права и запазване на визуалната цялост на оригиналното изображение.</w:t>
+      </w:r>
+    </w:p>
+    <w:p>
+      <w:pPr>
+        <w:rPr>
+          <w:lang w:val="ru-RU" w:eastAsia="bg-BG"/>
+        </w:rPr>
+      </w:pPr>
+      <w:r>
+        <w:rPr>
+          <w:lang w:val="ru-RU" w:eastAsia="bg-BG"/>
+        </w:rPr>
+        <w:t>Позициониране: Лесно се реализира позициониране на водния знак (напр. долен десен ъгъл, център, повтаряща се мозайка) чрез изчисляване на координатите върху платното на изображението.</w:t>
+      </w:r>
+    </w:p>
+    <w:p>
+      <w:pPr>
+        <w:rPr>
+          <w:lang w:val="ru-RU" w:eastAsia="bg-BG"/>
+        </w:rPr>
+      </w:pPr>
+      <w:r>
+        <w:rPr>
+          <w:lang w:val="ru-RU" w:eastAsia="bg-BG"/>
+        </w:rPr>
+        <w:t>Екосистема и интеграция с Python/Django:</w:t>
+      </w:r>
+    </w:p>
+    <w:p>
+      <w:pPr>
+        <w:rPr>
+          <w:lang w:val="ru-RU" w:eastAsia="bg-BG"/>
+        </w:rPr>
+      </w:pPr>
+    </w:p>
+    <w:p>
+      <w:pPr>
+        <w:rPr>
+          <w:lang w:val="ru-RU" w:eastAsia="bg-BG"/>
+        </w:rPr>
+      </w:pPr>
+      <w:r>
+        <w:rPr>
+          <w:lang w:val="ru-RU" w:eastAsia="bg-BG"/>
+        </w:rPr>
+        <w:t>Python Native: Като напълно написана на Python библиотека, Pillow се интегрира безпроблемно с Django. Няма нужда от допълнителни системни зависимости или външни изпълними файлове, както е при ImageMagick.</w:t>
+      </w:r>
+    </w:p>
+    <w:p>
+      <w:pPr>
+        <w:rPr>
+          <w:lang w:val="ru-RU" w:eastAsia="bg-BG"/>
+        </w:rPr>
+      </w:pPr>
+      <w:r>
+        <w:rPr>
+          <w:lang w:val="ru-RU" w:eastAsia="bg-BG"/>
+        </w:rPr>
+        <w:t>Лекота на използване: API на Pillow е интуитивен и добре документиран, което намалява кривата на обучение и ускорява разработката.</w:t>
+      </w:r>
+    </w:p>
+    <w:p>
+      <w:pPr>
+        <w:rPr>
+          <w:lang w:val="ru-RU" w:eastAsia="bg-BG"/>
+        </w:rPr>
+      </w:pPr>
+      <w:r>
+        <w:rPr>
+          <w:lang w:val="ru-RU" w:eastAsia="bg-BG"/>
+        </w:rPr>
+        <w:t>Стабилност и поддръжка: Pillow е активен проект с голяма общност и редовни актуализации, което гарантира стабилност и съвместимост с по-нови версии на Python и Django.</w:t>
+      </w:r>
+    </w:p>
+    <w:p>
+      <w:pPr>
+        <w:rPr>
+          <w:lang w:val="ru-RU" w:eastAsia="bg-BG"/>
+        </w:rPr>
+      </w:pPr>
+      <w:r>
+        <w:rPr>
+          <w:lang w:val="ru-RU" w:eastAsia="bg-BG"/>
+        </w:rPr>
+        <w:t>Ресурси: Задачите за обработка на изображения могат да бъдат интегрирани в Django views или асинхронни таскове (напр. с Celery), за да се избегне блокирането на уеб-сървъра по време на продължителни операции.</w:t>
+      </w:r>
+    </w:p>
+    <w:p>
+      <w:pPr>
+        <w:rPr>
+          <w:lang w:val="ru-RU" w:eastAsia="bg-BG"/>
+        </w:rPr>
+      </w:pPr>
+      <w:r>
+        <w:rPr>
+          <w:lang w:val="ru-RU" w:eastAsia="bg-BG"/>
+        </w:rPr>
+        <w:t>Сравнение с алтернативите в контекста на проекта:</w:t>
+      </w:r>
+    </w:p>
+    <w:p>
+      <w:pPr>
+        <w:rPr>
+          <w:lang w:val="ru-RU" w:eastAsia="bg-BG"/>
+        </w:rPr>
+      </w:pPr>
+      <w:r>
+        <w:rPr>
+          <w:lang w:val="ru-RU" w:eastAsia="bg-BG"/>
+        </w:rPr>
+        <w:t>OpenCV: Въпреки своята мощ за компютърно зрение и висока производителност, OpenCV често е по-сложна за базови манипулации на изображения като ресайз и налагане на водни знаци. Нейното използване би внесло ненужна сложност в проекта, предвид специфичните изисквания.</w:t>
+      </w:r>
+    </w:p>
+    <w:p>
+      <w:pPr>
+        <w:rPr>
+          <w:lang w:val="ru-RU" w:eastAsia="bg-BG"/>
+        </w:rPr>
+      </w:pPr>
+      <w:r>
+        <w:rPr>
+          <w:lang w:val="ru-RU" w:eastAsia="bg-BG"/>
+        </w:rPr>
+        <w:t xml:space="preserve">ImageMagick/GraphicsMagick: Те са изключително мощни, но тяхното интегриране в Python/Django приложение обикновено става чрез изпълнение на системни команди (subprocess). Това може да въведе проблеми със сигурността (инжекции), управлението на пътища и обработката на грешки. Докато за много сложни и редки операции те могат да бъдат незаменими, за нуждите на този проект, </w:t>
+      </w:r>
+      <w:r>
+        <w:rPr>
+          <w:lang w:val="ru-RU" w:eastAsia="bg-BG"/>
+        </w:rPr>
+        <w:lastRenderedPageBreak/>
+        <w:t>Pillow предлага по-елегантен и "родно" Python-ски подход без компромис с функционалността.</w:t>
+      </w:r>
+    </w:p>
+    <w:p>
+      <w:pPr>
+        <w:rPr>
+          <w:lang w:val="ru-RU" w:eastAsia="bg-BG"/>
+        </w:rPr>
+      </w:pPr>
+      <w:r>
+        <w:rPr>
+          <w:lang w:val="ru-RU" w:eastAsia="bg-BG"/>
+        </w:rPr>
+        <w:t>Обобщение за Pillow: Изборът на Pillow е обоснован от нейната изчерпателна функционалност, гъвкавост за реализация на различни видове водни знаци, отлична интеграция с Python/Django екосистемата, лекота на използване и активна поддръжка. Тя осигурява надеждна и ефективна основа за всички операции по обработка на изображения, заложени в проекта.</w:t>
+      </w:r>
+    </w:p>
+    <w:p>
+      <w:pPr>
+        <w:rPr>
+          <w:lang w:val="ru-RU" w:eastAsia="bg-BG"/>
+        </w:rPr>
+      </w:pPr>
+    </w:p>
+    <w:p>
+      <w:pPr>
+        <w:rPr>
+          <w:lang w:val="ru-RU" w:eastAsia="bg-BG"/>
+        </w:rPr>
+      </w:pPr>
+      <w:r>
+        <w:rPr>
+          <w:lang w:val="ru-RU" w:eastAsia="bg-BG"/>
+        </w:rPr>
+        <w:t>1.2.2. Технологии за фронтенд: Избор на Vue.js и Bootstrap</w:t>
+      </w:r>
+    </w:p>
+    <w:p>
+      <w:pPr>
+        <w:rPr>
+          <w:lang w:val="ru-RU" w:eastAsia="bg-BG"/>
+        </w:rPr>
+      </w:pPr>
+      <w:r>
+        <w:rPr>
+          <w:lang w:val="ru-RU" w:eastAsia="bg-BG"/>
+        </w:rPr>
+        <w:t>Изборът на фронтенд технологии е също толкова важен, колкото и на бекенд, тъй като той пряко влияе върху потребителското изживяване, скоростта на разработка и поддържаемостта на клиентската част на приложението. За проекта "Конвертор на изображения и воден знак (BatHh Image Processor)", който изисква интуитивен потребителски интерфейс за качване на файлове, настройка на параметри и визуализация на резултати, комбинацията от Vue.js и Bootstrap е оптимален избор.</w:t>
+      </w:r>
+    </w:p>
+    <w:p>
+      <w:pPr>
+        <w:rPr>
+          <w:lang w:val="ru-RU" w:eastAsia="bg-BG"/>
+        </w:rPr>
+      </w:pPr>
+    </w:p>
+    <w:p>
+      <w:pPr>
+        <w:rPr>
+          <w:lang w:val="ru-RU" w:eastAsia="bg-BG"/>
+        </w:rPr>
+      </w:pPr>
+      <w:r>
+        <w:rPr>
+          <w:lang w:val="ru-RU" w:eastAsia="bg-BG"/>
+        </w:rPr>
+        <w:t>Обоснование на избора на Vue.js:</w:t>
+      </w:r>
+    </w:p>
+    <w:p>
+      <w:pPr>
+        <w:rPr>
+          <w:lang w:val="ru-RU" w:eastAsia="bg-BG"/>
+        </w:rPr>
+      </w:pPr>
+      <w:r>
+        <w:rPr>
+          <w:lang w:val="ru-RU" w:eastAsia="bg-BG"/>
+        </w:rPr>
+        <w:t>Vue.js е прогресивен JavaScript фреймуърк за изграждане на потребителски интерфейси. Той е проектиран да бъде инкрементално приложим, което означава, че може лесно да се интегрира в съществуващи проекти или да се използва за изграждане на сложни едностранични приложения (SPA).</w:t>
+      </w:r>
+    </w:p>
+    <w:p>
+      <w:pPr>
+        <w:rPr>
+          <w:lang w:val="ru-RU" w:eastAsia="bg-BG"/>
+        </w:rPr>
+      </w:pPr>
+    </w:p>
+    <w:p>
+      <w:pPr>
+        <w:rPr>
+          <w:lang w:val="ru-RU" w:eastAsia="bg-BG"/>
+        </w:rPr>
+      </w:pPr>
+      <w:r>
+        <w:rPr>
+          <w:lang w:val="ru-RU" w:eastAsia="bg-BG"/>
+        </w:rPr>
+        <w:t>Лекота на усвояване и употреба: Vue.js е известен със своята ниска крива на обучение. За разлика от други фреймуърци като Angular, Vue.js е по-прост за стартиране и позволява бързо прототипиране и разработка. Това е значително предимство за дипломния проект, където времето е ограничено.</w:t>
+      </w:r>
+    </w:p>
+    <w:p>
+      <w:pPr>
+        <w:rPr>
+          <w:lang w:val="ru-RU" w:eastAsia="bg-BG"/>
+        </w:rPr>
+      </w:pPr>
+      <w:r>
+        <w:rPr>
+          <w:lang w:val="ru-RU" w:eastAsia="bg-BG"/>
+        </w:rPr>
+        <w:lastRenderedPageBreak/>
+        <w:t>Реактивност и динамичност: Vue.js предлага реактивна система за данни, която автоматично актуализира потребителския интерфейс при промяна на състоянието. Това е изключително полезно за:</w:t>
+      </w:r>
+    </w:p>
+    <w:p>
+      <w:pPr>
+        <w:rPr>
+          <w:lang w:val="ru-RU" w:eastAsia="bg-BG"/>
+        </w:rPr>
+      </w:pPr>
+      <w:r>
+        <w:rPr>
+          <w:lang w:val="ru-RU" w:eastAsia="bg-BG"/>
+        </w:rPr>
+        <w:t>Качване на файлове: Показване на прогрес бар, списък с качени изображения.</w:t>
+      </w:r>
+    </w:p>
+    <w:p>
+      <w:pPr>
+        <w:rPr>
+          <w:lang w:val="ru-RU" w:eastAsia="bg-BG"/>
+        </w:rPr>
+      </w:pPr>
+      <w:r>
+        <w:rPr>
+          <w:lang w:val="ru-RU" w:eastAsia="bg-BG"/>
+        </w:rPr>
+        <w:t>Настройка на водни знаци: Динамично показване на опции за текстов/графичен воден знак, плъзгачи за прозрачност, избор на позиция, промяна на текст.</w:t>
+      </w:r>
+    </w:p>
+    <w:p>
+      <w:pPr>
+        <w:rPr>
+          <w:lang w:val="ru-RU" w:eastAsia="bg-BG"/>
+        </w:rPr>
+      </w:pPr>
+      <w:r>
+        <w:rPr>
+          <w:lang w:val="ru-RU" w:eastAsia="bg-BG"/>
+        </w:rPr>
+        <w:t>Визуализация в реално време (потенциално): Въпреки че финалната обработка ще е на сървъра, Vue.js може да се използва за симулация или предварителен преглед на водния знак върху малък макет на изображението.</w:t>
+      </w:r>
+    </w:p>
+    <w:p>
+      <w:pPr>
+        <w:rPr>
+          <w:lang w:val="ru-RU" w:eastAsia="bg-BG"/>
+        </w:rPr>
+      </w:pPr>
+      <w:r>
+        <w:rPr>
+          <w:lang w:val="ru-RU" w:eastAsia="bg-BG"/>
+        </w:rPr>
+        <w:t>Компонентно-ориентирана архитектура: Vue.js насърчава разработката чрез компоненти, което позволява разделяне на потребителския интерфейс на малки, преизползваеми и самостоятелни части. Например, отделни компоненти могат да бъдат: "зареждане на изображение", "настройка на текстов воден знак", "настройка на графичен воден знак", "бутон за старт на обработка". Това прави кода по-организиран, лесен за поддръжка и разширяване.</w:t>
+      </w:r>
+    </w:p>
+    <w:p>
+      <w:pPr>
+        <w:rPr>
+          <w:lang w:val="ru-RU" w:eastAsia="bg-BG"/>
+        </w:rPr>
+      </w:pPr>
+      <w:r>
+        <w:rPr>
+          <w:lang w:val="ru-RU" w:eastAsia="bg-BG"/>
+        </w:rPr>
+        <w:t>Производителност: Vue.js е лек и ефективен, което допринася за бързо зареждане на страниците и плавна работа на потребителския интерфейс.</w:t>
+      </w:r>
+    </w:p>
+    <w:p>
+      <w:pPr>
+        <w:rPr>
+          <w:lang w:val="ru-RU" w:eastAsia="bg-BG"/>
+        </w:rPr>
+      </w:pPr>
+      <w:r>
+        <w:rPr>
+          <w:lang w:val="ru-RU" w:eastAsia="bg-BG"/>
+        </w:rPr>
+        <w:t>Добра интеграция с Django: Vue.js може лесно да се интегрира в Django проекти, като се използва Django за рендиране на основния HTML шаблон, а Vue.js "поема" контрола върху интерактивните части на страницата. Това позволява ефективно използване на силните страни и на двата фреймуърка.</w:t>
+      </w:r>
+    </w:p>
+    <w:p>
+      <w:pPr>
+        <w:rPr>
+          <w:lang w:val="ru-RU" w:eastAsia="bg-BG"/>
+        </w:rPr>
+      </w:pPr>
+      <w:r>
+        <w:rPr>
+          <w:lang w:val="ru-RU" w:eastAsia="bg-BG"/>
+        </w:rPr>
+        <w:t>Обоснование на избора на Bootstrap:</w:t>
+      </w:r>
+    </w:p>
+    <w:p>
+      <w:pPr>
+        <w:rPr>
+          <w:lang w:val="ru-RU" w:eastAsia="bg-BG"/>
+        </w:rPr>
+      </w:pPr>
+      <w:r>
+        <w:rPr>
+          <w:lang w:val="ru-RU" w:eastAsia="bg-BG"/>
+        </w:rPr>
+        <w:t>Bootstrap е най-популярният CSS фреймуърк, предназначен за създаване на адаптивни и визуално привлекателни уебсайтове и уеб приложения.</w:t>
+      </w:r>
+    </w:p>
+    <w:p>
+      <w:pPr>
+        <w:rPr>
+          <w:lang w:val="ru-RU" w:eastAsia="bg-BG"/>
+        </w:rPr>
+      </w:pPr>
+    </w:p>
+    <w:p>
+      <w:pPr>
+        <w:rPr>
+          <w:lang w:val="ru-RU" w:eastAsia="bg-BG"/>
+        </w:rPr>
+      </w:pPr>
+      <w:r>
+        <w:rPr>
+          <w:lang w:val="ru-RU" w:eastAsia="bg-BG"/>
+        </w:rPr>
+        <w:t xml:space="preserve">Бърза разработка на потребителски интерфейс: Bootstrap предоставя голям </w:t>
+      </w:r>
+      <w:bookmarkStart w:id="4" w:name="_GoBack"/>
+      <w:bookmarkEnd w:id="4"/>
+      <w:r>
+        <w:rPr>
+          <w:lang w:val="ru-RU" w:eastAsia="bg-BG"/>
+        </w:rPr>
+        <w:t xml:space="preserve">набор от готови HTML, CSS и JavaScript компоненти (навигации, форми, бутони, </w:t>
+      </w:r>
+      <w:r>
+        <w:rPr>
+          <w:lang w:val="ru-RU" w:eastAsia="bg-BG"/>
+        </w:rPr>
+        <w:lastRenderedPageBreak/>
+        <w:t>модални прозорци, решетъчна система). Това значително ускорява процеса на разработка, тъй като не е необходимо да се пише всеки CSS стил от нулата.</w:t>
+      </w:r>
+    </w:p>
+    <w:p>
+      <w:pPr>
+        <w:rPr>
+          <w:lang w:val="ru-RU" w:eastAsia="bg-BG"/>
+        </w:rPr>
+      </w:pPr>
+      <w:r>
+        <w:rPr>
+          <w:lang w:val="ru-RU" w:eastAsia="bg-BG"/>
+        </w:rPr>
+        <w:t>Адаптивен дизайн (Responsive Design): Всички компоненти на Bootstrap са проектирани да бъдат адаптивни, което означава, че интерфейсът автоматично ще се настройва към различни размери на екрана (десктоп, таблет, мобилен телефон). Това осигурява добро потребителско изживяване независимо от устройството, от което се достъпва приложението.</w:t>
+      </w:r>
+    </w:p>
+    <w:p>
+      <w:pPr>
+        <w:rPr>
+          <w:lang w:val="ru-RU" w:eastAsia="bg-BG"/>
+        </w:rPr>
+      </w:pPr>
+      <w:r>
+        <w:rPr>
+          <w:lang w:val="ru-RU" w:eastAsia="bg-BG"/>
+        </w:rPr>
+        <w:t>Консистентен външен вид: Използването на Bootstrap гарантира унифициран и професионален външен вид на цялото приложение, без да се налагат дълги часове за стилизиране.</w:t>
+      </w:r>
+    </w:p>
+    <w:p>
+      <w:pPr>
+        <w:rPr>
+          <w:lang w:val="ru-RU" w:eastAsia="bg-BG"/>
+        </w:rPr>
+      </w:pPr>
+      <w:r>
+        <w:rPr>
+          <w:lang w:val="ru-RU" w:eastAsia="bg-BG"/>
+        </w:rPr>
+        <w:t>Добра документация и голяма общност: Подобно на Django и Vue.js, Bootstrap има отлична документация и голяма общност, което улеснява намирането на решения и примери.</w:t>
+      </w:r>
+    </w:p>
+    <w:p>
+      <w:pPr>
+        <w:rPr>
+          <w:lang w:val="ru-RU" w:eastAsia="bg-BG"/>
+        </w:rPr>
+      </w:pPr>
+      <w:r>
+        <w:rPr>
+          <w:lang w:val="ru-RU" w:eastAsia="bg-BG"/>
+        </w:rPr>
+        <w:t>Обобщение за фронтенд технологиите: Комбинацията от Vue.js за реактивен и компонентно-ориентиран интерфейс и Bootstrap за бърз, адаптивен и естетичен дизайн създава мощна и ефективна фронтенд среда. Тази комбинация ще позволи създаването на интуитивен и функционален потребителски интерфейс за "BatHh Image Processor", който ще осигури отлично потребителско изживяване при взаимодействие с функциите за качване, настройка на водни знаци и управление на обработката</w:t>
+      </w:r>
+      <w:r>
+        <w:rPr>
+          <w:lang w:val="ru-RU" w:eastAsia="bg-BG"/>
+        </w:rPr>
+        <w:t xml:space="preserve">                                                                                              </w:t>
+      </w:r>
     </w:p>
     <w:p>
       <w:pPr>
@@ -399,9 +1673,9 @@
       <w:r>
         <w:t>Литература:</w:t>
       </w:r>
+      <w:bookmarkEnd w:id="1"/>
       <w:bookmarkEnd w:id="2"/>
       <w:bookmarkEnd w:id="3"/>
-      <w:bookmarkEnd w:id="4"/>
       <w:bookmarkEnd w:id="6"/>
     </w:p>
     <w:p>
@@ -424,7 +1698,13 @@
         <w:rPr>
           <w:lang w:val="en-US"/>
         </w:rPr>
-        <w:t xml:space="preserve">Bootstrap, </w:t>
+        <w:t>Bootstrap</w:t>
+      </w:r>
+      <w:r>
+        <w:rPr>
+          <w:lang w:val="ru-RU"/>
+        </w:rPr>
+        <w:t xml:space="preserve">, </w:t>
       </w:r>
       <w:r>
         <w:t>Асеневци, С 2019</w:t>
@@ -443,7 +1723,49 @@
         <w:rPr>
           <w:lang w:val="en-US"/>
         </w:rPr>
-        <w:t xml:space="preserve">D.K Academy, Python – </w:t>
+        <w:t>D</w:t>
+      </w:r>
+      <w:r>
+        <w:rPr>
+          <w:lang w:val="ru-RU"/>
+        </w:rPr>
+        <w:t>.</w:t>
+      </w:r>
+      <w:r>
+        <w:rPr>
+          <w:lang w:val="en-US"/>
+        </w:rPr>
+        <w:t>K</w:t>
+      </w:r>
+      <w:r>
+        <w:rPr>
+          <w:lang w:val="ru-RU"/>
+        </w:rPr>
+        <w:t xml:space="preserve"> </w:t>
+      </w:r>
+      <w:r>
+        <w:rPr>
+          <w:lang w:val="en-US"/>
+        </w:rPr>
+        <w:t>Academy</w:t>
+      </w:r>
+      <w:r>
+        <w:rPr>
+          <w:lang w:val="ru-RU"/>
+        </w:rPr>
+        <w:t xml:space="preserve">, </w:t>
+      </w:r>
+      <w:r>
+        <w:rPr>
+          <w:lang w:val="en-US"/>
+        </w:rPr>
+        <w:t>Python</w:t>
+      </w:r>
+      <w:r>
+        <w:rPr>
+          <w:lang w:val="ru-RU"/>
+        </w:rPr>
+        <w:t xml:space="preserve"> – </w:t>
       </w:r>
       <w:r>
         <w:t>практическо програмиране. Асеневци, С 2022</w:t>
@@ -459,6 +1781,7 @@
         <w:spacing w:after="160"/>
       </w:pPr>
       <w:r>
+        <w:lastRenderedPageBreak/>
         <w:t xml:space="preserve">Донълдсън, Тоби. Бързо ръководство:Програмиране с </w:t>
       </w:r>
       <w:r>
@@ -698,7 +2021,7 @@
           <w:rPr>
             <w:noProof/>
           </w:rPr>
-          <w:t>1</w:t>
+          <w:t>13</w:t>
         </w:r>
         <w:r>
           <w:rPr>
@@ -3781,7 +5104,7 @@
 </file>
 
 <file path=customXml/itemProps1.xml><?xml version="1.0" encoding="utf-8"?>
-<ds:datastoreItem xmlns:ds="http://schemas.openxmlformats.org/officeDocument/2006/customXml" ds:itemID="{32A4EDEA-1BEA-426E-9ADE-6A7C1B8A5EFE}">
+<ds:datastoreItem xmlns:ds="http://schemas.openxmlformats.org/officeDocument/2006/customXml" ds:itemID="{0499506F-5F20-4D44-BEB4-17BC1D07323F}">
   <ds:schemaRefs>
     <ds:schemaRef ds:uri="http://schemas.openxmlformats.org/officeDocument/2006/bibliography"/>
   </ds:schemaRefs>

--- a/DR/Дипломен_проект.docx
+++ b/DR/Дипломен_проект.docx
@@ -1565,15 +1565,7 @@
         <w:rPr>
           <w:lang w:val="ru-RU" w:eastAsia="bg-BG"/>
         </w:rPr>
-        <w:t xml:space="preserve">Бърза разработка на потребителски интерфейс: Bootstrap предоставя голям </w:t>
-      </w:r>
-      <w:bookmarkStart w:id="4" w:name="_GoBack"/>
-      <w:bookmarkEnd w:id="4"/>
-      <w:r>
-        <w:rPr>
-          <w:lang w:val="ru-RU" w:eastAsia="bg-BG"/>
-        </w:rPr>
-        <w:t xml:space="preserve">набор от готови HTML, CSS и JavaScript компоненти (навигации, форми, бутони, </w:t>
+        <w:t xml:space="preserve">Бърза разработка на потребителски интерфейс: Bootstrap предоставя голям набор от готови HTML, CSS и JavaScript компоненти (навигации, форми, бутони, </w:t>
       </w:r>
       <w:r>
         <w:rPr>
@@ -1645,37 +1637,1749 @@
       <w:pPr>
         <w:pStyle w:val="Heading1"/>
       </w:pPr>
-      <w:bookmarkStart w:id="5" w:name="_Toc219445203"/>
+      <w:bookmarkStart w:id="4" w:name="_Toc219445203"/>
       <w:r>
         <w:t>Заключение</w:t>
       </w:r>
-      <w:bookmarkEnd w:id="5"/>
-    </w:p>
-    <w:p/>
-    <w:p>
-      <w:pPr>
-        <w:rPr>
-          <w:rFonts w:asciiTheme="majorHAnsi" w:eastAsiaTheme="majorEastAsia" w:hAnsiTheme="majorHAnsi" w:cstheme="majorBidi"/>
+      <w:bookmarkEnd w:id="4"/>
+    </w:p>
+    <w:p>
+      <w:pPr>
+        <w:numPr>
+          <w:ilvl w:val="0"/>
+          <w:numId w:val="11"/>
+        </w:numPr>
+        <w:pBdr>
+          <w:top w:val="single" w:sz="2" w:space="0" w:color="E5E7EB"/>
+          <w:left w:val="single" w:sz="2" w:space="0" w:color="E5E7EB"/>
+          <w:bottom w:val="single" w:sz="2" w:space="0" w:color="E5E7EB"/>
+          <w:right w:val="single" w:sz="2" w:space="0" w:color="E5E7EB"/>
+        </w:pBdr>
+        <w:shd w:val="clear" w:color="auto" w:fill="151622"/>
+        <w:tabs>
+          <w:tab w:val="clear" w:pos="720"/>
+        </w:tabs>
+        <w:spacing w:before="288" w:after="144" w:line="240" w:lineRule="auto"/>
+        <w:ind w:left="0" w:firstLine="0"/>
+        <w:jc w:val="left"/>
+        <w:outlineLvl w:val="3"/>
+        <w:rPr>
+          <w:rFonts w:ascii="Segoe UI" w:eastAsia="Times New Roman" w:hAnsi="Segoe UI" w:cs="Segoe UI"/>
           <w:b/>
           <w:bCs/>
-          <w:smallCaps/>
-          <w:color w:val="000000" w:themeColor="text1"/>
-          <w:sz w:val="36"/>
-          <w:szCs w:val="36"/>
-        </w:rPr>
-      </w:pPr>
+          <w:lang w:eastAsia="bg-BG"/>
+        </w:rPr>
+      </w:pPr>
+      <w:r>
+        <w:rPr>
+          <w:rFonts w:ascii="Segoe UI" w:eastAsia="Times New Roman" w:hAnsi="Segoe UI" w:cs="Segoe UI"/>
+          <w:b/>
+          <w:bCs/>
+          <w:lang w:eastAsia="bg-BG"/>
+        </w:rPr>
+        <w:t>2.1. Функционална структура на системата</w:t>
+      </w:r>
+    </w:p>
+    <w:p>
+      <w:pPr>
+        <w:pBdr>
+          <w:top w:val="single" w:sz="2" w:space="0" w:color="E5E7EB"/>
+          <w:left w:val="single" w:sz="2" w:space="0" w:color="E5E7EB"/>
+          <w:bottom w:val="single" w:sz="2" w:space="0" w:color="E5E7EB"/>
+          <w:right w:val="single" w:sz="2" w:space="0" w:color="E5E7EB"/>
+        </w:pBdr>
+        <w:shd w:val="clear" w:color="auto" w:fill="151622"/>
+        <w:spacing w:after="150" w:line="240" w:lineRule="auto"/>
+        <w:ind w:firstLine="0"/>
+        <w:jc w:val="left"/>
+        <w:rPr>
+          <w:rFonts w:ascii="Segoe UI" w:eastAsia="Times New Roman" w:hAnsi="Segoe UI" w:cs="Segoe UI"/>
+          <w:lang w:eastAsia="bg-BG"/>
+        </w:rPr>
+      </w:pPr>
+      <w:r>
+        <w:rPr>
+          <w:rFonts w:ascii="Segoe UI" w:eastAsia="Times New Roman" w:hAnsi="Segoe UI" w:cs="Segoe UI"/>
+          <w:lang w:eastAsia="bg-BG"/>
+        </w:rPr>
+        <w:t>Приложението "BatHh Image Processor" е проектирано като модулна система, която разделя процеса на обработка на три основни етапа: входен контрол, манипулация на данни и изходно форматиране.</w:t>
+      </w:r>
+    </w:p>
+    <w:p>
+      <w:pPr>
+        <w:numPr>
+          <w:ilvl w:val="0"/>
+          <w:numId w:val="11"/>
+        </w:numPr>
+        <w:pBdr>
+          <w:top w:val="single" w:sz="2" w:space="0" w:color="E5E7EB"/>
+          <w:left w:val="single" w:sz="2" w:space="0" w:color="E5E7EB"/>
+          <w:bottom w:val="single" w:sz="2" w:space="0" w:color="E5E7EB"/>
+          <w:right w:val="single" w:sz="2" w:space="0" w:color="E5E7EB"/>
+        </w:pBdr>
+        <w:shd w:val="clear" w:color="auto" w:fill="151622"/>
+        <w:spacing w:before="100" w:beforeAutospacing="1" w:after="100" w:afterAutospacing="1" w:line="240" w:lineRule="auto"/>
+        <w:jc w:val="left"/>
+        <w:rPr>
+          <w:rFonts w:ascii="Segoe UI" w:eastAsia="Times New Roman" w:hAnsi="Segoe UI" w:cs="Segoe UI"/>
+          <w:lang w:eastAsia="bg-BG"/>
+        </w:rPr>
+      </w:pPr>
+      <w:r>
+        <w:rPr>
+          <w:rFonts w:ascii="Segoe UI" w:eastAsia="Times New Roman" w:hAnsi="Segoe UI" w:cs="Segoe UI"/>
+          <w:b/>
+          <w:bCs/>
+          <w:bdr w:val="single" w:sz="2" w:space="0" w:color="E5E7EB" w:frame="1"/>
+          <w:lang w:eastAsia="bg-BG"/>
+        </w:rPr>
+        <w:t>Модул за качване (Upload Module):</w:t>
+      </w:r>
+      <w:r>
+        <w:rPr>
+          <w:rFonts w:ascii="Segoe UI" w:eastAsia="Times New Roman" w:hAnsi="Segoe UI" w:cs="Segoe UI"/>
+          <w:lang w:eastAsia="bg-BG"/>
+        </w:rPr>
+        <w:t> Използва Django форми за приемане на множество файлове. Тук се извършва първична валидация на файловите разширения (поддръжка на .jpg, .jpeg, .png).</w:t>
+      </w:r>
+    </w:p>
+    <w:p>
+      <w:pPr>
+        <w:numPr>
+          <w:ilvl w:val="0"/>
+          <w:numId w:val="11"/>
+        </w:numPr>
+        <w:pBdr>
+          <w:top w:val="single" w:sz="2" w:space="0" w:color="E5E7EB"/>
+          <w:left w:val="single" w:sz="2" w:space="0" w:color="E5E7EB"/>
+          <w:bottom w:val="single" w:sz="2" w:space="0" w:color="E5E7EB"/>
+          <w:right w:val="single" w:sz="2" w:space="0" w:color="E5E7EB"/>
+        </w:pBdr>
+        <w:shd w:val="clear" w:color="auto" w:fill="151622"/>
+        <w:spacing w:after="0" w:afterAutospacing="1" w:line="240" w:lineRule="auto"/>
+        <w:jc w:val="left"/>
+        <w:rPr>
+          <w:rFonts w:ascii="Segoe UI" w:eastAsia="Times New Roman" w:hAnsi="Segoe UI" w:cs="Segoe UI"/>
+          <w:lang w:eastAsia="bg-BG"/>
+        </w:rPr>
+      </w:pPr>
+      <w:r>
+        <w:rPr>
+          <w:rFonts w:ascii="Segoe UI" w:eastAsia="Times New Roman" w:hAnsi="Segoe UI" w:cs="Segoe UI"/>
+          <w:b/>
+          <w:bCs/>
+          <w:bdr w:val="single" w:sz="2" w:space="0" w:color="E5E7EB" w:frame="1"/>
+          <w:lang w:eastAsia="bg-BG"/>
+        </w:rPr>
+        <w:t>Ядро за обработка (Processing Core):</w:t>
+      </w:r>
+      <w:r>
+        <w:rPr>
+          <w:rFonts w:ascii="Segoe UI" w:eastAsia="Times New Roman" w:hAnsi="Segoe UI" w:cs="Segoe UI"/>
+          <w:lang w:eastAsia="bg-BG"/>
+        </w:rPr>
+        <w:t> Изградено чрез библиотеката </w:t>
+      </w:r>
+      <w:r>
+        <w:rPr>
+          <w:rFonts w:ascii="Segoe UI" w:eastAsia="Times New Roman" w:hAnsi="Segoe UI" w:cs="Segoe UI"/>
+          <w:b/>
+          <w:bCs/>
+          <w:bdr w:val="single" w:sz="2" w:space="0" w:color="E5E7EB" w:frame="1"/>
+          <w:lang w:eastAsia="bg-BG"/>
+        </w:rPr>
+        <w:t>Pillow</w:t>
+      </w:r>
+      <w:r>
+        <w:rPr>
+          <w:rFonts w:ascii="Segoe UI" w:eastAsia="Times New Roman" w:hAnsi="Segoe UI" w:cs="Segoe UI"/>
+          <w:lang w:eastAsia="bg-BG"/>
+        </w:rPr>
+        <w:t xml:space="preserve">. Този модул отваря всяко изображение, прилага </w:t>
+      </w:r>
+      <w:r>
+        <w:rPr>
+          <w:rFonts w:ascii="Segoe UI" w:eastAsia="Times New Roman" w:hAnsi="Segoe UI" w:cs="Segoe UI"/>
+          <w:lang w:eastAsia="bg-BG"/>
+        </w:rPr>
+        <w:lastRenderedPageBreak/>
+        <w:t>алгоритъм за преоразмеряване </w:t>
+      </w:r>
+      <w:r>
+        <w:rPr>
+          <w:rFonts w:ascii="Consolas" w:eastAsia="Times New Roman" w:hAnsi="Consolas" w:cs="Courier New"/>
+          <w:sz w:val="20"/>
+          <w:szCs w:val="20"/>
+          <w:bdr w:val="single" w:sz="2" w:space="2" w:color="E5E7EB" w:frame="1"/>
+          <w:lang w:eastAsia="bg-BG"/>
+        </w:rPr>
+        <w:t>Image.LANCZOS</w:t>
+      </w:r>
+      <w:r>
+        <w:rPr>
+          <w:rFonts w:ascii="Segoe UI" w:eastAsia="Times New Roman" w:hAnsi="Segoe UI" w:cs="Segoe UI"/>
+          <w:lang w:eastAsia="bg-BG"/>
+        </w:rPr>
+        <w:t> (за запазване на детайлността) и налага водния знак чрез смесване на слоеве (alpha compositing).</w:t>
+      </w:r>
+    </w:p>
+    <w:p>
+      <w:pPr>
+        <w:numPr>
+          <w:ilvl w:val="0"/>
+          <w:numId w:val="11"/>
+        </w:numPr>
+        <w:pBdr>
+          <w:top w:val="single" w:sz="2" w:space="0" w:color="E5E7EB"/>
+          <w:left w:val="single" w:sz="2" w:space="0" w:color="E5E7EB"/>
+          <w:bottom w:val="single" w:sz="2" w:space="0" w:color="E5E7EB"/>
+          <w:right w:val="single" w:sz="2" w:space="0" w:color="E5E7EB"/>
+        </w:pBdr>
+        <w:shd w:val="clear" w:color="auto" w:fill="151622"/>
+        <w:spacing w:after="0" w:afterAutospacing="1" w:line="240" w:lineRule="auto"/>
+        <w:jc w:val="left"/>
+        <w:rPr>
+          <w:rFonts w:ascii="Segoe UI" w:eastAsia="Times New Roman" w:hAnsi="Segoe UI" w:cs="Segoe UI"/>
+          <w:lang w:eastAsia="bg-BG"/>
+        </w:rPr>
+      </w:pPr>
+      <w:r>
+        <w:rPr>
+          <w:rFonts w:ascii="Segoe UI" w:eastAsia="Times New Roman" w:hAnsi="Segoe UI" w:cs="Segoe UI"/>
+          <w:b/>
+          <w:bCs/>
+          <w:bdr w:val="single" w:sz="2" w:space="0" w:color="E5E7EB" w:frame="1"/>
+          <w:lang w:eastAsia="bg-BG"/>
+        </w:rPr>
+        <w:t>Архивиращ модул (Compression Module):</w:t>
+      </w:r>
+      <w:r>
+        <w:rPr>
+          <w:rFonts w:ascii="Segoe UI" w:eastAsia="Times New Roman" w:hAnsi="Segoe UI" w:cs="Segoe UI"/>
+          <w:lang w:eastAsia="bg-BG"/>
+        </w:rPr>
+        <w:t> След обработка, файловете не се изпращат поотделно, а се групират в паметта чрез библиотеката </w:t>
+      </w:r>
+      <w:r>
+        <w:rPr>
+          <w:rFonts w:ascii="Consolas" w:eastAsia="Times New Roman" w:hAnsi="Consolas" w:cs="Courier New"/>
+          <w:sz w:val="20"/>
+          <w:szCs w:val="20"/>
+          <w:bdr w:val="single" w:sz="2" w:space="2" w:color="E5E7EB" w:frame="1"/>
+          <w:lang w:eastAsia="bg-BG"/>
+        </w:rPr>
+        <w:t>zipfile</w:t>
+      </w:r>
+      <w:r>
+        <w:rPr>
+          <w:rFonts w:ascii="Segoe UI" w:eastAsia="Times New Roman" w:hAnsi="Segoe UI" w:cs="Segoe UI"/>
+          <w:lang w:eastAsia="bg-BG"/>
+        </w:rPr>
+        <w:t>, което намалява мрежовия трафик и улеснява крайния потребител.</w:t>
+      </w:r>
+    </w:p>
+    <w:p>
+      <w:pPr>
+        <w:numPr>
+          <w:ilvl w:val="0"/>
+          <w:numId w:val="11"/>
+        </w:numPr>
+        <w:pBdr>
+          <w:top w:val="single" w:sz="2" w:space="0" w:color="E5E7EB"/>
+          <w:left w:val="single" w:sz="2" w:space="0" w:color="E5E7EB"/>
+          <w:bottom w:val="single" w:sz="2" w:space="0" w:color="E5E7EB"/>
+          <w:right w:val="single" w:sz="2" w:space="0" w:color="E5E7EB"/>
+        </w:pBdr>
+        <w:shd w:val="clear" w:color="auto" w:fill="151622"/>
+        <w:tabs>
+          <w:tab w:val="clear" w:pos="720"/>
+        </w:tabs>
+        <w:spacing w:before="288" w:after="144" w:line="240" w:lineRule="auto"/>
+        <w:ind w:left="0" w:firstLine="0"/>
+        <w:jc w:val="left"/>
+        <w:outlineLvl w:val="3"/>
+        <w:rPr>
+          <w:rFonts w:ascii="Segoe UI" w:eastAsia="Times New Roman" w:hAnsi="Segoe UI" w:cs="Segoe UI"/>
+          <w:b/>
+          <w:bCs/>
+          <w:lang w:eastAsia="bg-BG"/>
+        </w:rPr>
+      </w:pPr>
+      <w:r>
+        <w:rPr>
+          <w:rFonts w:ascii="Segoe UI" w:eastAsia="Times New Roman" w:hAnsi="Segoe UI" w:cs="Segoe UI"/>
+          <w:b/>
+          <w:bCs/>
+          <w:lang w:eastAsia="bg-BG"/>
+        </w:rPr>
+        <w:t>2.2. Алгоритъм за налагане на воден знак (Watermarking Algorithm)</w:t>
+      </w:r>
+    </w:p>
+    <w:p>
+      <w:pPr>
+        <w:pBdr>
+          <w:top w:val="single" w:sz="2" w:space="0" w:color="E5E7EB"/>
+          <w:left w:val="single" w:sz="2" w:space="0" w:color="E5E7EB"/>
+          <w:bottom w:val="single" w:sz="2" w:space="0" w:color="E5E7EB"/>
+          <w:right w:val="single" w:sz="2" w:space="0" w:color="E5E7EB"/>
+        </w:pBdr>
+        <w:shd w:val="clear" w:color="auto" w:fill="151622"/>
+        <w:spacing w:after="150" w:line="240" w:lineRule="auto"/>
+        <w:ind w:firstLine="0"/>
+        <w:jc w:val="left"/>
+        <w:rPr>
+          <w:rFonts w:ascii="Segoe UI" w:eastAsia="Times New Roman" w:hAnsi="Segoe UI" w:cs="Segoe UI"/>
+          <w:lang w:eastAsia="bg-BG"/>
+        </w:rPr>
+      </w:pPr>
+      <w:r>
+        <w:rPr>
+          <w:rFonts w:ascii="Segoe UI" w:eastAsia="Times New Roman" w:hAnsi="Segoe UI" w:cs="Segoe UI"/>
+          <w:lang w:eastAsia="bg-BG"/>
+        </w:rPr>
+        <w:t>В проекта е реализиран интелигентен алгоритъм за позициониране на водния знак. Процесът следва следните стъпки в кода:</w:t>
+      </w:r>
+    </w:p>
+    <w:p>
+      <w:pPr>
+        <w:numPr>
+          <w:ilvl w:val="0"/>
+          <w:numId w:val="12"/>
+        </w:numPr>
+        <w:pBdr>
+          <w:top w:val="single" w:sz="2" w:space="0" w:color="E5E7EB"/>
+          <w:left w:val="single" w:sz="2" w:space="0" w:color="E5E7EB"/>
+          <w:bottom w:val="single" w:sz="2" w:space="0" w:color="E5E7EB"/>
+          <w:right w:val="single" w:sz="2" w:space="0" w:color="E5E7EB"/>
+        </w:pBdr>
+        <w:shd w:val="clear" w:color="auto" w:fill="151622"/>
+        <w:spacing w:before="100" w:beforeAutospacing="1" w:after="100" w:afterAutospacing="1" w:line="240" w:lineRule="auto"/>
+        <w:jc w:val="left"/>
+        <w:rPr>
+          <w:rFonts w:ascii="Segoe UI" w:eastAsia="Times New Roman" w:hAnsi="Segoe UI" w:cs="Segoe UI"/>
+          <w:lang w:eastAsia="bg-BG"/>
+        </w:rPr>
+      </w:pPr>
+      <w:r>
+        <w:rPr>
+          <w:rFonts w:ascii="Segoe UI" w:eastAsia="Times New Roman" w:hAnsi="Segoe UI" w:cs="Segoe UI"/>
+          <w:b/>
+          <w:bCs/>
+          <w:bdr w:val="single" w:sz="2" w:space="0" w:color="E5E7EB" w:frame="1"/>
+          <w:lang w:eastAsia="bg-BG"/>
+        </w:rPr>
+        <w:t>Изчисляване на пропорциите:</w:t>
+      </w:r>
+      <w:r>
+        <w:rPr>
+          <w:rFonts w:ascii="Segoe UI" w:eastAsia="Times New Roman" w:hAnsi="Segoe UI" w:cs="Segoe UI"/>
+          <w:lang w:eastAsia="bg-BG"/>
+        </w:rPr>
+        <w:t> Водният знак се мащабира автоматично спрямо размера на основното изображение, за да не бъде твърде малък или твърде натрапчив.</w:t>
+      </w:r>
+    </w:p>
+    <w:p>
+      <w:pPr>
+        <w:numPr>
+          <w:ilvl w:val="0"/>
+          <w:numId w:val="12"/>
+        </w:numPr>
+        <w:pBdr>
+          <w:top w:val="single" w:sz="2" w:space="0" w:color="E5E7EB"/>
+          <w:left w:val="single" w:sz="2" w:space="0" w:color="E5E7EB"/>
+          <w:bottom w:val="single" w:sz="2" w:space="0" w:color="E5E7EB"/>
+          <w:right w:val="single" w:sz="2" w:space="0" w:color="E5E7EB"/>
+        </w:pBdr>
+        <w:shd w:val="clear" w:color="auto" w:fill="151622"/>
+        <w:spacing w:before="60" w:after="100" w:afterAutospacing="1" w:line="240" w:lineRule="auto"/>
+        <w:jc w:val="left"/>
+        <w:rPr>
+          <w:rFonts w:ascii="Segoe UI" w:eastAsia="Times New Roman" w:hAnsi="Segoe UI" w:cs="Segoe UI"/>
+          <w:lang w:eastAsia="bg-BG"/>
+        </w:rPr>
+      </w:pPr>
+      <w:r>
+        <w:rPr>
+          <w:rFonts w:ascii="Segoe UI" w:eastAsia="Times New Roman" w:hAnsi="Segoe UI" w:cs="Segoe UI"/>
+          <w:b/>
+          <w:bCs/>
+          <w:bdr w:val="single" w:sz="2" w:space="0" w:color="E5E7EB" w:frame="1"/>
+          <w:lang w:eastAsia="bg-BG"/>
+        </w:rPr>
+        <w:t>Управление на прозрачността:</w:t>
+      </w:r>
+      <w:r>
+        <w:rPr>
+          <w:rFonts w:ascii="Segoe UI" w:eastAsia="Times New Roman" w:hAnsi="Segoe UI" w:cs="Segoe UI"/>
+          <w:lang w:eastAsia="bg-BG"/>
+        </w:rPr>
+        <w:t> Използва се RGBA режим (Red, Green, Blue, Alpha). Текстът или логото се рендират върху нов прозрачен слой, чийто интензитет се регулира от потребителя (например 50% прозрачност), преди да бъде "залепен" върху оригиналната снимка.</w:t>
+      </w:r>
+    </w:p>
+    <w:p>
+      <w:pPr>
+        <w:numPr>
+          <w:ilvl w:val="0"/>
+          <w:numId w:val="12"/>
+        </w:numPr>
+        <w:pBdr>
+          <w:top w:val="single" w:sz="2" w:space="0" w:color="E5E7EB"/>
+          <w:left w:val="single" w:sz="2" w:space="0" w:color="E5E7EB"/>
+          <w:bottom w:val="single" w:sz="2" w:space="0" w:color="E5E7EB"/>
+          <w:right w:val="single" w:sz="2" w:space="0" w:color="E5E7EB"/>
+        </w:pBdr>
+        <w:shd w:val="clear" w:color="auto" w:fill="151622"/>
+        <w:spacing w:before="60" w:after="100" w:afterAutospacing="1" w:line="240" w:lineRule="auto"/>
+        <w:jc w:val="left"/>
+        <w:rPr>
+          <w:rFonts w:ascii="Segoe UI" w:eastAsia="Times New Roman" w:hAnsi="Segoe UI" w:cs="Segoe UI"/>
+          <w:lang w:eastAsia="bg-BG"/>
+        </w:rPr>
+      </w:pPr>
+      <w:r>
+        <w:rPr>
+          <w:rFonts w:ascii="Segoe UI" w:eastAsia="Times New Roman" w:hAnsi="Segoe UI" w:cs="Segoe UI"/>
+          <w:b/>
+          <w:bCs/>
+          <w:bdr w:val="single" w:sz="2" w:space="0" w:color="E5E7EB" w:frame="1"/>
+          <w:lang w:eastAsia="bg-BG"/>
+        </w:rPr>
+        <w:t>Позициониране:</w:t>
+      </w:r>
+      <w:r>
+        <w:rPr>
+          <w:rFonts w:ascii="Segoe UI" w:eastAsia="Times New Roman" w:hAnsi="Segoe UI" w:cs="Segoe UI"/>
+          <w:lang w:eastAsia="bg-BG"/>
+        </w:rPr>
+        <w:t> Програмата изчислява координатите </w:t>
+      </w:r>
+      <w:r>
+        <w:rPr>
+          <w:rFonts w:eastAsia="Times New Roman"/>
+          <w:sz w:val="29"/>
+          <w:szCs w:val="29"/>
+          <w:bdr w:val="none" w:sz="0" w:space="0" w:color="auto" w:frame="1"/>
+          <w:lang w:eastAsia="bg-BG"/>
+        </w:rPr>
+        <w:t>(x,y)</w:t>
+      </w:r>
+      <w:r>
+        <w:rPr>
+          <w:rFonts w:eastAsia="Times New Roman"/>
+          <w:sz w:val="29"/>
+          <w:szCs w:val="29"/>
+          <w:bdr w:val="single" w:sz="2" w:space="0" w:color="E5E7EB" w:frame="1"/>
+          <w:lang w:eastAsia="bg-BG"/>
+        </w:rPr>
+        <w:t>(</w:t>
+      </w:r>
+      <w:r>
+        <w:rPr>
+          <w:rFonts w:ascii="KaTeX_Math" w:eastAsia="Times New Roman" w:hAnsi="KaTeX_Math"/>
+          <w:i/>
+          <w:iCs/>
+          <w:sz w:val="29"/>
+          <w:szCs w:val="29"/>
+          <w:bdr w:val="single" w:sz="2" w:space="0" w:color="E5E7EB" w:frame="1"/>
+          <w:lang w:eastAsia="bg-BG"/>
+        </w:rPr>
+        <w:t>x</w:t>
+      </w:r>
+      <w:r>
+        <w:rPr>
+          <w:rFonts w:eastAsia="Times New Roman"/>
+          <w:sz w:val="29"/>
+          <w:szCs w:val="29"/>
+          <w:bdr w:val="single" w:sz="2" w:space="0" w:color="E5E7EB" w:frame="1"/>
+          <w:lang w:eastAsia="bg-BG"/>
+        </w:rPr>
+        <w:t>,</w:t>
+      </w:r>
+      <w:r>
+        <w:rPr>
+          <w:rFonts w:ascii="KaTeX_Math" w:eastAsia="Times New Roman" w:hAnsi="KaTeX_Math"/>
+          <w:i/>
+          <w:iCs/>
+          <w:sz w:val="29"/>
+          <w:szCs w:val="29"/>
+          <w:bdr w:val="single" w:sz="2" w:space="0" w:color="E5E7EB" w:frame="1"/>
+          <w:lang w:eastAsia="bg-BG"/>
+        </w:rPr>
+        <w:t>y</w:t>
+      </w:r>
+      <w:r>
+        <w:rPr>
+          <w:rFonts w:eastAsia="Times New Roman"/>
+          <w:sz w:val="29"/>
+          <w:szCs w:val="29"/>
+          <w:bdr w:val="single" w:sz="2" w:space="0" w:color="E5E7EB" w:frame="1"/>
+          <w:lang w:eastAsia="bg-BG"/>
+        </w:rPr>
+        <w:t>)</w:t>
+      </w:r>
+      <w:r>
+        <w:rPr>
+          <w:rFonts w:ascii="Segoe UI" w:eastAsia="Times New Roman" w:hAnsi="Segoe UI" w:cs="Segoe UI"/>
+          <w:lang w:eastAsia="bg-BG"/>
+        </w:rPr>
+        <w:t> на базата на избрания ъгъл (напр. долен десен), като се вземат предвид ширината и височината на изображението минус размерите на самия воден знак и малък отстъп (padding).</w:t>
+      </w:r>
+    </w:p>
+    <w:p>
+      <w:pPr>
+        <w:numPr>
+          <w:ilvl w:val="0"/>
+          <w:numId w:val="11"/>
+        </w:numPr>
+        <w:pBdr>
+          <w:top w:val="single" w:sz="2" w:space="0" w:color="E5E7EB"/>
+          <w:left w:val="single" w:sz="2" w:space="0" w:color="E5E7EB"/>
+          <w:bottom w:val="single" w:sz="2" w:space="0" w:color="E5E7EB"/>
+          <w:right w:val="single" w:sz="2" w:space="0" w:color="E5E7EB"/>
+        </w:pBdr>
+        <w:shd w:val="clear" w:color="auto" w:fill="151622"/>
+        <w:tabs>
+          <w:tab w:val="clear" w:pos="720"/>
+        </w:tabs>
+        <w:spacing w:before="288" w:after="144" w:line="240" w:lineRule="auto"/>
+        <w:ind w:left="0" w:firstLine="0"/>
+        <w:jc w:val="left"/>
+        <w:outlineLvl w:val="3"/>
+        <w:rPr>
+          <w:rFonts w:ascii="Segoe UI" w:eastAsia="Times New Roman" w:hAnsi="Segoe UI" w:cs="Segoe UI"/>
+          <w:b/>
+          <w:bCs/>
+          <w:lang w:eastAsia="bg-BG"/>
+        </w:rPr>
+      </w:pPr>
+      <w:r>
+        <w:rPr>
+          <w:rFonts w:ascii="Segoe UI" w:eastAsia="Times New Roman" w:hAnsi="Segoe UI" w:cs="Segoe UI"/>
+          <w:b/>
+          <w:bCs/>
+          <w:lang w:eastAsia="bg-BG"/>
+        </w:rPr>
+        <w:t>2.3. Потребителски интерфейс (Frontend)</w:t>
+      </w:r>
+    </w:p>
+    <w:p>
+      <w:pPr>
+        <w:pBdr>
+          <w:top w:val="single" w:sz="2" w:space="0" w:color="E5E7EB"/>
+          <w:left w:val="single" w:sz="2" w:space="0" w:color="E5E7EB"/>
+          <w:bottom w:val="single" w:sz="2" w:space="0" w:color="E5E7EB"/>
+          <w:right w:val="single" w:sz="2" w:space="0" w:color="E5E7EB"/>
+        </w:pBdr>
+        <w:shd w:val="clear" w:color="auto" w:fill="151622"/>
+        <w:spacing w:after="150" w:line="240" w:lineRule="auto"/>
+        <w:ind w:firstLine="0"/>
+        <w:jc w:val="left"/>
+        <w:rPr>
+          <w:rFonts w:ascii="Segoe UI" w:eastAsia="Times New Roman" w:hAnsi="Segoe UI" w:cs="Segoe UI"/>
+          <w:lang w:eastAsia="bg-BG"/>
+        </w:rPr>
+      </w:pPr>
+      <w:r>
+        <w:rPr>
+          <w:rFonts w:ascii="Segoe UI" w:eastAsia="Times New Roman" w:hAnsi="Segoe UI" w:cs="Segoe UI"/>
+          <w:lang w:eastAsia="bg-BG"/>
+        </w:rPr>
+        <w:t>Интерфейсът е разработен с фокус върху </w:t>
+      </w:r>
+      <w:r>
+        <w:rPr>
+          <w:rFonts w:ascii="Segoe UI" w:eastAsia="Times New Roman" w:hAnsi="Segoe UI" w:cs="Segoe UI"/>
+          <w:b/>
+          <w:bCs/>
+          <w:bdr w:val="single" w:sz="2" w:space="0" w:color="E5E7EB" w:frame="1"/>
+          <w:lang w:eastAsia="bg-BG"/>
+        </w:rPr>
+        <w:t>UX (User Experience)</w:t>
+      </w:r>
+      <w:r>
+        <w:rPr>
+          <w:rFonts w:ascii="Segoe UI" w:eastAsia="Times New Roman" w:hAnsi="Segoe UI" w:cs="Segoe UI"/>
+          <w:lang w:eastAsia="bg-BG"/>
+        </w:rPr>
+        <w:t>. Използвана е комбинация от:</w:t>
+      </w:r>
+    </w:p>
+    <w:p>
+      <w:pPr>
+        <w:numPr>
+          <w:ilvl w:val="0"/>
+          <w:numId w:val="13"/>
+        </w:numPr>
+        <w:pBdr>
+          <w:top w:val="single" w:sz="2" w:space="0" w:color="E5E7EB"/>
+          <w:left w:val="single" w:sz="2" w:space="0" w:color="E5E7EB"/>
+          <w:bottom w:val="single" w:sz="2" w:space="0" w:color="E5E7EB"/>
+          <w:right w:val="single" w:sz="2" w:space="0" w:color="E5E7EB"/>
+        </w:pBdr>
+        <w:shd w:val="clear" w:color="auto" w:fill="151622"/>
+        <w:spacing w:before="100" w:beforeAutospacing="1" w:after="100" w:afterAutospacing="1" w:line="240" w:lineRule="auto"/>
+        <w:jc w:val="left"/>
+        <w:rPr>
+          <w:rFonts w:ascii="Segoe UI" w:eastAsia="Times New Roman" w:hAnsi="Segoe UI" w:cs="Segoe UI"/>
+          <w:lang w:eastAsia="bg-BG"/>
+        </w:rPr>
+      </w:pPr>
+      <w:r>
+        <w:rPr>
+          <w:rFonts w:ascii="Segoe UI" w:eastAsia="Times New Roman" w:hAnsi="Segoe UI" w:cs="Segoe UI"/>
+          <w:b/>
+          <w:bCs/>
+          <w:bdr w:val="single" w:sz="2" w:space="0" w:color="E5E7EB" w:frame="1"/>
+          <w:lang w:eastAsia="bg-BG"/>
+        </w:rPr>
+        <w:t>Bootstrap 5:</w:t>
+      </w:r>
+      <w:r>
+        <w:rPr>
+          <w:rFonts w:ascii="Segoe UI" w:eastAsia="Times New Roman" w:hAnsi="Segoe UI" w:cs="Segoe UI"/>
+          <w:lang w:eastAsia="bg-BG"/>
+        </w:rPr>
+        <w:t> За адаптивна решетка (Grid system), която позволява приложението да се ползва удобно и от мобилни устройства.</w:t>
+      </w:r>
+    </w:p>
+    <w:p>
+      <w:pPr>
+        <w:numPr>
+          <w:ilvl w:val="0"/>
+          <w:numId w:val="13"/>
+        </w:numPr>
+        <w:pBdr>
+          <w:top w:val="single" w:sz="2" w:space="0" w:color="E5E7EB"/>
+          <w:left w:val="single" w:sz="2" w:space="0" w:color="E5E7EB"/>
+          <w:bottom w:val="single" w:sz="2" w:space="0" w:color="E5E7EB"/>
+          <w:right w:val="single" w:sz="2" w:space="0" w:color="E5E7EB"/>
+        </w:pBdr>
+        <w:shd w:val="clear" w:color="auto" w:fill="151622"/>
+        <w:spacing w:before="60" w:after="100" w:afterAutospacing="1" w:line="240" w:lineRule="auto"/>
+        <w:jc w:val="left"/>
+        <w:rPr>
+          <w:rFonts w:ascii="Segoe UI" w:eastAsia="Times New Roman" w:hAnsi="Segoe UI" w:cs="Segoe UI"/>
+          <w:lang w:eastAsia="bg-BG"/>
+        </w:rPr>
+      </w:pPr>
+      <w:r>
+        <w:rPr>
+          <w:rFonts w:ascii="Segoe UI" w:eastAsia="Times New Roman" w:hAnsi="Segoe UI" w:cs="Segoe UI"/>
+          <w:b/>
+          <w:bCs/>
+          <w:bdr w:val="single" w:sz="2" w:space="0" w:color="E5E7EB" w:frame="1"/>
+          <w:lang w:eastAsia="bg-BG"/>
+        </w:rPr>
+        <w:t>Drag-and-Drop функционалност:</w:t>
+      </w:r>
+      <w:r>
+        <w:rPr>
+          <w:rFonts w:ascii="Segoe UI" w:eastAsia="Times New Roman" w:hAnsi="Segoe UI" w:cs="Segoe UI"/>
+          <w:lang w:eastAsia="bg-BG"/>
+        </w:rPr>
+        <w:t> Потребителят може просто да плъзне снимките си в браузъра, което се обработва от JavaScript логика, интегрирана в Django шаблона.</w:t>
+      </w:r>
+    </w:p>
+    <w:p>
+      <w:pPr>
+        <w:numPr>
+          <w:ilvl w:val="0"/>
+          <w:numId w:val="13"/>
+        </w:numPr>
+        <w:pBdr>
+          <w:top w:val="single" w:sz="2" w:space="0" w:color="E5E7EB"/>
+          <w:left w:val="single" w:sz="2" w:space="0" w:color="E5E7EB"/>
+          <w:bottom w:val="single" w:sz="2" w:space="0" w:color="E5E7EB"/>
+          <w:right w:val="single" w:sz="2" w:space="0" w:color="E5E7EB"/>
+        </w:pBdr>
+        <w:shd w:val="clear" w:color="auto" w:fill="151622"/>
+        <w:spacing w:before="60" w:after="100" w:afterAutospacing="1" w:line="240" w:lineRule="auto"/>
+        <w:jc w:val="left"/>
+        <w:rPr>
+          <w:rFonts w:ascii="Segoe UI" w:eastAsia="Times New Roman" w:hAnsi="Segoe UI" w:cs="Segoe UI"/>
+          <w:lang w:eastAsia="bg-BG"/>
+        </w:rPr>
+      </w:pPr>
+      <w:r>
+        <w:rPr>
+          <w:rFonts w:ascii="Segoe UI" w:eastAsia="Times New Roman" w:hAnsi="Segoe UI" w:cs="Segoe UI"/>
+          <w:b/>
+          <w:bCs/>
+          <w:bdr w:val="single" w:sz="2" w:space="0" w:color="E5E7EB" w:frame="1"/>
+          <w:lang w:eastAsia="bg-BG"/>
+        </w:rPr>
+        <w:t>Контролен панел:</w:t>
+      </w:r>
+      <w:r>
+        <w:rPr>
+          <w:rFonts w:ascii="Segoe UI" w:eastAsia="Times New Roman" w:hAnsi="Segoe UI" w:cs="Segoe UI"/>
+          <w:lang w:eastAsia="bg-BG"/>
+        </w:rPr>
+        <w:t> Секция с настройки, където чрез плъзгачи (sliders) и текстови полета се задават параметрите на водния знак в реално време.</w:t>
+      </w:r>
+    </w:p>
+    <w:p>
+      <w:pPr>
+        <w:numPr>
+          <w:ilvl w:val="0"/>
+          <w:numId w:val="11"/>
+        </w:numPr>
+        <w:pBdr>
+          <w:top w:val="single" w:sz="2" w:space="0" w:color="E5E7EB"/>
+          <w:left w:val="single" w:sz="2" w:space="0" w:color="E5E7EB"/>
+          <w:bottom w:val="single" w:sz="2" w:space="0" w:color="E5E7EB"/>
+          <w:right w:val="single" w:sz="2" w:space="0" w:color="E5E7EB"/>
+        </w:pBdr>
+        <w:shd w:val="clear" w:color="auto" w:fill="151622"/>
+        <w:tabs>
+          <w:tab w:val="clear" w:pos="720"/>
+        </w:tabs>
+        <w:spacing w:before="288" w:after="144" w:line="240" w:lineRule="auto"/>
+        <w:ind w:left="0" w:firstLine="0"/>
+        <w:jc w:val="left"/>
+        <w:outlineLvl w:val="3"/>
+        <w:rPr>
+          <w:rFonts w:ascii="Segoe UI" w:eastAsia="Times New Roman" w:hAnsi="Segoe UI" w:cs="Segoe UI"/>
+          <w:b/>
+          <w:bCs/>
+          <w:lang w:eastAsia="bg-BG"/>
+        </w:rPr>
+      </w:pPr>
+      <w:r>
+        <w:rPr>
+          <w:rFonts w:ascii="Segoe UI" w:eastAsia="Times New Roman" w:hAnsi="Segoe UI" w:cs="Segoe UI"/>
+          <w:b/>
+          <w:bCs/>
+          <w:lang w:eastAsia="bg-BG"/>
+        </w:rPr>
+        <w:t>2.4. Организация на файловата структура в проекта</w:t>
+      </w:r>
+    </w:p>
+    <w:p>
+      <w:pPr>
+        <w:pBdr>
+          <w:top w:val="single" w:sz="2" w:space="0" w:color="E5E7EB"/>
+          <w:left w:val="single" w:sz="2" w:space="0" w:color="E5E7EB"/>
+          <w:bottom w:val="single" w:sz="2" w:space="0" w:color="E5E7EB"/>
+          <w:right w:val="single" w:sz="2" w:space="0" w:color="E5E7EB"/>
+        </w:pBdr>
+        <w:shd w:val="clear" w:color="auto" w:fill="151622"/>
+        <w:spacing w:after="150" w:line="240" w:lineRule="auto"/>
+        <w:ind w:firstLine="0"/>
+        <w:jc w:val="left"/>
+        <w:rPr>
+          <w:rFonts w:ascii="Segoe UI" w:eastAsia="Times New Roman" w:hAnsi="Segoe UI" w:cs="Segoe UI"/>
+          <w:lang w:eastAsia="bg-BG"/>
+        </w:rPr>
+      </w:pPr>
+      <w:r>
+        <w:rPr>
+          <w:rFonts w:ascii="Segoe UI" w:eastAsia="Times New Roman" w:hAnsi="Segoe UI" w:cs="Segoe UI"/>
+          <w:lang w:eastAsia="bg-BG"/>
+        </w:rPr>
+        <w:t>Проектът следва стандартната структура на Django, като са добавени специфични директории за ресурси:</w:t>
+      </w:r>
+    </w:p>
+    <w:p>
+      <w:pPr>
+        <w:numPr>
+          <w:ilvl w:val="0"/>
+          <w:numId w:val="14"/>
+        </w:numPr>
+        <w:pBdr>
+          <w:top w:val="single" w:sz="2" w:space="0" w:color="E5E7EB"/>
+          <w:left w:val="single" w:sz="2" w:space="0" w:color="E5E7EB"/>
+          <w:bottom w:val="single" w:sz="2" w:space="0" w:color="E5E7EB"/>
+          <w:right w:val="single" w:sz="2" w:space="0" w:color="E5E7EB"/>
+        </w:pBdr>
+        <w:shd w:val="clear" w:color="auto" w:fill="151622"/>
+        <w:spacing w:beforeAutospacing="1" w:after="0" w:afterAutospacing="1" w:line="240" w:lineRule="auto"/>
+        <w:jc w:val="left"/>
+        <w:rPr>
+          <w:rFonts w:ascii="Segoe UI" w:eastAsia="Times New Roman" w:hAnsi="Segoe UI" w:cs="Segoe UI"/>
+          <w:lang w:eastAsia="bg-BG"/>
+        </w:rPr>
+      </w:pPr>
+      <w:r>
+        <w:rPr>
+          <w:rFonts w:ascii="Consolas" w:eastAsia="Times New Roman" w:hAnsi="Consolas" w:cs="Courier New"/>
+          <w:sz w:val="20"/>
+          <w:szCs w:val="20"/>
+          <w:bdr w:val="single" w:sz="2" w:space="2" w:color="E5E7EB" w:frame="1"/>
+          <w:lang w:eastAsia="bg-BG"/>
+        </w:rPr>
+        <w:t>/media/</w:t>
+      </w:r>
+      <w:r>
+        <w:rPr>
+          <w:rFonts w:ascii="Segoe UI" w:eastAsia="Times New Roman" w:hAnsi="Segoe UI" w:cs="Segoe UI"/>
+          <w:lang w:eastAsia="bg-BG"/>
+        </w:rPr>
+        <w:t> – временно съхранение на качените и обработени изображения.</w:t>
+      </w:r>
+    </w:p>
+    <w:p>
+      <w:pPr>
+        <w:numPr>
+          <w:ilvl w:val="0"/>
+          <w:numId w:val="14"/>
+        </w:numPr>
+        <w:pBdr>
+          <w:top w:val="single" w:sz="2" w:space="0" w:color="E5E7EB"/>
+          <w:left w:val="single" w:sz="2" w:space="0" w:color="E5E7EB"/>
+          <w:bottom w:val="single" w:sz="2" w:space="0" w:color="E5E7EB"/>
+          <w:right w:val="single" w:sz="2" w:space="0" w:color="E5E7EB"/>
+        </w:pBdr>
+        <w:shd w:val="clear" w:color="auto" w:fill="151622"/>
+        <w:spacing w:after="0" w:afterAutospacing="1" w:line="240" w:lineRule="auto"/>
+        <w:jc w:val="left"/>
+        <w:rPr>
+          <w:rFonts w:ascii="Segoe UI" w:eastAsia="Times New Roman" w:hAnsi="Segoe UI" w:cs="Segoe UI"/>
+          <w:lang w:eastAsia="bg-BG"/>
+        </w:rPr>
+      </w:pPr>
+      <w:r>
+        <w:rPr>
+          <w:rFonts w:ascii="Consolas" w:eastAsia="Times New Roman" w:hAnsi="Consolas" w:cs="Courier New"/>
+          <w:sz w:val="20"/>
+          <w:szCs w:val="20"/>
+          <w:bdr w:val="single" w:sz="2" w:space="2" w:color="E5E7EB" w:frame="1"/>
+          <w:lang w:eastAsia="bg-BG"/>
+        </w:rPr>
+        <w:lastRenderedPageBreak/>
+        <w:t>/static/</w:t>
+      </w:r>
+      <w:r>
+        <w:rPr>
+          <w:rFonts w:ascii="Segoe UI" w:eastAsia="Times New Roman" w:hAnsi="Segoe UI" w:cs="Segoe UI"/>
+          <w:lang w:eastAsia="bg-BG"/>
+        </w:rPr>
+        <w:t> – съдържа CSS стиловете, логото на "BatHh" и шрифтовете, използвани за текстовите водни знаци.</w:t>
+      </w:r>
+    </w:p>
+    <w:p>
+      <w:pPr>
+        <w:numPr>
+          <w:ilvl w:val="0"/>
+          <w:numId w:val="14"/>
+        </w:numPr>
+        <w:pBdr>
+          <w:top w:val="single" w:sz="2" w:space="0" w:color="E5E7EB"/>
+          <w:left w:val="single" w:sz="2" w:space="0" w:color="E5E7EB"/>
+          <w:bottom w:val="single" w:sz="2" w:space="0" w:color="E5E7EB"/>
+          <w:right w:val="single" w:sz="2" w:space="0" w:color="E5E7EB"/>
+        </w:pBdr>
+        <w:shd w:val="clear" w:color="auto" w:fill="151622"/>
+        <w:spacing w:after="0" w:afterAutospacing="1" w:line="240" w:lineRule="auto"/>
+        <w:jc w:val="left"/>
+        <w:rPr>
+          <w:rFonts w:ascii="Segoe UI" w:eastAsia="Times New Roman" w:hAnsi="Segoe UI" w:cs="Segoe UI"/>
+          <w:lang w:eastAsia="bg-BG"/>
+        </w:rPr>
+      </w:pPr>
+      <w:r>
+        <w:rPr>
+          <w:rFonts w:ascii="Consolas" w:eastAsia="Times New Roman" w:hAnsi="Consolas" w:cs="Courier New"/>
+          <w:sz w:val="20"/>
+          <w:szCs w:val="20"/>
+          <w:bdr w:val="single" w:sz="2" w:space="2" w:color="E5E7EB" w:frame="1"/>
+          <w:lang w:eastAsia="bg-BG"/>
+        </w:rPr>
+        <w:t>/templates/</w:t>
+      </w:r>
+      <w:r>
+        <w:rPr>
+          <w:rFonts w:ascii="Segoe UI" w:eastAsia="Times New Roman" w:hAnsi="Segoe UI" w:cs="Segoe UI"/>
+          <w:lang w:eastAsia="bg-BG"/>
+        </w:rPr>
+        <w:t> – HTML файловете, разделени на компоненти (header, footer, main form).</w:t>
+      </w:r>
+    </w:p>
+    <w:p/>
+    <w:p>
+      <w:pPr>
+        <w:numPr>
+          <w:ilvl w:val="0"/>
+          <w:numId w:val="15"/>
+        </w:numPr>
+        <w:pBdr>
+          <w:top w:val="single" w:sz="2" w:space="0" w:color="E5E7EB"/>
+          <w:left w:val="single" w:sz="2" w:space="0" w:color="E5E7EB"/>
+          <w:bottom w:val="single" w:sz="2" w:space="0" w:color="E5E7EB"/>
+          <w:right w:val="single" w:sz="2" w:space="0" w:color="E5E7EB"/>
+        </w:pBdr>
+        <w:shd w:val="clear" w:color="auto" w:fill="151622"/>
+        <w:tabs>
+          <w:tab w:val="clear" w:pos="720"/>
+        </w:tabs>
+        <w:spacing w:before="288" w:after="144" w:line="240" w:lineRule="auto"/>
+        <w:ind w:left="0" w:firstLine="0"/>
+        <w:jc w:val="left"/>
+        <w:outlineLvl w:val="3"/>
+        <w:rPr>
+          <w:rFonts w:ascii="Segoe UI" w:eastAsia="Times New Roman" w:hAnsi="Segoe UI" w:cs="Segoe UI"/>
+          <w:b/>
+          <w:bCs/>
+          <w:lang w:eastAsia="bg-BG"/>
+        </w:rPr>
+      </w:pPr>
+      <w:r>
+        <w:rPr>
+          <w:rFonts w:ascii="Segoe UI" w:eastAsia="Times New Roman" w:hAnsi="Segoe UI" w:cs="Segoe UI"/>
+          <w:b/>
+          <w:bCs/>
+          <w:lang w:eastAsia="bg-BG"/>
+        </w:rPr>
+        <w:t>1.3.1. Десктоп приложения (напр. Adobe Photoshop, GIMP)</w:t>
+      </w:r>
+    </w:p>
+    <w:p>
+      <w:pPr>
+        <w:numPr>
+          <w:ilvl w:val="0"/>
+          <w:numId w:val="15"/>
+        </w:numPr>
+        <w:pBdr>
+          <w:top w:val="single" w:sz="2" w:space="0" w:color="E5E7EB"/>
+          <w:left w:val="single" w:sz="2" w:space="0" w:color="E5E7EB"/>
+          <w:bottom w:val="single" w:sz="2" w:space="0" w:color="E5E7EB"/>
+          <w:right w:val="single" w:sz="2" w:space="0" w:color="E5E7EB"/>
+        </w:pBdr>
+        <w:shd w:val="clear" w:color="auto" w:fill="151622"/>
+        <w:spacing w:before="100" w:beforeAutospacing="1" w:after="100" w:afterAutospacing="1" w:line="240" w:lineRule="auto"/>
+        <w:jc w:val="left"/>
+        <w:rPr>
+          <w:rFonts w:ascii="Segoe UI" w:eastAsia="Times New Roman" w:hAnsi="Segoe UI" w:cs="Segoe UI"/>
+          <w:lang w:eastAsia="bg-BG"/>
+        </w:rPr>
+      </w:pPr>
+      <w:r>
+        <w:rPr>
+          <w:rFonts w:ascii="Segoe UI" w:eastAsia="Times New Roman" w:hAnsi="Segoe UI" w:cs="Segoe UI"/>
+          <w:b/>
+          <w:bCs/>
+          <w:bdr w:val="single" w:sz="2" w:space="0" w:color="E5E7EB" w:frame="1"/>
+          <w:lang w:eastAsia="bg-BG"/>
+        </w:rPr>
+        <w:t>Предимства:</w:t>
+      </w:r>
+      <w:r>
+        <w:rPr>
+          <w:rFonts w:ascii="Segoe UI" w:eastAsia="Times New Roman" w:hAnsi="Segoe UI" w:cs="Segoe UI"/>
+          <w:lang w:eastAsia="bg-BG"/>
+        </w:rPr>
+        <w:t> Огромен набор от функции, професионално качество, възможност за фина настройка на всеки пиксел.</w:t>
+      </w:r>
+    </w:p>
+    <w:p>
+      <w:pPr>
+        <w:numPr>
+          <w:ilvl w:val="0"/>
+          <w:numId w:val="15"/>
+        </w:numPr>
+        <w:pBdr>
+          <w:top w:val="single" w:sz="2" w:space="0" w:color="E5E7EB"/>
+          <w:left w:val="single" w:sz="2" w:space="0" w:color="E5E7EB"/>
+          <w:bottom w:val="single" w:sz="2" w:space="0" w:color="E5E7EB"/>
+          <w:right w:val="single" w:sz="2" w:space="0" w:color="E5E7EB"/>
+        </w:pBdr>
+        <w:shd w:val="clear" w:color="auto" w:fill="151622"/>
+        <w:spacing w:before="60" w:after="100" w:afterAutospacing="1" w:line="240" w:lineRule="auto"/>
+        <w:jc w:val="left"/>
+        <w:rPr>
+          <w:rFonts w:ascii="Segoe UI" w:eastAsia="Times New Roman" w:hAnsi="Segoe UI" w:cs="Segoe UI"/>
+          <w:lang w:eastAsia="bg-BG"/>
+        </w:rPr>
+      </w:pPr>
+      <w:r>
+        <w:rPr>
+          <w:rFonts w:ascii="Segoe UI" w:eastAsia="Times New Roman" w:hAnsi="Segoe UI" w:cs="Segoe UI"/>
+          <w:b/>
+          <w:bCs/>
+          <w:bdr w:val="single" w:sz="2" w:space="0" w:color="E5E7EB" w:frame="1"/>
+          <w:lang w:eastAsia="bg-BG"/>
+        </w:rPr>
+        <w:t>Недостатъци:</w:t>
+      </w:r>
+      <w:r>
+        <w:rPr>
+          <w:rFonts w:ascii="Segoe UI" w:eastAsia="Times New Roman" w:hAnsi="Segoe UI" w:cs="Segoe UI"/>
+          <w:lang w:eastAsia="bg-BG"/>
+        </w:rPr>
+        <w:t> Изискват инсталация, заемат значително дисково пространство и ресурси на компютъра. Висока цена (за лицензиран софтуер) и сложна крива на обучение. За проста задача като "преоразмеряване на 20 снимки и воден знак", тези инструменти често са твърде тромави.</w:t>
+      </w:r>
+    </w:p>
+    <w:p>
+      <w:pPr>
+        <w:numPr>
+          <w:ilvl w:val="0"/>
+          <w:numId w:val="15"/>
+        </w:numPr>
+        <w:pBdr>
+          <w:top w:val="single" w:sz="2" w:space="0" w:color="E5E7EB"/>
+          <w:left w:val="single" w:sz="2" w:space="0" w:color="E5E7EB"/>
+          <w:bottom w:val="single" w:sz="2" w:space="0" w:color="E5E7EB"/>
+          <w:right w:val="single" w:sz="2" w:space="0" w:color="E5E7EB"/>
+        </w:pBdr>
+        <w:shd w:val="clear" w:color="auto" w:fill="151622"/>
+        <w:tabs>
+          <w:tab w:val="clear" w:pos="720"/>
+        </w:tabs>
+        <w:spacing w:before="288" w:after="144" w:line="240" w:lineRule="auto"/>
+        <w:ind w:left="0" w:firstLine="0"/>
+        <w:jc w:val="left"/>
+        <w:outlineLvl w:val="3"/>
+        <w:rPr>
+          <w:rFonts w:ascii="Segoe UI" w:eastAsia="Times New Roman" w:hAnsi="Segoe UI" w:cs="Segoe UI"/>
+          <w:b/>
+          <w:bCs/>
+          <w:lang w:eastAsia="bg-BG"/>
+        </w:rPr>
+      </w:pPr>
+      <w:r>
+        <w:rPr>
+          <w:rFonts w:ascii="Segoe UI" w:eastAsia="Times New Roman" w:hAnsi="Segoe UI" w:cs="Segoe UI"/>
+          <w:b/>
+          <w:bCs/>
+          <w:lang w:eastAsia="bg-BG"/>
+        </w:rPr>
+        <w:t>1.3.2. Онлайн платформи (напр. ILoveIMG, Watermark.ws)</w:t>
+      </w:r>
+    </w:p>
+    <w:p>
+      <w:pPr>
+        <w:numPr>
+          <w:ilvl w:val="0"/>
+          <w:numId w:val="16"/>
+        </w:numPr>
+        <w:pBdr>
+          <w:top w:val="single" w:sz="2" w:space="0" w:color="E5E7EB"/>
+          <w:left w:val="single" w:sz="2" w:space="0" w:color="E5E7EB"/>
+          <w:bottom w:val="single" w:sz="2" w:space="0" w:color="E5E7EB"/>
+          <w:right w:val="single" w:sz="2" w:space="0" w:color="E5E7EB"/>
+        </w:pBdr>
+        <w:shd w:val="clear" w:color="auto" w:fill="151622"/>
+        <w:spacing w:before="100" w:beforeAutospacing="1" w:after="100" w:afterAutospacing="1" w:line="240" w:lineRule="auto"/>
+        <w:jc w:val="left"/>
+        <w:rPr>
+          <w:rFonts w:ascii="Segoe UI" w:eastAsia="Times New Roman" w:hAnsi="Segoe UI" w:cs="Segoe UI"/>
+          <w:lang w:eastAsia="bg-BG"/>
+        </w:rPr>
+      </w:pPr>
+      <w:r>
+        <w:rPr>
+          <w:rFonts w:ascii="Segoe UI" w:eastAsia="Times New Roman" w:hAnsi="Segoe UI" w:cs="Segoe UI"/>
+          <w:b/>
+          <w:bCs/>
+          <w:bdr w:val="single" w:sz="2" w:space="0" w:color="E5E7EB" w:frame="1"/>
+          <w:lang w:eastAsia="bg-BG"/>
+        </w:rPr>
+        <w:t>Предимства:</w:t>
+      </w:r>
+      <w:r>
+        <w:rPr>
+          <w:rFonts w:ascii="Segoe UI" w:eastAsia="Times New Roman" w:hAnsi="Segoe UI" w:cs="Segoe UI"/>
+          <w:lang w:eastAsia="bg-BG"/>
+        </w:rPr>
+        <w:t> Достъп през браузър, не изискват инсталация.</w:t>
+      </w:r>
+    </w:p>
+    <w:p>
+      <w:pPr>
+        <w:numPr>
+          <w:ilvl w:val="0"/>
+          <w:numId w:val="16"/>
+        </w:numPr>
+        <w:pBdr>
+          <w:top w:val="single" w:sz="2" w:space="0" w:color="E5E7EB"/>
+          <w:left w:val="single" w:sz="2" w:space="0" w:color="E5E7EB"/>
+          <w:bottom w:val="single" w:sz="2" w:space="0" w:color="E5E7EB"/>
+          <w:right w:val="single" w:sz="2" w:space="0" w:color="E5E7EB"/>
+        </w:pBdr>
+        <w:shd w:val="clear" w:color="auto" w:fill="151622"/>
+        <w:spacing w:before="60" w:after="100" w:afterAutospacing="1" w:line="240" w:lineRule="auto"/>
+        <w:jc w:val="left"/>
+        <w:rPr>
+          <w:rFonts w:ascii="Segoe UI" w:eastAsia="Times New Roman" w:hAnsi="Segoe UI" w:cs="Segoe UI"/>
+          <w:lang w:eastAsia="bg-BG"/>
+        </w:rPr>
+      </w:pPr>
+      <w:r>
+        <w:rPr>
+          <w:rFonts w:ascii="Segoe UI" w:eastAsia="Times New Roman" w:hAnsi="Segoe UI" w:cs="Segoe UI"/>
+          <w:b/>
+          <w:bCs/>
+          <w:bdr w:val="single" w:sz="2" w:space="0" w:color="E5E7EB" w:frame="1"/>
+          <w:lang w:eastAsia="bg-BG"/>
+        </w:rPr>
+        <w:t>Недостатъци:</w:t>
+      </w:r>
+      <w:r>
+        <w:rPr>
+          <w:rFonts w:ascii="Segoe UI" w:eastAsia="Times New Roman" w:hAnsi="Segoe UI" w:cs="Segoe UI"/>
+          <w:lang w:eastAsia="bg-BG"/>
+        </w:rPr>
+        <w:t> Често налагат лимити за броя снимки или общия обем данни в безплатните си версии. Потребителят трябва да се съобразява с чужди условия за поверителност. Много от тях претрупват интерфейса с реклами.</w:t>
+      </w:r>
+    </w:p>
+    <w:p>
+      <w:pPr>
+        <w:numPr>
+          <w:ilvl w:val="0"/>
+          <w:numId w:val="15"/>
+        </w:numPr>
+        <w:pBdr>
+          <w:top w:val="single" w:sz="2" w:space="0" w:color="E5E7EB"/>
+          <w:left w:val="single" w:sz="2" w:space="0" w:color="E5E7EB"/>
+          <w:bottom w:val="single" w:sz="2" w:space="0" w:color="E5E7EB"/>
+          <w:right w:val="single" w:sz="2" w:space="0" w:color="E5E7EB"/>
+        </w:pBdr>
+        <w:shd w:val="clear" w:color="auto" w:fill="151622"/>
+        <w:tabs>
+          <w:tab w:val="clear" w:pos="720"/>
+        </w:tabs>
+        <w:spacing w:before="288" w:after="144" w:line="240" w:lineRule="auto"/>
+        <w:ind w:left="0" w:firstLine="0"/>
+        <w:jc w:val="left"/>
+        <w:outlineLvl w:val="3"/>
+        <w:rPr>
+          <w:rFonts w:ascii="Segoe UI" w:eastAsia="Times New Roman" w:hAnsi="Segoe UI" w:cs="Segoe UI"/>
+          <w:b/>
+          <w:bCs/>
+          <w:lang w:eastAsia="bg-BG"/>
+        </w:rPr>
+      </w:pPr>
+      <w:r>
+        <w:rPr>
+          <w:rFonts w:ascii="Segoe UI" w:eastAsia="Times New Roman" w:hAnsi="Segoe UI" w:cs="Segoe UI"/>
+          <w:b/>
+          <w:bCs/>
+          <w:lang w:eastAsia="bg-BG"/>
+        </w:rPr>
+        <w:t>1.3.3. Специализирани скриптове за команден ред (ImageMagick)</w:t>
+      </w:r>
+    </w:p>
+    <w:p>
+      <w:pPr>
+        <w:numPr>
+          <w:ilvl w:val="0"/>
+          <w:numId w:val="17"/>
+        </w:numPr>
+        <w:pBdr>
+          <w:top w:val="single" w:sz="2" w:space="0" w:color="E5E7EB"/>
+          <w:left w:val="single" w:sz="2" w:space="0" w:color="E5E7EB"/>
+          <w:bottom w:val="single" w:sz="2" w:space="0" w:color="E5E7EB"/>
+          <w:right w:val="single" w:sz="2" w:space="0" w:color="E5E7EB"/>
+        </w:pBdr>
+        <w:shd w:val="clear" w:color="auto" w:fill="151622"/>
+        <w:spacing w:before="100" w:beforeAutospacing="1" w:after="100" w:afterAutospacing="1" w:line="240" w:lineRule="auto"/>
+        <w:jc w:val="left"/>
+        <w:rPr>
+          <w:rFonts w:ascii="Segoe UI" w:eastAsia="Times New Roman" w:hAnsi="Segoe UI" w:cs="Segoe UI"/>
+          <w:lang w:eastAsia="bg-BG"/>
+        </w:rPr>
+      </w:pPr>
+      <w:r>
+        <w:rPr>
+          <w:rFonts w:ascii="Segoe UI" w:eastAsia="Times New Roman" w:hAnsi="Segoe UI" w:cs="Segoe UI"/>
+          <w:b/>
+          <w:bCs/>
+          <w:bdr w:val="single" w:sz="2" w:space="0" w:color="E5E7EB" w:frame="1"/>
+          <w:lang w:eastAsia="bg-BG"/>
+        </w:rPr>
+        <w:t>Предимства:</w:t>
+      </w:r>
+      <w:r>
+        <w:rPr>
+          <w:rFonts w:ascii="Segoe UI" w:eastAsia="Times New Roman" w:hAnsi="Segoe UI" w:cs="Segoe UI"/>
+          <w:lang w:eastAsia="bg-BG"/>
+        </w:rPr>
+        <w:t> Изключително бързи и мощни за пакетна обработка.</w:t>
+      </w:r>
+    </w:p>
+    <w:p>
+      <w:pPr>
+        <w:numPr>
+          <w:ilvl w:val="0"/>
+          <w:numId w:val="17"/>
+        </w:numPr>
+        <w:pBdr>
+          <w:top w:val="single" w:sz="2" w:space="0" w:color="E5E7EB"/>
+          <w:left w:val="single" w:sz="2" w:space="0" w:color="E5E7EB"/>
+          <w:bottom w:val="single" w:sz="2" w:space="0" w:color="E5E7EB"/>
+          <w:right w:val="single" w:sz="2" w:space="0" w:color="E5E7EB"/>
+        </w:pBdr>
+        <w:shd w:val="clear" w:color="auto" w:fill="151622"/>
+        <w:spacing w:before="60" w:after="100" w:afterAutospacing="1" w:line="240" w:lineRule="auto"/>
+        <w:jc w:val="left"/>
+        <w:rPr>
+          <w:rFonts w:ascii="Segoe UI" w:eastAsia="Times New Roman" w:hAnsi="Segoe UI" w:cs="Segoe UI"/>
+          <w:lang w:eastAsia="bg-BG"/>
+        </w:rPr>
+      </w:pPr>
+      <w:r>
+        <w:rPr>
+          <w:rFonts w:ascii="Segoe UI" w:eastAsia="Times New Roman" w:hAnsi="Segoe UI" w:cs="Segoe UI"/>
+          <w:b/>
+          <w:bCs/>
+          <w:bdr w:val="single" w:sz="2" w:space="0" w:color="E5E7EB" w:frame="1"/>
+          <w:lang w:eastAsia="bg-BG"/>
+        </w:rPr>
+        <w:t>Недостатъци:</w:t>
+      </w:r>
+      <w:r>
+        <w:rPr>
+          <w:rFonts w:ascii="Segoe UI" w:eastAsia="Times New Roman" w:hAnsi="Segoe UI" w:cs="Segoe UI"/>
+          <w:lang w:eastAsia="bg-BG"/>
+        </w:rPr>
+        <w:t> Липса на графичен интерфейс (GUI), което ги прави недостъпни за масовия потребител без технически познания</w:t>
+      </w:r>
+      <w:r>
+        <w:rPr>
+          <w:rFonts w:ascii="Segoe UI" w:eastAsia="Times New Roman" w:hAnsi="Segoe UI" w:cs="Segoe UI"/>
+          <w:lang w:val="ru-RU" w:eastAsia="bg-BG"/>
+        </w:rPr>
+        <w:t xml:space="preserve">    </w:t>
+      </w:r>
+    </w:p>
+    <w:p>
+      <w:pPr>
+        <w:pBdr>
+          <w:top w:val="single" w:sz="2" w:space="0" w:color="E5E7EB"/>
+          <w:left w:val="single" w:sz="2" w:space="0" w:color="E5E7EB"/>
+          <w:bottom w:val="single" w:sz="2" w:space="0" w:color="E5E7EB"/>
+          <w:right w:val="single" w:sz="2" w:space="0" w:color="E5E7EB"/>
+        </w:pBdr>
+        <w:shd w:val="clear" w:color="auto" w:fill="151622"/>
+        <w:spacing w:after="150" w:line="240" w:lineRule="auto"/>
+        <w:ind w:firstLine="0"/>
+        <w:jc w:val="left"/>
+        <w:rPr>
+          <w:rFonts w:ascii="Segoe UI" w:eastAsia="Times New Roman" w:hAnsi="Segoe UI" w:cs="Segoe UI"/>
+          <w:lang w:eastAsia="bg-BG"/>
+        </w:rPr>
+      </w:pPr>
+      <w:r>
+        <w:rPr>
+          <w:rFonts w:ascii="Segoe UI" w:eastAsia="Times New Roman" w:hAnsi="Segoe UI" w:cs="Segoe UI"/>
+          <w:lang w:eastAsia="bg-BG"/>
+        </w:rPr>
+        <w:t>В съвременната дигитална среда обработката на изображения е критичен компонент от работата на уеб дизайнери, фотографи и разработчици. Основното предизвикателство пред тях не е просто обработката на единични кадри, а нуждата от бърза, масова и автоматизирана трансформация на десетки изображения едновременно. Проблеми като несъответствие в разделителната способност, липса на авторска защита чрез воден знак и необходимостта от оптимизация на дисковото пространство налагат създаването на специализиран софтуер.</w:t>
+      </w:r>
+    </w:p>
+    <w:p>
+      <w:pPr>
+        <w:pBdr>
+          <w:top w:val="single" w:sz="2" w:space="0" w:color="E5E7EB"/>
+          <w:left w:val="single" w:sz="2" w:space="0" w:color="E5E7EB"/>
+          <w:bottom w:val="single" w:sz="2" w:space="0" w:color="E5E7EB"/>
+          <w:right w:val="single" w:sz="2" w:space="0" w:color="E5E7EB"/>
+        </w:pBdr>
+        <w:shd w:val="clear" w:color="auto" w:fill="151622"/>
+        <w:spacing w:after="150" w:line="240" w:lineRule="auto"/>
+        <w:ind w:firstLine="0"/>
+        <w:jc w:val="left"/>
+        <w:rPr>
+          <w:rFonts w:ascii="Segoe UI" w:eastAsia="Times New Roman" w:hAnsi="Segoe UI" w:cs="Segoe UI"/>
+          <w:lang w:eastAsia="bg-BG"/>
+        </w:rPr>
+      </w:pPr>
+      <w:r>
+        <w:rPr>
+          <w:rFonts w:ascii="Segoe UI" w:eastAsia="Times New Roman" w:hAnsi="Segoe UI" w:cs="Segoe UI"/>
+          <w:b/>
+          <w:bCs/>
+          <w:bdr w:val="single" w:sz="2" w:space="0" w:color="E5E7EB" w:frame="1"/>
+          <w:lang w:eastAsia="bg-BG"/>
+        </w:rPr>
+        <w:t>Обект на настоящия дипломен проект</w:t>
+      </w:r>
+      <w:r>
+        <w:rPr>
+          <w:rFonts w:ascii="Segoe UI" w:eastAsia="Times New Roman" w:hAnsi="Segoe UI" w:cs="Segoe UI"/>
+          <w:lang w:eastAsia="bg-BG"/>
+        </w:rPr>
+        <w:t> е разработването на уеб-базирано приложение, наречено </w:t>
+      </w:r>
+      <w:r>
+        <w:rPr>
+          <w:rFonts w:ascii="Segoe UI" w:eastAsia="Times New Roman" w:hAnsi="Segoe UI" w:cs="Segoe UI"/>
+          <w:b/>
+          <w:bCs/>
+          <w:bdr w:val="single" w:sz="2" w:space="0" w:color="E5E7EB" w:frame="1"/>
+          <w:lang w:eastAsia="bg-BG"/>
+        </w:rPr>
+        <w:t>„BatHh Image 4rAHessAr“</w:t>
+      </w:r>
+      <w:r>
+        <w:rPr>
+          <w:rFonts w:ascii="Segoe UI" w:eastAsia="Times New Roman" w:hAnsi="Segoe UI" w:cs="Segoe UI"/>
+          <w:lang w:eastAsia="bg-BG"/>
+        </w:rPr>
+        <w:t>. Проектът е насочен към решаване на конкретен практически казус: автоматизирано приемане на пакет от изображения в формати JPEG и PNG, тяхното оразмеряване до стандарт </w:t>
+      </w:r>
+      <w:r>
+        <w:rPr>
+          <w:rFonts w:ascii="Segoe UI" w:eastAsia="Times New Roman" w:hAnsi="Segoe UI" w:cs="Segoe UI"/>
+          <w:b/>
+          <w:bCs/>
+          <w:bdr w:val="single" w:sz="2" w:space="0" w:color="E5E7EB" w:frame="1"/>
+          <w:lang w:eastAsia="bg-BG"/>
+        </w:rPr>
+        <w:t xml:space="preserve">Full </w:t>
+      </w:r>
+      <w:r>
+        <w:rPr>
+          <w:rFonts w:ascii="Segoe UI" w:eastAsia="Times New Roman" w:hAnsi="Segoe UI" w:cs="Segoe UI"/>
+          <w:b/>
+          <w:bCs/>
+          <w:bdr w:val="single" w:sz="2" w:space="0" w:color="E5E7EB" w:frame="1"/>
+          <w:lang w:eastAsia="bg-BG"/>
+        </w:rPr>
+        <w:lastRenderedPageBreak/>
+        <w:t>HD (1920x1080)</w:t>
+      </w:r>
+      <w:r>
+        <w:rPr>
+          <w:rFonts w:ascii="Segoe UI" w:eastAsia="Times New Roman" w:hAnsi="Segoe UI" w:cs="Segoe UI"/>
+          <w:lang w:eastAsia="bg-BG"/>
+        </w:rPr>
+        <w:t> и добавяне на воден знак (текст или лого) с цел последващо използване в уеб галерии или презентации.</w:t>
+      </w:r>
+    </w:p>
+    <w:p>
+      <w:pPr>
+        <w:pBdr>
+          <w:top w:val="single" w:sz="2" w:space="0" w:color="E5E7EB"/>
+          <w:left w:val="single" w:sz="2" w:space="0" w:color="E5E7EB"/>
+          <w:bottom w:val="single" w:sz="2" w:space="0" w:color="E5E7EB"/>
+          <w:right w:val="single" w:sz="2" w:space="0" w:color="E5E7EB"/>
+        </w:pBdr>
+        <w:shd w:val="clear" w:color="auto" w:fill="151622"/>
+        <w:spacing w:after="150" w:line="240" w:lineRule="auto"/>
+        <w:ind w:firstLine="0"/>
+        <w:jc w:val="left"/>
+        <w:rPr>
+          <w:rFonts w:ascii="Segoe UI" w:eastAsia="Times New Roman" w:hAnsi="Segoe UI" w:cs="Segoe UI"/>
+          <w:lang w:eastAsia="bg-BG"/>
+        </w:rPr>
+      </w:pPr>
+      <w:r>
+        <w:rPr>
+          <w:rFonts w:ascii="Segoe UI" w:eastAsia="Times New Roman" w:hAnsi="Segoe UI" w:cs="Segoe UI"/>
+          <w:b/>
+          <w:bCs/>
+          <w:bdr w:val="single" w:sz="2" w:space="0" w:color="E5E7EB" w:frame="1"/>
+          <w:lang w:eastAsia="bg-BG"/>
+        </w:rPr>
+        <w:t>Актуалността на разработката</w:t>
+      </w:r>
+      <w:r>
+        <w:rPr>
+          <w:rFonts w:ascii="Segoe UI" w:eastAsia="Times New Roman" w:hAnsi="Segoe UI" w:cs="Segoe UI"/>
+          <w:lang w:eastAsia="bg-BG"/>
+        </w:rPr>
+        <w:t> се подчертава от факта, че стандартът Full HD е най-разпространеният формат за визуализация на съдържание в съвременните монитори и мобилни устройства. Автоматизацията на процеса по оразмеряване спестява значително време, а интеграцията на функционалност за воден знак гарантира сигурност и разпознаваемост на авторството.</w:t>
+      </w:r>
+    </w:p>
+    <w:p>
+      <w:pPr>
+        <w:pBdr>
+          <w:top w:val="single" w:sz="2" w:space="0" w:color="E5E7EB"/>
+          <w:left w:val="single" w:sz="2" w:space="0" w:color="E5E7EB"/>
+          <w:bottom w:val="single" w:sz="2" w:space="0" w:color="E5E7EB"/>
+          <w:right w:val="single" w:sz="2" w:space="0" w:color="E5E7EB"/>
+        </w:pBdr>
+        <w:shd w:val="clear" w:color="auto" w:fill="151622"/>
+        <w:spacing w:after="150" w:line="240" w:lineRule="auto"/>
+        <w:ind w:firstLine="0"/>
+        <w:jc w:val="left"/>
+        <w:rPr>
+          <w:rFonts w:ascii="Segoe UI" w:eastAsia="Times New Roman" w:hAnsi="Segoe UI" w:cs="Segoe UI"/>
+          <w:lang w:eastAsia="bg-BG"/>
+        </w:rPr>
+      </w:pPr>
+      <w:r>
+        <w:rPr>
+          <w:rFonts w:ascii="Segoe UI" w:eastAsia="Times New Roman" w:hAnsi="Segoe UI" w:cs="Segoe UI"/>
+          <w:b/>
+          <w:bCs/>
+          <w:bdr w:val="single" w:sz="2" w:space="0" w:color="E5E7EB" w:frame="1"/>
+          <w:lang w:eastAsia="bg-BG"/>
+        </w:rPr>
+        <w:t>Целта на дипломния проект</w:t>
+      </w:r>
+      <w:r>
+        <w:rPr>
+          <w:rFonts w:ascii="Segoe UI" w:eastAsia="Times New Roman" w:hAnsi="Segoe UI" w:cs="Segoe UI"/>
+          <w:lang w:eastAsia="bg-BG"/>
+        </w:rPr>
+        <w:t> е да се създаде стабилно и лесно за използване уеб приложение, което обединява в себе си мощта на езика за програмиране </w:t>
+      </w:r>
+      <w:r>
+        <w:rPr>
+          <w:rFonts w:ascii="Segoe UI" w:eastAsia="Times New Roman" w:hAnsi="Segoe UI" w:cs="Segoe UI"/>
+          <w:b/>
+          <w:bCs/>
+          <w:bdr w:val="single" w:sz="2" w:space="0" w:color="E5E7EB" w:frame="1"/>
+          <w:lang w:eastAsia="bg-BG"/>
+        </w:rPr>
+        <w:t>Python</w:t>
+      </w:r>
+      <w:r>
+        <w:rPr>
+          <w:rFonts w:ascii="Segoe UI" w:eastAsia="Times New Roman" w:hAnsi="Segoe UI" w:cs="Segoe UI"/>
+          <w:lang w:eastAsia="bg-BG"/>
+        </w:rPr>
+        <w:t> и библиотеката </w:t>
+      </w:r>
+      <w:r>
+        <w:rPr>
+          <w:rFonts w:ascii="Segoe UI" w:eastAsia="Times New Roman" w:hAnsi="Segoe UI" w:cs="Segoe UI"/>
+          <w:b/>
+          <w:bCs/>
+          <w:bdr w:val="single" w:sz="2" w:space="0" w:color="E5E7EB" w:frame="1"/>
+          <w:lang w:eastAsia="bg-BG"/>
+        </w:rPr>
+        <w:t>Pillow</w:t>
+      </w:r>
+      <w:r>
+        <w:rPr>
+          <w:rFonts w:ascii="Segoe UI" w:eastAsia="Times New Roman" w:hAnsi="Segoe UI" w:cs="Segoe UI"/>
+          <w:lang w:eastAsia="bg-BG"/>
+        </w:rPr>
+        <w:t> за графична обработка, с гъвкавостта на съвременните уеб технологии като </w:t>
+      </w:r>
+      <w:r>
+        <w:rPr>
+          <w:rFonts w:ascii="Segoe UI" w:eastAsia="Times New Roman" w:hAnsi="Segoe UI" w:cs="Segoe UI"/>
+          <w:b/>
+          <w:bCs/>
+          <w:bdr w:val="single" w:sz="2" w:space="0" w:color="E5E7EB" w:frame="1"/>
+          <w:lang w:eastAsia="bg-BG"/>
+        </w:rPr>
+        <w:t>Django</w:t>
+      </w:r>
+      <w:r>
+        <w:rPr>
+          <w:rFonts w:ascii="Segoe UI" w:eastAsia="Times New Roman" w:hAnsi="Segoe UI" w:cs="Segoe UI"/>
+          <w:lang w:eastAsia="bg-BG"/>
+        </w:rPr>
+        <w:t> (за Backend) и </w:t>
+      </w:r>
+      <w:r>
+        <w:rPr>
+          <w:rFonts w:ascii="Segoe UI" w:eastAsia="Times New Roman" w:hAnsi="Segoe UI" w:cs="Segoe UI"/>
+          <w:b/>
+          <w:bCs/>
+          <w:bdr w:val="single" w:sz="2" w:space="0" w:color="E5E7EB" w:frame="1"/>
+          <w:lang w:eastAsia="bg-BG"/>
+        </w:rPr>
+        <w:t>Vue.js</w:t>
+      </w:r>
+      <w:r>
+        <w:rPr>
+          <w:rFonts w:ascii="Segoe UI" w:eastAsia="Times New Roman" w:hAnsi="Segoe UI" w:cs="Segoe UI"/>
+          <w:lang w:eastAsia="bg-BG"/>
+        </w:rPr>
+        <w:t> (за Frontend).</w:t>
+      </w:r>
+    </w:p>
+    <w:p>
+      <w:pPr>
+        <w:pBdr>
+          <w:top w:val="single" w:sz="2" w:space="0" w:color="E5E7EB"/>
+          <w:left w:val="single" w:sz="2" w:space="0" w:color="E5E7EB"/>
+          <w:bottom w:val="single" w:sz="2" w:space="0" w:color="E5E7EB"/>
+          <w:right w:val="single" w:sz="2" w:space="0" w:color="E5E7EB"/>
+        </w:pBdr>
+        <w:shd w:val="clear" w:color="auto" w:fill="151622"/>
+        <w:spacing w:after="150" w:line="240" w:lineRule="auto"/>
+        <w:ind w:firstLine="0"/>
+        <w:jc w:val="left"/>
+        <w:rPr>
+          <w:rFonts w:ascii="Segoe UI" w:eastAsia="Times New Roman" w:hAnsi="Segoe UI" w:cs="Segoe UI"/>
+          <w:lang w:eastAsia="bg-BG"/>
+        </w:rPr>
+      </w:pPr>
+      <w:r>
+        <w:rPr>
+          <w:rFonts w:ascii="Segoe UI" w:eastAsia="Times New Roman" w:hAnsi="Segoe UI" w:cs="Segoe UI"/>
+          <w:lang w:eastAsia="bg-BG"/>
+        </w:rPr>
+        <w:t>За постигане на поставената цел са дефинирани следните </w:t>
+      </w:r>
+      <w:r>
+        <w:rPr>
+          <w:rFonts w:ascii="Segoe UI" w:eastAsia="Times New Roman" w:hAnsi="Segoe UI" w:cs="Segoe UI"/>
+          <w:b/>
+          <w:bCs/>
+          <w:bdr w:val="single" w:sz="2" w:space="0" w:color="E5E7EB" w:frame="1"/>
+          <w:lang w:eastAsia="bg-BG"/>
+        </w:rPr>
+        <w:t>задачи</w:t>
+      </w:r>
+      <w:r>
+        <w:rPr>
+          <w:rFonts w:ascii="Segoe UI" w:eastAsia="Times New Roman" w:hAnsi="Segoe UI" w:cs="Segoe UI"/>
+          <w:lang w:eastAsia="bg-BG"/>
+        </w:rPr>
+        <w:t>:</w:t>
+      </w:r>
+    </w:p>
+    <w:p>
+      <w:pPr>
+        <w:numPr>
+          <w:ilvl w:val="0"/>
+          <w:numId w:val="18"/>
+        </w:numPr>
+        <w:pBdr>
+          <w:top w:val="single" w:sz="2" w:space="0" w:color="E5E7EB"/>
+          <w:left w:val="single" w:sz="2" w:space="0" w:color="E5E7EB"/>
+          <w:bottom w:val="single" w:sz="2" w:space="0" w:color="E5E7EB"/>
+          <w:right w:val="single" w:sz="2" w:space="0" w:color="E5E7EB"/>
+        </w:pBdr>
+        <w:shd w:val="clear" w:color="auto" w:fill="151622"/>
+        <w:spacing w:before="100" w:beforeAutospacing="1" w:after="100" w:afterAutospacing="1" w:line="240" w:lineRule="auto"/>
+        <w:jc w:val="left"/>
+        <w:rPr>
+          <w:rFonts w:ascii="Segoe UI" w:eastAsia="Times New Roman" w:hAnsi="Segoe UI" w:cs="Segoe UI"/>
+          <w:lang w:eastAsia="bg-BG"/>
+        </w:rPr>
+      </w:pPr>
+      <w:r>
+        <w:rPr>
+          <w:rFonts w:ascii="Segoe UI" w:eastAsia="Times New Roman" w:hAnsi="Segoe UI" w:cs="Segoe UI"/>
+          <w:b/>
+          <w:bCs/>
+          <w:bdr w:val="single" w:sz="2" w:space="0" w:color="E5E7EB" w:frame="1"/>
+          <w:lang w:eastAsia="bg-BG"/>
+        </w:rPr>
+        <w:t>Проучване и анализ</w:t>
+      </w:r>
+      <w:r>
+        <w:rPr>
+          <w:rFonts w:ascii="Segoe UI" w:eastAsia="Times New Roman" w:hAnsi="Segoe UI" w:cs="Segoe UI"/>
+          <w:lang w:eastAsia="bg-BG"/>
+        </w:rPr>
+        <w:t> на съществуващите библиотеки за обработка на изображения в Python среда, като се направи сравнителен анализ между Pillow, OpenCV и ImageMagick.</w:t>
+      </w:r>
+    </w:p>
+    <w:p>
+      <w:pPr>
+        <w:numPr>
+          <w:ilvl w:val="0"/>
+          <w:numId w:val="18"/>
+        </w:numPr>
+        <w:pBdr>
+          <w:top w:val="single" w:sz="2" w:space="0" w:color="E5E7EB"/>
+          <w:left w:val="single" w:sz="2" w:space="0" w:color="E5E7EB"/>
+          <w:bottom w:val="single" w:sz="2" w:space="0" w:color="E5E7EB"/>
+          <w:right w:val="single" w:sz="2" w:space="0" w:color="E5E7EB"/>
+        </w:pBdr>
+        <w:shd w:val="clear" w:color="auto" w:fill="151622"/>
+        <w:spacing w:before="60" w:after="100" w:afterAutospacing="1" w:line="240" w:lineRule="auto"/>
+        <w:jc w:val="left"/>
+        <w:rPr>
+          <w:rFonts w:ascii="Segoe UI" w:eastAsia="Times New Roman" w:hAnsi="Segoe UI" w:cs="Segoe UI"/>
+          <w:lang w:eastAsia="bg-BG"/>
+        </w:rPr>
+      </w:pPr>
+      <w:r>
+        <w:rPr>
+          <w:rFonts w:ascii="Segoe UI" w:eastAsia="Times New Roman" w:hAnsi="Segoe UI" w:cs="Segoe UI"/>
+          <w:b/>
+          <w:bCs/>
+          <w:bdr w:val="single" w:sz="2" w:space="0" w:color="E5E7EB" w:frame="1"/>
+          <w:lang w:eastAsia="bg-BG"/>
+        </w:rPr>
+        <w:t>Проектиране на алгоритъм за пакетна обработка</w:t>
+      </w:r>
+      <w:r>
+        <w:rPr>
+          <w:rFonts w:ascii="Segoe UI" w:eastAsia="Times New Roman" w:hAnsi="Segoe UI" w:cs="Segoe UI"/>
+          <w:lang w:eastAsia="bg-BG"/>
+        </w:rPr>
+        <w:t>, който включва валидация на файловете, проверка на размерите и динамично налагане на воден знак с променлива прозрачност (alpha channel).</w:t>
+      </w:r>
+    </w:p>
+    <w:p>
+      <w:pPr>
+        <w:numPr>
+          <w:ilvl w:val="0"/>
+          <w:numId w:val="18"/>
+        </w:numPr>
+        <w:pBdr>
+          <w:top w:val="single" w:sz="2" w:space="0" w:color="E5E7EB"/>
+          <w:left w:val="single" w:sz="2" w:space="0" w:color="E5E7EB"/>
+          <w:bottom w:val="single" w:sz="2" w:space="0" w:color="E5E7EB"/>
+          <w:right w:val="single" w:sz="2" w:space="0" w:color="E5E7EB"/>
+        </w:pBdr>
+        <w:shd w:val="clear" w:color="auto" w:fill="151622"/>
+        <w:spacing w:before="60" w:after="100" w:afterAutospacing="1" w:line="240" w:lineRule="auto"/>
+        <w:jc w:val="left"/>
+        <w:rPr>
+          <w:rFonts w:ascii="Segoe UI" w:eastAsia="Times New Roman" w:hAnsi="Segoe UI" w:cs="Segoe UI"/>
+          <w:lang w:eastAsia="bg-BG"/>
+        </w:rPr>
+      </w:pPr>
+      <w:r>
+        <w:rPr>
+          <w:rFonts w:ascii="Segoe UI" w:eastAsia="Times New Roman" w:hAnsi="Segoe UI" w:cs="Segoe UI"/>
+          <w:b/>
+          <w:bCs/>
+          <w:bdr w:val="single" w:sz="2" w:space="0" w:color="E5E7EB" w:frame="1"/>
+          <w:lang w:eastAsia="bg-BG"/>
+        </w:rPr>
+        <w:t>Реализация на функционалност за архивиране</w:t>
+      </w:r>
+      <w:r>
+        <w:rPr>
+          <w:rFonts w:ascii="Segoe UI" w:eastAsia="Times New Roman" w:hAnsi="Segoe UI" w:cs="Segoe UI"/>
+          <w:lang w:eastAsia="bg-BG"/>
+        </w:rPr>
+        <w:t>, която автоматично генерира </w:t>
+      </w:r>
+      <w:r>
+        <w:rPr>
+          <w:rFonts w:ascii="Segoe UI" w:eastAsia="Times New Roman" w:hAnsi="Segoe UI" w:cs="Segoe UI"/>
+          <w:b/>
+          <w:bCs/>
+          <w:bdr w:val="single" w:sz="2" w:space="0" w:color="E5E7EB" w:frame="1"/>
+          <w:lang w:eastAsia="bg-BG"/>
+        </w:rPr>
+        <w:t>ZIP файл</w:t>
+      </w:r>
+      <w:r>
+        <w:rPr>
+          <w:rFonts w:ascii="Segoe UI" w:eastAsia="Times New Roman" w:hAnsi="Segoe UI" w:cs="Segoe UI"/>
+          <w:lang w:eastAsia="bg-BG"/>
+        </w:rPr>
+        <w:t> с обработените изображения за улеснено сваляне от потребителя.</w:t>
+      </w:r>
+    </w:p>
+    <w:p>
+      <w:pPr>
+        <w:numPr>
+          <w:ilvl w:val="0"/>
+          <w:numId w:val="18"/>
+        </w:numPr>
+        <w:pBdr>
+          <w:top w:val="single" w:sz="2" w:space="0" w:color="E5E7EB"/>
+          <w:left w:val="single" w:sz="2" w:space="0" w:color="E5E7EB"/>
+          <w:bottom w:val="single" w:sz="2" w:space="0" w:color="E5E7EB"/>
+          <w:right w:val="single" w:sz="2" w:space="0" w:color="E5E7EB"/>
+        </w:pBdr>
+        <w:shd w:val="clear" w:color="auto" w:fill="151622"/>
+        <w:spacing w:before="60" w:after="100" w:afterAutospacing="1" w:line="240" w:lineRule="auto"/>
+        <w:jc w:val="left"/>
+        <w:rPr>
+          <w:rFonts w:ascii="Segoe UI" w:eastAsia="Times New Roman" w:hAnsi="Segoe UI" w:cs="Segoe UI"/>
+          <w:lang w:eastAsia="bg-BG"/>
+        </w:rPr>
+      </w:pPr>
+      <w:r>
+        <w:rPr>
+          <w:rFonts w:ascii="Segoe UI" w:eastAsia="Times New Roman" w:hAnsi="Segoe UI" w:cs="Segoe UI"/>
+          <w:b/>
+          <w:bCs/>
+          <w:bdr w:val="single" w:sz="2" w:space="0" w:color="E5E7EB" w:frame="1"/>
+          <w:lang w:eastAsia="bg-BG"/>
+        </w:rPr>
+        <w:t>Изграждане на потребителски интерфейс</w:t>
+      </w:r>
+      <w:r>
+        <w:rPr>
+          <w:rFonts w:ascii="Segoe UI" w:eastAsia="Times New Roman" w:hAnsi="Segoe UI" w:cs="Segoe UI"/>
+          <w:lang w:eastAsia="bg-BG"/>
+        </w:rPr>
+        <w:t>, който позволява настройка на параметрите в реално време – избор на шрифт за текстовия воден знак, позициониране на лого и управление на компресията.</w:t>
+      </w:r>
+    </w:p>
+    <w:p>
+      <w:pPr>
+        <w:pBdr>
+          <w:top w:val="single" w:sz="2" w:space="0" w:color="E5E7EB"/>
+          <w:left w:val="single" w:sz="2" w:space="0" w:color="E5E7EB"/>
+          <w:bottom w:val="single" w:sz="2" w:space="0" w:color="E5E7EB"/>
+          <w:right w:val="single" w:sz="2" w:space="0" w:color="E5E7EB"/>
+        </w:pBdr>
+        <w:shd w:val="clear" w:color="auto" w:fill="151622"/>
+        <w:spacing w:after="150" w:line="240" w:lineRule="auto"/>
+        <w:ind w:firstLine="0"/>
+        <w:jc w:val="left"/>
+        <w:rPr>
+          <w:rFonts w:ascii="Segoe UI" w:eastAsia="Times New Roman" w:hAnsi="Segoe UI" w:cs="Segoe UI"/>
+          <w:lang w:eastAsia="bg-BG"/>
+        </w:rPr>
+      </w:pPr>
+      <w:r>
+        <w:rPr>
+          <w:rFonts w:ascii="Segoe UI" w:eastAsia="Times New Roman" w:hAnsi="Segoe UI" w:cs="Segoe UI"/>
+          <w:b/>
+          <w:bCs/>
+          <w:bdr w:val="single" w:sz="2" w:space="0" w:color="E5E7EB" w:frame="1"/>
+          <w:lang w:eastAsia="bg-BG"/>
+        </w:rPr>
+        <w:t>Научно-практическото значение</w:t>
+      </w:r>
+      <w:r>
+        <w:rPr>
+          <w:rFonts w:ascii="Segoe UI" w:eastAsia="Times New Roman" w:hAnsi="Segoe UI" w:cs="Segoe UI"/>
+          <w:lang w:eastAsia="bg-BG"/>
+        </w:rPr>
+        <w:t> на работата се състои в оптимизирането на работния процес чрез комбиниране на няколко стъпки (оразмеряване, брандиране и архивиране) в един единствен автоматизиран цикъл. Приложението е проектирано да работи ефективно при натоварване, осигурявайки високо качество на изходните изображения и подробен отчет за извършените операции.</w:t>
+      </w:r>
+    </w:p>
+    <w:p>
+      <w:pPr>
+        <w:pBdr>
+          <w:top w:val="single" w:sz="2" w:space="0" w:color="E5E7EB"/>
+          <w:left w:val="single" w:sz="2" w:space="0" w:color="E5E7EB"/>
+          <w:bottom w:val="single" w:sz="2" w:space="0" w:color="E5E7EB"/>
+          <w:right w:val="single" w:sz="2" w:space="0" w:color="E5E7EB"/>
+        </w:pBdr>
+        <w:shd w:val="clear" w:color="auto" w:fill="151622"/>
+        <w:spacing w:after="150" w:line="240" w:lineRule="auto"/>
+        <w:ind w:firstLine="0"/>
+        <w:jc w:val="left"/>
+        <w:rPr>
+          <w:rFonts w:ascii="Segoe UI" w:eastAsia="Times New Roman" w:hAnsi="Segoe UI" w:cs="Segoe UI"/>
+          <w:lang w:eastAsia="bg-BG"/>
+        </w:rPr>
+      </w:pPr>
+      <w:r>
+        <w:rPr>
+          <w:rFonts w:ascii="Segoe UI" w:eastAsia="Times New Roman" w:hAnsi="Segoe UI" w:cs="Segoe UI"/>
+          <w:b/>
+          <w:bCs/>
+          <w:bdr w:val="single" w:sz="2" w:space="0" w:color="E5E7EB" w:frame="1"/>
+          <w:lang w:eastAsia="bg-BG"/>
+        </w:rPr>
+        <w:t>Структурата на дипломенния проект</w:t>
+      </w:r>
+      <w:r>
+        <w:rPr>
+          <w:rFonts w:ascii="Segoe UI" w:eastAsia="Times New Roman" w:hAnsi="Segoe UI" w:cs="Segoe UI"/>
+          <w:lang w:eastAsia="bg-BG"/>
+        </w:rPr>
+        <w:t> включва теоретична обосновка на избраните технологии, подробно описание на системната архитектура и кода, както и приложения с графични схеми и листинги, демонстриращи работата на системата „BatHh Image 4rAHessAr“.</w:t>
+      </w:r>
     </w:p>
     <w:p>
       <w:pPr>
         <w:pStyle w:val="Heading1"/>
       </w:pPr>
-      <w:bookmarkStart w:id="6" w:name="_Toc219445204"/>
-      <w:r>
+      <w:bookmarkStart w:id="5" w:name="_Toc219445204"/>
+      <w:r>
+        <w:lastRenderedPageBreak/>
         <w:t>Литература:</w:t>
       </w:r>
+      <w:bookmarkStart w:id="6" w:name="_GoBack"/>
       <w:bookmarkEnd w:id="1"/>
       <w:bookmarkEnd w:id="2"/>
       <w:bookmarkEnd w:id="3"/>
+      <w:bookmarkEnd w:id="5"/>
       <w:bookmarkEnd w:id="6"/>
     </w:p>
     <w:p>
@@ -1781,7 +3485,6 @@
         <w:spacing w:after="160"/>
       </w:pPr>
       <w:r>
-        <w:lastRenderedPageBreak/>
         <w:t xml:space="preserve">Донълдсън, Тоби. Бързо ръководство:Програмиране с </w:t>
       </w:r>
       <w:r>
@@ -2324,6 +4027,155 @@
     </w:lvl>
   </w:abstractNum>
   <w:abstractNum w:abstractNumId="2" w15:restartNumberingAfterBreak="0">
+    <w:nsid w:val="0CED14BD"/>
+    <w:multiLevelType w:val="multilevel"/>
+    <w:tmpl w:val="86B0A008"/>
+    <w:lvl w:ilvl="0">
+      <w:start w:val="1"/>
+      <w:numFmt w:val="bullet"/>
+      <w:lvlText w:val=""/>
+      <w:lvlJc w:val="left"/>
+      <w:pPr>
+        <w:tabs>
+          <w:tab w:val="num" w:pos="720"/>
+        </w:tabs>
+        <w:ind w:left="720" w:hanging="360"/>
+      </w:pPr>
+      <w:rPr>
+        <w:rFonts w:ascii="Symbol" w:hAnsi="Symbol" w:hint="default"/>
+        <w:sz w:val="20"/>
+      </w:rPr>
+    </w:lvl>
+    <w:lvl w:ilvl="1" w:tentative="1">
+      <w:start w:val="1"/>
+      <w:numFmt w:val="bullet"/>
+      <w:lvlText w:val="o"/>
+      <w:lvlJc w:val="left"/>
+      <w:pPr>
+        <w:tabs>
+          <w:tab w:val="num" w:pos="1440"/>
+        </w:tabs>
+        <w:ind w:left="1440" w:hanging="360"/>
+      </w:pPr>
+      <w:rPr>
+        <w:rFonts w:ascii="Courier New" w:hAnsi="Courier New" w:hint="default"/>
+        <w:sz w:val="20"/>
+      </w:rPr>
+    </w:lvl>
+    <w:lvl w:ilvl="2" w:tentative="1">
+      <w:start w:val="1"/>
+      <w:numFmt w:val="bullet"/>
+      <w:lvlText w:val=""/>
+      <w:lvlJc w:val="left"/>
+      <w:pPr>
+        <w:tabs>
+          <w:tab w:val="num" w:pos="2160"/>
+        </w:tabs>
+        <w:ind w:left="2160" w:hanging="360"/>
+      </w:pPr>
+      <w:rPr>
+        <w:rFonts w:ascii="Wingdings" w:hAnsi="Wingdings" w:hint="default"/>
+        <w:sz w:val="20"/>
+      </w:rPr>
+    </w:lvl>
+    <w:lvl w:ilvl="3" w:tentative="1">
+      <w:start w:val="1"/>
+      <w:numFmt w:val="bullet"/>
+      <w:lvlText w:val=""/>
+      <w:lvlJc w:val="left"/>
+      <w:pPr>
+        <w:tabs>
+          <w:tab w:val="num" w:pos="2880"/>
+        </w:tabs>
+        <w:ind w:left="2880" w:hanging="360"/>
+      </w:pPr>
+      <w:rPr>
+        <w:rFonts w:ascii="Wingdings" w:hAnsi="Wingdings" w:hint="default"/>
+        <w:sz w:val="20"/>
+      </w:rPr>
+    </w:lvl>
+    <w:lvl w:ilvl="4" w:tentative="1">
+      <w:start w:val="1"/>
+      <w:numFmt w:val="bullet"/>
+      <w:lvlText w:val=""/>
+      <w:lvlJc w:val="left"/>
+      <w:pPr>
+        <w:tabs>
+          <w:tab w:val="num" w:pos="3600"/>
+        </w:tabs>
+        <w:ind w:left="3600" w:hanging="360"/>
+      </w:pPr>
+      <w:rPr>
+        <w:rFonts w:ascii="Wingdings" w:hAnsi="Wingdings" w:hint="default"/>
+        <w:sz w:val="20"/>
+      </w:rPr>
+    </w:lvl>
+    <w:lvl w:ilvl="5" w:tentative="1">
+      <w:start w:val="1"/>
+      <w:numFmt w:val="bullet"/>
+      <w:lvlText w:val=""/>
+      <w:lvlJc w:val="left"/>
+      <w:pPr>
+        <w:tabs>
+          <w:tab w:val="num" w:pos="4320"/>
+        </w:tabs>
+        <w:ind w:left="4320" w:hanging="360"/>
+      </w:pPr>
+      <w:rPr>
+        <w:rFonts w:ascii="Wingdings" w:hAnsi="Wingdings" w:hint="default"/>
+        <w:sz w:val="20"/>
+      </w:rPr>
+    </w:lvl>
+    <w:lvl w:ilvl="6" w:tentative="1">
+      <w:start w:val="1"/>
+      <w:numFmt w:val="bullet"/>
+      <w:lvlText w:val=""/>
+      <w:lvlJc w:val="left"/>
+      <w:pPr>
+        <w:tabs>
+          <w:tab w:val="num" w:pos="5040"/>
+        </w:tabs>
+        <w:ind w:left="5040" w:hanging="360"/>
+      </w:pPr>
+      <w:rPr>
+        <w:rFonts w:ascii="Wingdings" w:hAnsi="Wingdings" w:hint="default"/>
+        <w:sz w:val="20"/>
+      </w:rPr>
+    </w:lvl>
+    <w:lvl w:ilvl="7" w:tentative="1">
+      <w:start w:val="1"/>
+      <w:numFmt w:val="bullet"/>
+      <w:lvlText w:val=""/>
+      <w:lvlJc w:val="left"/>
+      <w:pPr>
+        <w:tabs>
+          <w:tab w:val="num" w:pos="5760"/>
+        </w:tabs>
+        <w:ind w:left="5760" w:hanging="360"/>
+      </w:pPr>
+      <w:rPr>
+        <w:rFonts w:ascii="Wingdings" w:hAnsi="Wingdings" w:hint="default"/>
+        <w:sz w:val="20"/>
+      </w:rPr>
+    </w:lvl>
+    <w:lvl w:ilvl="8" w:tentative="1">
+      <w:start w:val="1"/>
+      <w:numFmt w:val="bullet"/>
+      <w:lvlText w:val=""/>
+      <w:lvlJc w:val="left"/>
+      <w:pPr>
+        <w:tabs>
+          <w:tab w:val="num" w:pos="6480"/>
+        </w:tabs>
+        <w:ind w:left="6480" w:hanging="360"/>
+      </w:pPr>
+      <w:rPr>
+        <w:rFonts w:ascii="Wingdings" w:hAnsi="Wingdings" w:hint="default"/>
+        <w:sz w:val="20"/>
+      </w:rPr>
+    </w:lvl>
+  </w:abstractNum>
+  <w:abstractNum w:abstractNumId="3" w15:restartNumberingAfterBreak="0">
     <w:nsid w:val="11C61772"/>
     <w:multiLevelType w:val="multilevel"/>
     <w:tmpl w:val="4508AB0C"/>
@@ -2436,7 +4288,7 @@
       </w:pPr>
     </w:lvl>
   </w:abstractNum>
-  <w:abstractNum w:abstractNumId="3" w15:restartNumberingAfterBreak="0">
+  <w:abstractNum w:abstractNumId="4" w15:restartNumberingAfterBreak="0">
     <w:nsid w:val="1482775B"/>
     <w:multiLevelType w:val="multilevel"/>
     <w:tmpl w:val="4FA01912"/>
@@ -2558,7 +4410,305 @@
       </w:rPr>
     </w:lvl>
   </w:abstractNum>
-  <w:abstractNum w:abstractNumId="4" w15:restartNumberingAfterBreak="0">
+  <w:abstractNum w:abstractNumId="5" w15:restartNumberingAfterBreak="0">
+    <w:nsid w:val="22A55291"/>
+    <w:multiLevelType w:val="multilevel"/>
+    <w:tmpl w:val="A9628B2E"/>
+    <w:lvl w:ilvl="0">
+      <w:start w:val="1"/>
+      <w:numFmt w:val="bullet"/>
+      <w:lvlText w:val=""/>
+      <w:lvlJc w:val="left"/>
+      <w:pPr>
+        <w:tabs>
+          <w:tab w:val="num" w:pos="720"/>
+        </w:tabs>
+        <w:ind w:left="720" w:hanging="360"/>
+      </w:pPr>
+      <w:rPr>
+        <w:rFonts w:ascii="Symbol" w:hAnsi="Symbol" w:hint="default"/>
+        <w:sz w:val="20"/>
+      </w:rPr>
+    </w:lvl>
+    <w:lvl w:ilvl="1" w:tentative="1">
+      <w:start w:val="1"/>
+      <w:numFmt w:val="bullet"/>
+      <w:lvlText w:val="o"/>
+      <w:lvlJc w:val="left"/>
+      <w:pPr>
+        <w:tabs>
+          <w:tab w:val="num" w:pos="1440"/>
+        </w:tabs>
+        <w:ind w:left="1440" w:hanging="360"/>
+      </w:pPr>
+      <w:rPr>
+        <w:rFonts w:ascii="Courier New" w:hAnsi="Courier New" w:hint="default"/>
+        <w:sz w:val="20"/>
+      </w:rPr>
+    </w:lvl>
+    <w:lvl w:ilvl="2" w:tentative="1">
+      <w:start w:val="1"/>
+      <w:numFmt w:val="bullet"/>
+      <w:lvlText w:val=""/>
+      <w:lvlJc w:val="left"/>
+      <w:pPr>
+        <w:tabs>
+          <w:tab w:val="num" w:pos="2160"/>
+        </w:tabs>
+        <w:ind w:left="2160" w:hanging="360"/>
+      </w:pPr>
+      <w:rPr>
+        <w:rFonts w:ascii="Wingdings" w:hAnsi="Wingdings" w:hint="default"/>
+        <w:sz w:val="20"/>
+      </w:rPr>
+    </w:lvl>
+    <w:lvl w:ilvl="3" w:tentative="1">
+      <w:start w:val="1"/>
+      <w:numFmt w:val="bullet"/>
+      <w:lvlText w:val=""/>
+      <w:lvlJc w:val="left"/>
+      <w:pPr>
+        <w:tabs>
+          <w:tab w:val="num" w:pos="2880"/>
+        </w:tabs>
+        <w:ind w:left="2880" w:hanging="360"/>
+      </w:pPr>
+      <w:rPr>
+        <w:rFonts w:ascii="Wingdings" w:hAnsi="Wingdings" w:hint="default"/>
+        <w:sz w:val="20"/>
+      </w:rPr>
+    </w:lvl>
+    <w:lvl w:ilvl="4" w:tentative="1">
+      <w:start w:val="1"/>
+      <w:numFmt w:val="bullet"/>
+      <w:lvlText w:val=""/>
+      <w:lvlJc w:val="left"/>
+      <w:pPr>
+        <w:tabs>
+          <w:tab w:val="num" w:pos="3600"/>
+        </w:tabs>
+        <w:ind w:left="3600" w:hanging="360"/>
+      </w:pPr>
+      <w:rPr>
+        <w:rFonts w:ascii="Wingdings" w:hAnsi="Wingdings" w:hint="default"/>
+        <w:sz w:val="20"/>
+      </w:rPr>
+    </w:lvl>
+    <w:lvl w:ilvl="5" w:tentative="1">
+      <w:start w:val="1"/>
+      <w:numFmt w:val="bullet"/>
+      <w:lvlText w:val=""/>
+      <w:lvlJc w:val="left"/>
+      <w:pPr>
+        <w:tabs>
+          <w:tab w:val="num" w:pos="4320"/>
+        </w:tabs>
+        <w:ind w:left="4320" w:hanging="360"/>
+      </w:pPr>
+      <w:rPr>
+        <w:rFonts w:ascii="Wingdings" w:hAnsi="Wingdings" w:hint="default"/>
+        <w:sz w:val="20"/>
+      </w:rPr>
+    </w:lvl>
+    <w:lvl w:ilvl="6" w:tentative="1">
+      <w:start w:val="1"/>
+      <w:numFmt w:val="bullet"/>
+      <w:lvlText w:val=""/>
+      <w:lvlJc w:val="left"/>
+      <w:pPr>
+        <w:tabs>
+          <w:tab w:val="num" w:pos="5040"/>
+        </w:tabs>
+        <w:ind w:left="5040" w:hanging="360"/>
+      </w:pPr>
+      <w:rPr>
+        <w:rFonts w:ascii="Wingdings" w:hAnsi="Wingdings" w:hint="default"/>
+        <w:sz w:val="20"/>
+      </w:rPr>
+    </w:lvl>
+    <w:lvl w:ilvl="7" w:tentative="1">
+      <w:start w:val="1"/>
+      <w:numFmt w:val="bullet"/>
+      <w:lvlText w:val=""/>
+      <w:lvlJc w:val="left"/>
+      <w:pPr>
+        <w:tabs>
+          <w:tab w:val="num" w:pos="5760"/>
+        </w:tabs>
+        <w:ind w:left="5760" w:hanging="360"/>
+      </w:pPr>
+      <w:rPr>
+        <w:rFonts w:ascii="Wingdings" w:hAnsi="Wingdings" w:hint="default"/>
+        <w:sz w:val="20"/>
+      </w:rPr>
+    </w:lvl>
+    <w:lvl w:ilvl="8" w:tentative="1">
+      <w:start w:val="1"/>
+      <w:numFmt w:val="bullet"/>
+      <w:lvlText w:val=""/>
+      <w:lvlJc w:val="left"/>
+      <w:pPr>
+        <w:tabs>
+          <w:tab w:val="num" w:pos="6480"/>
+        </w:tabs>
+        <w:ind w:left="6480" w:hanging="360"/>
+      </w:pPr>
+      <w:rPr>
+        <w:rFonts w:ascii="Wingdings" w:hAnsi="Wingdings" w:hint="default"/>
+        <w:sz w:val="20"/>
+      </w:rPr>
+    </w:lvl>
+  </w:abstractNum>
+  <w:abstractNum w:abstractNumId="6" w15:restartNumberingAfterBreak="0">
+    <w:nsid w:val="2879688B"/>
+    <w:multiLevelType w:val="multilevel"/>
+    <w:tmpl w:val="EAB81402"/>
+    <w:lvl w:ilvl="0">
+      <w:start w:val="1"/>
+      <w:numFmt w:val="bullet"/>
+      <w:lvlText w:val=""/>
+      <w:lvlJc w:val="left"/>
+      <w:pPr>
+        <w:tabs>
+          <w:tab w:val="num" w:pos="720"/>
+        </w:tabs>
+        <w:ind w:left="720" w:hanging="360"/>
+      </w:pPr>
+      <w:rPr>
+        <w:rFonts w:ascii="Symbol" w:hAnsi="Symbol" w:hint="default"/>
+        <w:sz w:val="20"/>
+      </w:rPr>
+    </w:lvl>
+    <w:lvl w:ilvl="1" w:tentative="1">
+      <w:start w:val="1"/>
+      <w:numFmt w:val="bullet"/>
+      <w:lvlText w:val="o"/>
+      <w:lvlJc w:val="left"/>
+      <w:pPr>
+        <w:tabs>
+          <w:tab w:val="num" w:pos="1440"/>
+        </w:tabs>
+        <w:ind w:left="1440" w:hanging="360"/>
+      </w:pPr>
+      <w:rPr>
+        <w:rFonts w:ascii="Courier New" w:hAnsi="Courier New" w:hint="default"/>
+        <w:sz w:val="20"/>
+      </w:rPr>
+    </w:lvl>
+    <w:lvl w:ilvl="2" w:tentative="1">
+      <w:start w:val="1"/>
+      <w:numFmt w:val="bullet"/>
+      <w:lvlText w:val=""/>
+      <w:lvlJc w:val="left"/>
+      <w:pPr>
+        <w:tabs>
+          <w:tab w:val="num" w:pos="2160"/>
+        </w:tabs>
+        <w:ind w:left="2160" w:hanging="360"/>
+      </w:pPr>
+      <w:rPr>
+        <w:rFonts w:ascii="Wingdings" w:hAnsi="Wingdings" w:hint="default"/>
+        <w:sz w:val="20"/>
+      </w:rPr>
+    </w:lvl>
+    <w:lvl w:ilvl="3" w:tentative="1">
+      <w:start w:val="1"/>
+      <w:numFmt w:val="bullet"/>
+      <w:lvlText w:val=""/>
+      <w:lvlJc w:val="left"/>
+      <w:pPr>
+        <w:tabs>
+          <w:tab w:val="num" w:pos="2880"/>
+        </w:tabs>
+        <w:ind w:left="2880" w:hanging="360"/>
+      </w:pPr>
+      <w:rPr>
+        <w:rFonts w:ascii="Wingdings" w:hAnsi="Wingdings" w:hint="default"/>
+        <w:sz w:val="20"/>
+      </w:rPr>
+    </w:lvl>
+    <w:lvl w:ilvl="4" w:tentative="1">
+      <w:start w:val="1"/>
+      <w:numFmt w:val="bullet"/>
+      <w:lvlText w:val=""/>
+      <w:lvlJc w:val="left"/>
+      <w:pPr>
+        <w:tabs>
+          <w:tab w:val="num" w:pos="3600"/>
+        </w:tabs>
+        <w:ind w:left="3600" w:hanging="360"/>
+      </w:pPr>
+      <w:rPr>
+        <w:rFonts w:ascii="Wingdings" w:hAnsi="Wingdings" w:hint="default"/>
+        <w:sz w:val="20"/>
+      </w:rPr>
+    </w:lvl>
+    <w:lvl w:ilvl="5" w:tentative="1">
+      <w:start w:val="1"/>
+      <w:numFmt w:val="bullet"/>
+      <w:lvlText w:val=""/>
+      <w:lvlJc w:val="left"/>
+      <w:pPr>
+        <w:tabs>
+          <w:tab w:val="num" w:pos="4320"/>
+        </w:tabs>
+        <w:ind w:left="4320" w:hanging="360"/>
+      </w:pPr>
+      <w:rPr>
+        <w:rFonts w:ascii="Wingdings" w:hAnsi="Wingdings" w:hint="default"/>
+        <w:sz w:val="20"/>
+      </w:rPr>
+    </w:lvl>
+    <w:lvl w:ilvl="6" w:tentative="1">
+      <w:start w:val="1"/>
+      <w:numFmt w:val="bullet"/>
+      <w:lvlText w:val=""/>
+      <w:lvlJc w:val="left"/>
+      <w:pPr>
+        <w:tabs>
+          <w:tab w:val="num" w:pos="5040"/>
+        </w:tabs>
+        <w:ind w:left="5040" w:hanging="360"/>
+      </w:pPr>
+      <w:rPr>
+        <w:rFonts w:ascii="Wingdings" w:hAnsi="Wingdings" w:hint="default"/>
+        <w:sz w:val="20"/>
+      </w:rPr>
+    </w:lvl>
+    <w:lvl w:ilvl="7" w:tentative="1">
+      <w:start w:val="1"/>
+      <w:numFmt w:val="bullet"/>
+      <w:lvlText w:val=""/>
+      <w:lvlJc w:val="left"/>
+      <w:pPr>
+        <w:tabs>
+          <w:tab w:val="num" w:pos="5760"/>
+        </w:tabs>
+        <w:ind w:left="5760" w:hanging="360"/>
+      </w:pPr>
+      <w:rPr>
+        <w:rFonts w:ascii="Wingdings" w:hAnsi="Wingdings" w:hint="default"/>
+        <w:sz w:val="20"/>
+      </w:rPr>
+    </w:lvl>
+    <w:lvl w:ilvl="8" w:tentative="1">
+      <w:start w:val="1"/>
+      <w:numFmt w:val="bullet"/>
+      <w:lvlText w:val=""/>
+      <w:lvlJc w:val="left"/>
+      <w:pPr>
+        <w:tabs>
+          <w:tab w:val="num" w:pos="6480"/>
+        </w:tabs>
+        <w:ind w:left="6480" w:hanging="360"/>
+      </w:pPr>
+      <w:rPr>
+        <w:rFonts w:ascii="Wingdings" w:hAnsi="Wingdings" w:hint="default"/>
+        <w:sz w:val="20"/>
+      </w:rPr>
+    </w:lvl>
+  </w:abstractNum>
+  <w:abstractNum w:abstractNumId="7" w15:restartNumberingAfterBreak="0">
     <w:nsid w:val="28B151F1"/>
     <w:multiLevelType w:val="hybridMultilevel"/>
     <w:tmpl w:val="BEB47992"/>
@@ -2647,7 +4797,120 @@
       </w:pPr>
     </w:lvl>
   </w:abstractNum>
-  <w:abstractNum w:abstractNumId="5" w15:restartNumberingAfterBreak="0">
+  <w:abstractNum w:abstractNumId="8" w15:restartNumberingAfterBreak="0">
+    <w:nsid w:val="2F493D77"/>
+    <w:multiLevelType w:val="multilevel"/>
+    <w:tmpl w:val="60E6B7BC"/>
+    <w:lvl w:ilvl="0">
+      <w:start w:val="1"/>
+      <w:numFmt w:val="decimal"/>
+      <w:lvlText w:val="%1."/>
+      <w:lvlJc w:val="left"/>
+      <w:pPr>
+        <w:tabs>
+          <w:tab w:val="num" w:pos="720"/>
+        </w:tabs>
+        <w:ind w:left="720" w:hanging="360"/>
+      </w:pPr>
+    </w:lvl>
+    <w:lvl w:ilvl="1" w:tentative="1">
+      <w:start w:val="1"/>
+      <w:numFmt w:val="decimal"/>
+      <w:lvlText w:val="%2."/>
+      <w:lvlJc w:val="left"/>
+      <w:pPr>
+        <w:tabs>
+          <w:tab w:val="num" w:pos="1440"/>
+        </w:tabs>
+        <w:ind w:left="1440" w:hanging="360"/>
+      </w:pPr>
+    </w:lvl>
+    <w:lvl w:ilvl="2" w:tentative="1">
+      <w:start w:val="1"/>
+      <w:numFmt w:val="decimal"/>
+      <w:lvlText w:val="%3."/>
+      <w:lvlJc w:val="left"/>
+      <w:pPr>
+        <w:tabs>
+          <w:tab w:val="num" w:pos="2160"/>
+        </w:tabs>
+        <w:ind w:left="2160" w:hanging="360"/>
+      </w:pPr>
+    </w:lvl>
+    <w:lvl w:ilvl="3" w:tentative="1">
+      <w:start w:val="1"/>
+      <w:numFmt w:val="decimal"/>
+      <w:lvlText w:val="%4."/>
+      <w:lvlJc w:val="left"/>
+      <w:pPr>
+        <w:tabs>
+          <w:tab w:val="num" w:pos="2880"/>
+        </w:tabs>
+        <w:ind w:left="2880" w:hanging="360"/>
+      </w:pPr>
+    </w:lvl>
+    <w:lvl w:ilvl="4" w:tentative="1">
+      <w:start w:val="1"/>
+      <w:numFmt w:val="decimal"/>
+      <w:lvlText w:val="%5."/>
+      <w:lvlJc w:val="left"/>
+      <w:pPr>
+        <w:tabs>
+          <w:tab w:val="num" w:pos="3600"/>
+        </w:tabs>
+        <w:ind w:left="3600" w:hanging="360"/>
+      </w:pPr>
+    </w:lvl>
+    <w:lvl w:ilvl="5" w:tentative="1">
+      <w:start w:val="1"/>
+      <w:numFmt w:val="decimal"/>
+      <w:lvlText w:val="%6."/>
+      <w:lvlJc w:val="left"/>
+      <w:pPr>
+        <w:tabs>
+          <w:tab w:val="num" w:pos="4320"/>
+        </w:tabs>
+        <w:ind w:left="4320" w:hanging="360"/>
+      </w:pPr>
+    </w:lvl>
+    <w:lvl w:ilvl="6" w:tentative="1">
+      <w:start w:val="1"/>
+      <w:numFmt w:val="decimal"/>
+      <w:lvlText w:val="%7."/>
+      <w:lvlJc w:val="left"/>
+      <w:pPr>
+        <w:tabs>
+          <w:tab w:val="num" w:pos="5040"/>
+        </w:tabs>
+        <w:ind w:left="5040" w:hanging="360"/>
+      </w:pPr>
+    </w:lvl>
+    <w:lvl w:ilvl="7" w:tentative="1">
+      <w:start w:val="1"/>
+      <w:numFmt w:val="decimal"/>
+      <w:lvlText w:val="%8."/>
+      <w:lvlJc w:val="left"/>
+      <w:pPr>
+        <w:tabs>
+          <w:tab w:val="num" w:pos="5760"/>
+        </w:tabs>
+        <w:ind w:left="5760" w:hanging="360"/>
+      </w:pPr>
+    </w:lvl>
+    <w:lvl w:ilvl="8" w:tentative="1">
+      <w:start w:val="1"/>
+      <w:numFmt w:val="decimal"/>
+      <w:lvlText w:val="%9."/>
+      <w:lvlJc w:val="left"/>
+      <w:pPr>
+        <w:tabs>
+          <w:tab w:val="num" w:pos="6480"/>
+        </w:tabs>
+        <w:ind w:left="6480" w:hanging="360"/>
+      </w:pPr>
+    </w:lvl>
+  </w:abstractNum>
+  <w:abstractNum w:abstractNumId="9" w15:restartNumberingAfterBreak="0">
     <w:nsid w:val="39453D5D"/>
     <w:multiLevelType w:val="multilevel"/>
     <w:tmpl w:val="AE70A622"/>
@@ -2796,7 +5059,156 @@
       </w:rPr>
     </w:lvl>
   </w:abstractNum>
-  <w:abstractNum w:abstractNumId="6" w15:restartNumberingAfterBreak="0">
+  <w:abstractNum w:abstractNumId="10" w15:restartNumberingAfterBreak="0">
+    <w:nsid w:val="3A173FD5"/>
+    <w:multiLevelType w:val="multilevel"/>
+    <w:tmpl w:val="416AE69A"/>
+    <w:lvl w:ilvl="0">
+      <w:start w:val="1"/>
+      <w:numFmt w:val="bullet"/>
+      <w:lvlText w:val=""/>
+      <w:lvlJc w:val="left"/>
+      <w:pPr>
+        <w:tabs>
+          <w:tab w:val="num" w:pos="720"/>
+        </w:tabs>
+        <w:ind w:left="720" w:hanging="360"/>
+      </w:pPr>
+      <w:rPr>
+        <w:rFonts w:ascii="Symbol" w:hAnsi="Symbol" w:hint="default"/>
+        <w:sz w:val="20"/>
+      </w:rPr>
+    </w:lvl>
+    <w:lvl w:ilvl="1" w:tentative="1">
+      <w:start w:val="1"/>
+      <w:numFmt w:val="bullet"/>
+      <w:lvlText w:val="o"/>
+      <w:lvlJc w:val="left"/>
+      <w:pPr>
+        <w:tabs>
+          <w:tab w:val="num" w:pos="1440"/>
+        </w:tabs>
+        <w:ind w:left="1440" w:hanging="360"/>
+      </w:pPr>
+      <w:rPr>
+        <w:rFonts w:ascii="Courier New" w:hAnsi="Courier New" w:hint="default"/>
+        <w:sz w:val="20"/>
+      </w:rPr>
+    </w:lvl>
+    <w:lvl w:ilvl="2" w:tentative="1">
+      <w:start w:val="1"/>
+      <w:numFmt w:val="bullet"/>
+      <w:lvlText w:val=""/>
+      <w:lvlJc w:val="left"/>
+      <w:pPr>
+        <w:tabs>
+          <w:tab w:val="num" w:pos="2160"/>
+        </w:tabs>
+        <w:ind w:left="2160" w:hanging="360"/>
+      </w:pPr>
+      <w:rPr>
+        <w:rFonts w:ascii="Wingdings" w:hAnsi="Wingdings" w:hint="default"/>
+        <w:sz w:val="20"/>
+      </w:rPr>
+    </w:lvl>
+    <w:lvl w:ilvl="3" w:tentative="1">
+      <w:start w:val="1"/>
+      <w:numFmt w:val="bullet"/>
+      <w:lvlText w:val=""/>
+      <w:lvlJc w:val="left"/>
+      <w:pPr>
+        <w:tabs>
+          <w:tab w:val="num" w:pos="2880"/>
+        </w:tabs>
+        <w:ind w:left="2880" w:hanging="360"/>
+      </w:pPr>
+      <w:rPr>
+        <w:rFonts w:ascii="Wingdings" w:hAnsi="Wingdings" w:hint="default"/>
+        <w:sz w:val="20"/>
+      </w:rPr>
+    </w:lvl>
+    <w:lvl w:ilvl="4" w:tentative="1">
+      <w:start w:val="1"/>
+      <w:numFmt w:val="bullet"/>
+      <w:lvlText w:val=""/>
+      <w:lvlJc w:val="left"/>
+      <w:pPr>
+        <w:tabs>
+          <w:tab w:val="num" w:pos="3600"/>
+        </w:tabs>
+        <w:ind w:left="3600" w:hanging="360"/>
+      </w:pPr>
+      <w:rPr>
+        <w:rFonts w:ascii="Wingdings" w:hAnsi="Wingdings" w:hint="default"/>
+        <w:sz w:val="20"/>
+      </w:rPr>
+    </w:lvl>
+    <w:lvl w:ilvl="5" w:tentative="1">
+      <w:start w:val="1"/>
+      <w:numFmt w:val="bullet"/>
+      <w:lvlText w:val=""/>
+      <w:lvlJc w:val="left"/>
+      <w:pPr>
+        <w:tabs>
+          <w:tab w:val="num" w:pos="4320"/>
+        </w:tabs>
+        <w:ind w:left="4320" w:hanging="360"/>
+      </w:pPr>
+      <w:rPr>
+        <w:rFonts w:ascii="Wingdings" w:hAnsi="Wingdings" w:hint="default"/>
+        <w:sz w:val="20"/>
+      </w:rPr>
+    </w:lvl>
+    <w:lvl w:ilvl="6" w:tentative="1">
+      <w:start w:val="1"/>
+      <w:numFmt w:val="bullet"/>
+      <w:lvlText w:val=""/>
+      <w:lvlJc w:val="left"/>
+      <w:pPr>
+        <w:tabs>
+          <w:tab w:val="num" w:pos="5040"/>
+        </w:tabs>
+        <w:ind w:left="5040" w:hanging="360"/>
+      </w:pPr>
+      <w:rPr>
+        <w:rFonts w:ascii="Wingdings" w:hAnsi="Wingdings" w:hint="default"/>
+        <w:sz w:val="20"/>
+      </w:rPr>
+    </w:lvl>
+    <w:lvl w:ilvl="7" w:tentative="1">
+      <w:start w:val="1"/>
+      <w:numFmt w:val="bullet"/>
+      <w:lvlText w:val=""/>
+      <w:lvlJc w:val="left"/>
+      <w:pPr>
+        <w:tabs>
+          <w:tab w:val="num" w:pos="5760"/>
+        </w:tabs>
+        <w:ind w:left="5760" w:hanging="360"/>
+      </w:pPr>
+      <w:rPr>
+        <w:rFonts w:ascii="Wingdings" w:hAnsi="Wingdings" w:hint="default"/>
+        <w:sz w:val="20"/>
+      </w:rPr>
+    </w:lvl>
+    <w:lvl w:ilvl="8" w:tentative="1">
+      <w:start w:val="1"/>
+      <w:numFmt w:val="bullet"/>
+      <w:lvlText w:val=""/>
+      <w:lvlJc w:val="left"/>
+      <w:pPr>
+        <w:tabs>
+          <w:tab w:val="num" w:pos="6480"/>
+        </w:tabs>
+        <w:ind w:left="6480" w:hanging="360"/>
+      </w:pPr>
+      <w:rPr>
+        <w:rFonts w:ascii="Wingdings" w:hAnsi="Wingdings" w:hint="default"/>
+        <w:sz w:val="20"/>
+      </w:rPr>
+    </w:lvl>
+  </w:abstractNum>
+  <w:abstractNum w:abstractNumId="11" w15:restartNumberingAfterBreak="0">
     <w:nsid w:val="3C990C35"/>
     <w:multiLevelType w:val="multilevel"/>
     <w:tmpl w:val="E8F47E58"/>
@@ -2909,7 +5321,7 @@
       </w:pPr>
     </w:lvl>
   </w:abstractNum>
-  <w:abstractNum w:abstractNumId="7" w15:restartNumberingAfterBreak="0">
+  <w:abstractNum w:abstractNumId="12" w15:restartNumberingAfterBreak="0">
     <w:nsid w:val="3D470C5C"/>
     <w:multiLevelType w:val="multilevel"/>
     <w:tmpl w:val="BE0EB5C2"/>
@@ -3058,7 +5470,7 @@
       </w:rPr>
     </w:lvl>
   </w:abstractNum>
-  <w:abstractNum w:abstractNumId="8" w15:restartNumberingAfterBreak="0">
+  <w:abstractNum w:abstractNumId="13" w15:restartNumberingAfterBreak="0">
     <w:nsid w:val="4B401398"/>
     <w:multiLevelType w:val="multilevel"/>
     <w:tmpl w:val="A1B2A394"/>
@@ -3207,7 +5619,418 @@
       </w:rPr>
     </w:lvl>
   </w:abstractNum>
-  <w:abstractNum w:abstractNumId="9" w15:restartNumberingAfterBreak="0">
+  <w:abstractNum w:abstractNumId="14" w15:restartNumberingAfterBreak="0">
+    <w:nsid w:val="670B68FF"/>
+    <w:multiLevelType w:val="multilevel"/>
+    <w:tmpl w:val="761EF54E"/>
+    <w:lvl w:ilvl="0">
+      <w:start w:val="1"/>
+      <w:numFmt w:val="bullet"/>
+      <w:lvlText w:val=""/>
+      <w:lvlJc w:val="left"/>
+      <w:pPr>
+        <w:tabs>
+          <w:tab w:val="num" w:pos="720"/>
+        </w:tabs>
+        <w:ind w:left="720" w:hanging="360"/>
+      </w:pPr>
+      <w:rPr>
+        <w:rFonts w:ascii="Symbol" w:hAnsi="Symbol" w:hint="default"/>
+        <w:sz w:val="20"/>
+      </w:rPr>
+    </w:lvl>
+    <w:lvl w:ilvl="1" w:tentative="1">
+      <w:start w:val="1"/>
+      <w:numFmt w:val="bullet"/>
+      <w:lvlText w:val="o"/>
+      <w:lvlJc w:val="left"/>
+      <w:pPr>
+        <w:tabs>
+          <w:tab w:val="num" w:pos="1440"/>
+        </w:tabs>
+        <w:ind w:left="1440" w:hanging="360"/>
+      </w:pPr>
+      <w:rPr>
+        <w:rFonts w:ascii="Courier New" w:hAnsi="Courier New" w:hint="default"/>
+        <w:sz w:val="20"/>
+      </w:rPr>
+    </w:lvl>
+    <w:lvl w:ilvl="2" w:tentative="1">
+      <w:start w:val="1"/>
+      <w:numFmt w:val="bullet"/>
+      <w:lvlText w:val=""/>
+      <w:lvlJc w:val="left"/>
+      <w:pPr>
+        <w:tabs>
+          <w:tab w:val="num" w:pos="2160"/>
+        </w:tabs>
+        <w:ind w:left="2160" w:hanging="360"/>
+      </w:pPr>
+      <w:rPr>
+        <w:rFonts w:ascii="Wingdings" w:hAnsi="Wingdings" w:hint="default"/>
+        <w:sz w:val="20"/>
+      </w:rPr>
+    </w:lvl>
+    <w:lvl w:ilvl="3" w:tentative="1">
+      <w:start w:val="1"/>
+      <w:numFmt w:val="bullet"/>
+      <w:lvlText w:val=""/>
+      <w:lvlJc w:val="left"/>
+      <w:pPr>
+        <w:tabs>
+          <w:tab w:val="num" w:pos="2880"/>
+        </w:tabs>
+        <w:ind w:left="2880" w:hanging="360"/>
+      </w:pPr>
+      <w:rPr>
+        <w:rFonts w:ascii="Wingdings" w:hAnsi="Wingdings" w:hint="default"/>
+        <w:sz w:val="20"/>
+      </w:rPr>
+    </w:lvl>
+    <w:lvl w:ilvl="4" w:tentative="1">
+      <w:start w:val="1"/>
+      <w:numFmt w:val="bullet"/>
+      <w:lvlText w:val=""/>
+      <w:lvlJc w:val="left"/>
+      <w:pPr>
+        <w:tabs>
+          <w:tab w:val="num" w:pos="3600"/>
+        </w:tabs>
+        <w:ind w:left="3600" w:hanging="360"/>
+      </w:pPr>
+      <w:rPr>
+        <w:rFonts w:ascii="Wingdings" w:hAnsi="Wingdings" w:hint="default"/>
+        <w:sz w:val="20"/>
+      </w:rPr>
+    </w:lvl>
+    <w:lvl w:ilvl="5" w:tentative="1">
+      <w:start w:val="1"/>
+      <w:numFmt w:val="bullet"/>
+      <w:lvlText w:val=""/>
+      <w:lvlJc w:val="left"/>
+      <w:pPr>
+        <w:tabs>
+          <w:tab w:val="num" w:pos="4320"/>
+        </w:tabs>
+        <w:ind w:left="4320" w:hanging="360"/>
+      </w:pPr>
+      <w:rPr>
+        <w:rFonts w:ascii="Wingdings" w:hAnsi="Wingdings" w:hint="default"/>
+        <w:sz w:val="20"/>
+      </w:rPr>
+    </w:lvl>
+    <w:lvl w:ilvl="6" w:tentative="1">
+      <w:start w:val="1"/>
+      <w:numFmt w:val="bullet"/>
+      <w:lvlText w:val=""/>
+      <w:lvlJc w:val="left"/>
+      <w:pPr>
+        <w:tabs>
+          <w:tab w:val="num" w:pos="5040"/>
+        </w:tabs>
+        <w:ind w:left="5040" w:hanging="360"/>
+      </w:pPr>
+      <w:rPr>
+        <w:rFonts w:ascii="Wingdings" w:hAnsi="Wingdings" w:hint="default"/>
+        <w:sz w:val="20"/>
+      </w:rPr>
+    </w:lvl>
+    <w:lvl w:ilvl="7" w:tentative="1">
+      <w:start w:val="1"/>
+      <w:numFmt w:val="bullet"/>
+      <w:lvlText w:val=""/>
+      <w:lvlJc w:val="left"/>
+      <w:pPr>
+        <w:tabs>
+          <w:tab w:val="num" w:pos="5760"/>
+        </w:tabs>
+        <w:ind w:left="5760" w:hanging="360"/>
+      </w:pPr>
+      <w:rPr>
+        <w:rFonts w:ascii="Wingdings" w:hAnsi="Wingdings" w:hint="default"/>
+        <w:sz w:val="20"/>
+      </w:rPr>
+    </w:lvl>
+    <w:lvl w:ilvl="8" w:tentative="1">
+      <w:start w:val="1"/>
+      <w:numFmt w:val="bullet"/>
+      <w:lvlText w:val=""/>
+      <w:lvlJc w:val="left"/>
+      <w:pPr>
+        <w:tabs>
+          <w:tab w:val="num" w:pos="6480"/>
+        </w:tabs>
+        <w:ind w:left="6480" w:hanging="360"/>
+      </w:pPr>
+      <w:rPr>
+        <w:rFonts w:ascii="Wingdings" w:hAnsi="Wingdings" w:hint="default"/>
+        <w:sz w:val="20"/>
+      </w:rPr>
+    </w:lvl>
+  </w:abstractNum>
+  <w:abstractNum w:abstractNumId="15" w15:restartNumberingAfterBreak="0">
+    <w:nsid w:val="6FF02848"/>
+    <w:multiLevelType w:val="multilevel"/>
+    <w:tmpl w:val="0B1EDB1C"/>
+    <w:lvl w:ilvl="0">
+      <w:start w:val="1"/>
+      <w:numFmt w:val="bullet"/>
+      <w:lvlText w:val=""/>
+      <w:lvlJc w:val="left"/>
+      <w:pPr>
+        <w:tabs>
+          <w:tab w:val="num" w:pos="720"/>
+        </w:tabs>
+        <w:ind w:left="720" w:hanging="360"/>
+      </w:pPr>
+      <w:rPr>
+        <w:rFonts w:ascii="Symbol" w:hAnsi="Symbol" w:hint="default"/>
+        <w:sz w:val="20"/>
+      </w:rPr>
+    </w:lvl>
+    <w:lvl w:ilvl="1" w:tentative="1">
+      <w:start w:val="1"/>
+      <w:numFmt w:val="bullet"/>
+      <w:lvlText w:val="o"/>
+      <w:lvlJc w:val="left"/>
+      <w:pPr>
+        <w:tabs>
+          <w:tab w:val="num" w:pos="1440"/>
+        </w:tabs>
+        <w:ind w:left="1440" w:hanging="360"/>
+      </w:pPr>
+      <w:rPr>
+        <w:rFonts w:ascii="Courier New" w:hAnsi="Courier New" w:hint="default"/>
+        <w:sz w:val="20"/>
+      </w:rPr>
+    </w:lvl>
+    <w:lvl w:ilvl="2" w:tentative="1">
+      <w:start w:val="1"/>
+      <w:numFmt w:val="bullet"/>
+      <w:lvlText w:val=""/>
+      <w:lvlJc w:val="left"/>
+      <w:pPr>
+        <w:tabs>
+          <w:tab w:val="num" w:pos="2160"/>
+        </w:tabs>
+        <w:ind w:left="2160" w:hanging="360"/>
+      </w:pPr>
+      <w:rPr>
+        <w:rFonts w:ascii="Wingdings" w:hAnsi="Wingdings" w:hint="default"/>
+        <w:sz w:val="20"/>
+      </w:rPr>
+    </w:lvl>
+    <w:lvl w:ilvl="3" w:tentative="1">
+      <w:start w:val="1"/>
+      <w:numFmt w:val="bullet"/>
+      <w:lvlText w:val=""/>
+      <w:lvlJc w:val="left"/>
+      <w:pPr>
+        <w:tabs>
+          <w:tab w:val="num" w:pos="2880"/>
+        </w:tabs>
+        <w:ind w:left="2880" w:hanging="360"/>
+      </w:pPr>
+      <w:rPr>
+        <w:rFonts w:ascii="Wingdings" w:hAnsi="Wingdings" w:hint="default"/>
+        <w:sz w:val="20"/>
+      </w:rPr>
+    </w:lvl>
+    <w:lvl w:ilvl="4" w:tentative="1">
+      <w:start w:val="1"/>
+      <w:numFmt w:val="bullet"/>
+      <w:lvlText w:val=""/>
+      <w:lvlJc w:val="left"/>
+      <w:pPr>
+        <w:tabs>
+          <w:tab w:val="num" w:pos="3600"/>
+        </w:tabs>
+        <w:ind w:left="3600" w:hanging="360"/>
+      </w:pPr>
+      <w:rPr>
+        <w:rFonts w:ascii="Wingdings" w:hAnsi="Wingdings" w:hint="default"/>
+        <w:sz w:val="20"/>
+      </w:rPr>
+    </w:lvl>
+    <w:lvl w:ilvl="5" w:tentative="1">
+      <w:start w:val="1"/>
+      <w:numFmt w:val="bullet"/>
+      <w:lvlText w:val=""/>
+      <w:lvlJc w:val="left"/>
+      <w:pPr>
+        <w:tabs>
+          <w:tab w:val="num" w:pos="4320"/>
+        </w:tabs>
+        <w:ind w:left="4320" w:hanging="360"/>
+      </w:pPr>
+      <w:rPr>
+        <w:rFonts w:ascii="Wingdings" w:hAnsi="Wingdings" w:hint="default"/>
+        <w:sz w:val="20"/>
+      </w:rPr>
+    </w:lvl>
+    <w:lvl w:ilvl="6" w:tentative="1">
+      <w:start w:val="1"/>
+      <w:numFmt w:val="bullet"/>
+      <w:lvlText w:val=""/>
+      <w:lvlJc w:val="left"/>
+      <w:pPr>
+        <w:tabs>
+          <w:tab w:val="num" w:pos="5040"/>
+        </w:tabs>
+        <w:ind w:left="5040" w:hanging="360"/>
+      </w:pPr>
+      <w:rPr>
+        <w:rFonts w:ascii="Wingdings" w:hAnsi="Wingdings" w:hint="default"/>
+        <w:sz w:val="20"/>
+      </w:rPr>
+    </w:lvl>
+    <w:lvl w:ilvl="7" w:tentative="1">
+      <w:start w:val="1"/>
+      <w:numFmt w:val="bullet"/>
+      <w:lvlText w:val=""/>
+      <w:lvlJc w:val="left"/>
+      <w:pPr>
+        <w:tabs>
+          <w:tab w:val="num" w:pos="5760"/>
+        </w:tabs>
+        <w:ind w:left="5760" w:hanging="360"/>
+      </w:pPr>
+      <w:rPr>
+        <w:rFonts w:ascii="Wingdings" w:hAnsi="Wingdings" w:hint="default"/>
+        <w:sz w:val="20"/>
+      </w:rPr>
+    </w:lvl>
+    <w:lvl w:ilvl="8" w:tentative="1">
+      <w:start w:val="1"/>
+      <w:numFmt w:val="bullet"/>
+      <w:lvlText w:val=""/>
+      <w:lvlJc w:val="left"/>
+      <w:pPr>
+        <w:tabs>
+          <w:tab w:val="num" w:pos="6480"/>
+        </w:tabs>
+        <w:ind w:left="6480" w:hanging="360"/>
+      </w:pPr>
+      <w:rPr>
+        <w:rFonts w:ascii="Wingdings" w:hAnsi="Wingdings" w:hint="default"/>
+        <w:sz w:val="20"/>
+      </w:rPr>
+    </w:lvl>
+  </w:abstractNum>
+  <w:abstractNum w:abstractNumId="16" w15:restartNumberingAfterBreak="0">
+    <w:nsid w:val="776B05B8"/>
+    <w:multiLevelType w:val="multilevel"/>
+    <w:tmpl w:val="11D6BDD2"/>
+    <w:lvl w:ilvl="0">
+      <w:start w:val="1"/>
+      <w:numFmt w:val="decimal"/>
+      <w:lvlText w:val="%1."/>
+      <w:lvlJc w:val="left"/>
+      <w:pPr>
+        <w:tabs>
+          <w:tab w:val="num" w:pos="720"/>
+        </w:tabs>
+        <w:ind w:left="720" w:hanging="360"/>
+      </w:pPr>
+    </w:lvl>
+    <w:lvl w:ilvl="1" w:tentative="1">
+      <w:start w:val="1"/>
+      <w:numFmt w:val="decimal"/>
+      <w:lvlText w:val="%2."/>
+      <w:lvlJc w:val="left"/>
+      <w:pPr>
+        <w:tabs>
+          <w:tab w:val="num" w:pos="1440"/>
+        </w:tabs>
+        <w:ind w:left="1440" w:hanging="360"/>
+      </w:pPr>
+    </w:lvl>
+    <w:lvl w:ilvl="2" w:tentative="1">
+      <w:start w:val="1"/>
+      <w:numFmt w:val="decimal"/>
+      <w:lvlText w:val="%3."/>
+      <w:lvlJc w:val="left"/>
+      <w:pPr>
+        <w:tabs>
+          <w:tab w:val="num" w:pos="2160"/>
+        </w:tabs>
+        <w:ind w:left="2160" w:hanging="360"/>
+      </w:pPr>
+    </w:lvl>
+    <w:lvl w:ilvl="3" w:tentative="1">
+      <w:start w:val="1"/>
+      <w:numFmt w:val="decimal"/>
+      <w:lvlText w:val="%4."/>
+      <w:lvlJc w:val="left"/>
+      <w:pPr>
+        <w:tabs>
+          <w:tab w:val="num" w:pos="2880"/>
+        </w:tabs>
+        <w:ind w:left="2880" w:hanging="360"/>
+      </w:pPr>
+    </w:lvl>
+    <w:lvl w:ilvl="4" w:tentative="1">
+      <w:start w:val="1"/>
+      <w:numFmt w:val="decimal"/>
+      <w:lvlText w:val="%5."/>
+      <w:lvlJc w:val="left"/>
+      <w:pPr>
+        <w:tabs>
+          <w:tab w:val="num" w:pos="3600"/>
+        </w:tabs>
+        <w:ind w:left="3600" w:hanging="360"/>
+      </w:pPr>
+    </w:lvl>
+    <w:lvl w:ilvl="5" w:tentative="1">
+      <w:start w:val="1"/>
+      <w:numFmt w:val="decimal"/>
+      <w:lvlText w:val="%6."/>
+      <w:lvlJc w:val="left"/>
+      <w:pPr>
+        <w:tabs>
+          <w:tab w:val="num" w:pos="4320"/>
+        </w:tabs>
+        <w:ind w:left="4320" w:hanging="360"/>
+      </w:pPr>
+    </w:lvl>
+    <w:lvl w:ilvl="6" w:tentative="1">
+      <w:start w:val="1"/>
+      <w:numFmt w:val="decimal"/>
+      <w:lvlText w:val="%7."/>
+      <w:lvlJc w:val="left"/>
+      <w:pPr>
+        <w:tabs>
+          <w:tab w:val="num" w:pos="5040"/>
+        </w:tabs>
+        <w:ind w:left="5040" w:hanging="360"/>
+      </w:pPr>
+    </w:lvl>
+    <w:lvl w:ilvl="7" w:tentative="1">
+      <w:start w:val="1"/>
+      <w:numFmt w:val="decimal"/>
+      <w:lvlText w:val="%8."/>
+      <w:lvlJc w:val="left"/>
+      <w:pPr>
+        <w:tabs>
+          <w:tab w:val="num" w:pos="5760"/>
+        </w:tabs>
+        <w:ind w:left="5760" w:hanging="360"/>
+      </w:pPr>
+    </w:lvl>
+    <w:lvl w:ilvl="8" w:tentative="1">
+      <w:start w:val="1"/>
+      <w:numFmt w:val="decimal"/>
+      <w:lvlText w:val="%9."/>
+      <w:lvlJc w:val="left"/>
+      <w:pPr>
+        <w:tabs>
+          <w:tab w:val="num" w:pos="6480"/>
+        </w:tabs>
+        <w:ind w:left="6480" w:hanging="360"/>
+      </w:pPr>
+    </w:lvl>
+  </w:abstractNum>
+  <w:abstractNum w:abstractNumId="17" w15:restartNumberingAfterBreak="0">
     <w:nsid w:val="7DD05627"/>
     <w:multiLevelType w:val="multilevel"/>
     <w:tmpl w:val="6B0057BC"/>
@@ -3358,19 +6181,19 @@
     </w:lvl>
   </w:abstractNum>
   <w:num w:numId="1">
-    <w:abstractNumId w:val="3"/>
+    <w:abstractNumId w:val="4"/>
   </w:num>
   <w:num w:numId="2">
-    <w:abstractNumId w:val="4"/>
+    <w:abstractNumId w:val="7"/>
   </w:num>
   <w:num w:numId="3">
+    <w:abstractNumId w:val="17"/>
+  </w:num>
+  <w:num w:numId="4">
     <w:abstractNumId w:val="9"/>
   </w:num>
-  <w:num w:numId="4">
-    <w:abstractNumId w:val="5"/>
-  </w:num>
   <w:num w:numId="5">
-    <w:abstractNumId w:val="8"/>
+    <w:abstractNumId w:val="13"/>
   </w:num>
   <w:num w:numId="6">
     <w:abstractNumId w:val="0"/>
@@ -3379,13 +6202,37 @@
     <w:abstractNumId w:val="1"/>
   </w:num>
   <w:num w:numId="8">
+    <w:abstractNumId w:val="3"/>
+  </w:num>
+  <w:num w:numId="9">
+    <w:abstractNumId w:val="12"/>
+  </w:num>
+  <w:num w:numId="10">
+    <w:abstractNumId w:val="11"/>
+  </w:num>
+  <w:num w:numId="11">
+    <w:abstractNumId w:val="8"/>
+  </w:num>
+  <w:num w:numId="12">
     <w:abstractNumId w:val="2"/>
   </w:num>
-  <w:num w:numId="9">
-    <w:abstractNumId w:val="7"/>
+  <w:num w:numId="13">
+    <w:abstractNumId w:val="14"/>
   </w:num>
-  <w:num w:numId="10">
+  <w:num w:numId="14">
+    <w:abstractNumId w:val="5"/>
+  </w:num>
+  <w:num w:numId="15">
+    <w:abstractNumId w:val="15"/>
+  </w:num>
+  <w:num w:numId="16">
+    <w:abstractNumId w:val="10"/>
+  </w:num>
+  <w:num w:numId="17">
     <w:abstractNumId w:val="6"/>
+  </w:num>
+  <w:num w:numId="18">
+    <w:abstractNumId w:val="16"/>
   </w:num>
   <w:numIdMacAtCleanup w:val="10"/>
 </w:numbering>
@@ -5104,7 +7951,7 @@
 </file>
 
 <file path=customXml/itemProps1.xml><?xml version="1.0" encoding="utf-8"?>
-<ds:datastoreItem xmlns:ds="http://schemas.openxmlformats.org/officeDocument/2006/customXml" ds:itemID="{0499506F-5F20-4D44-BEB4-17BC1D07323F}">
+<ds:datastoreItem xmlns:ds="http://schemas.openxmlformats.org/officeDocument/2006/customXml" ds:itemID="{5BF60FBF-22A9-4251-B1FE-641EE035CE3D}">
   <ds:schemaRefs>
     <ds:schemaRef ds:uri="http://schemas.openxmlformats.org/officeDocument/2006/bibliography"/>
   </ds:schemaRefs>

--- a/DR/Дипломен_проект.docx
+++ b/DR/Дипломен_проект.docx
@@ -393,15 +393,24 @@
     </w:p>
     <w:p>
       <w:pPr>
-        <w:rPr>
-          <w:lang w:eastAsia="bg-BG"/>
-        </w:rPr>
-      </w:pPr>
-      <w:r>
-        <w:rPr>
-          <w:lang w:eastAsia="bg-BG"/>
-        </w:rPr>
-        <w:t>1.1. Технологии за обработка на изображения</w:t>
+        <w:pStyle w:val="a0"/>
+        <w:rPr>
+          <w:lang w:eastAsia="bg-BG"/>
+        </w:rPr>
+      </w:pPr>
+      <w:r>
+        <w:rPr>
+          <w:lang w:eastAsia="bg-BG"/>
+        </w:rPr>
+        <w:t>1.1.</w:t>
+      </w:r>
+      <w:bookmarkStart w:id="4" w:name="_GoBack"/>
+      <w:bookmarkEnd w:id="4"/>
+      <w:r>
+        <w:rPr>
+          <w:lang w:eastAsia="bg-BG"/>
+        </w:rPr>
+        <w:t xml:space="preserve"> Технологии за обработка на изображения</w:t>
       </w:r>
     </w:p>
     <w:p>
@@ -426,6 +435,7 @@
     </w:p>
     <w:p>
       <w:pPr>
+        <w:pStyle w:val="a0"/>
         <w:rPr>
           <w:lang w:eastAsia="bg-BG"/>
         </w:rPr>
@@ -493,26 +503,20 @@
         <w:rPr>
           <w:lang w:eastAsia="bg-BG"/>
         </w:rPr>
-        <w:t xml:space="preserve">Налагане на водни знаци: Позволява добавяне както на текстов, така и на графичен воден знак (лого) върху изображение. Могат да се контролират позицията, </w:t>
-      </w:r>
+        <w:t>Налагане на водни знаци: Позволява добавяне както на текстов, така и на графичен воден знак (лого) върху изображение. Могат да се контролират позицията, прозрачността, ротацията и шрифта на текстовия воден знак, както и позицията и прозрачността на графичния.</w:t>
+      </w:r>
+    </w:p>
+    <w:p>
+      <w:pPr>
+        <w:rPr>
+          <w:lang w:eastAsia="bg-BG"/>
+        </w:rPr>
+      </w:pPr>
       <w:r>
         <w:rPr>
           <w:lang w:eastAsia="bg-BG"/>
         </w:rPr>
         <w:lastRenderedPageBreak/>
-        <w:t>прозрачността, ротацията и шрифта на текстовия воден знак, както и позицията и прозрачността на графичния.</w:t>
-      </w:r>
-    </w:p>
-    <w:p>
-      <w:pPr>
-        <w:rPr>
-          <w:lang w:eastAsia="bg-BG"/>
-        </w:rPr>
-      </w:pPr>
-      <w:r>
-        <w:rPr>
-          <w:lang w:eastAsia="bg-BG"/>
-        </w:rPr>
         <w:t>Работа с формати: Поддържа JPEG/JPG и PNG, както и контрол върху качеството на компресия за JPEG.</w:t>
       </w:r>
     </w:p>
@@ -570,6 +574,7 @@
     </w:p>
     <w:p>
       <w:pPr>
+        <w:pStyle w:val="a0"/>
         <w:rPr>
           <w:lang w:eastAsia="bg-BG"/>
         </w:rPr>
@@ -611,26 +616,20 @@
         <w:rPr>
           <w:lang w:eastAsia="bg-BG"/>
         </w:rPr>
-        <w:t xml:space="preserve">Текстов воден знак: Добавяне на текст (напр. името на автора, уебсайт, копирайт) директно върху изображението. Контролират се шрифт, размер, цвят, </w:t>
-      </w:r>
+        <w:t>Текстов воден знак: Добавяне на текст (напр. името на автора, уебсайт, копирайт) директно върху изображението. Контролират се шрифт, размер, цвят, прозрачност и позиция. Предимството е, че не е необходимо отделно изображение за воден знак.</w:t>
+      </w:r>
+    </w:p>
+    <w:p>
+      <w:pPr>
+        <w:rPr>
+          <w:lang w:eastAsia="bg-BG"/>
+        </w:rPr>
+      </w:pPr>
       <w:r>
         <w:rPr>
           <w:lang w:eastAsia="bg-BG"/>
         </w:rPr>
         <w:lastRenderedPageBreak/>
-        <w:t>прозрачност и позиция. Предимството е, че не е необходимо отделно изображение за воден знак.</w:t>
-      </w:r>
-    </w:p>
-    <w:p>
-      <w:pPr>
-        <w:rPr>
-          <w:lang w:eastAsia="bg-BG"/>
-        </w:rPr>
-      </w:pPr>
-      <w:r>
-        <w:rPr>
-          <w:lang w:eastAsia="bg-BG"/>
-        </w:rPr>
         <w:t>Графичен воден знак (лого): Добавяне на изображение (лого, икона) върху основното изображение. Важни параметри са позицията, размерът и прозрачността на логото. Това осигурява по-силна визуална идентичност.</w:t>
       </w:r>
     </w:p>
@@ -662,6 +661,7 @@
     </w:p>
     <w:p>
       <w:pPr>
+        <w:pStyle w:val="a0"/>
         <w:rPr>
           <w:lang w:eastAsia="bg-BG"/>
         </w:rPr>
@@ -721,6 +721,7 @@
     </w:p>
     <w:p>
       <w:pPr>
+        <w:pStyle w:val="a0"/>
         <w:rPr>
           <w:lang w:eastAsia="bg-BG"/>
         </w:rPr>
@@ -742,27 +743,27 @@
         <w:rPr>
           <w:lang w:eastAsia="bg-BG"/>
         </w:rPr>
+        <w:t>За създаването на уеб приложение е необходимо да се избере стек от технологии, който ще осигури функционалност, производителност и мащабируемост.</w:t>
+      </w:r>
+    </w:p>
+    <w:p>
+      <w:pPr>
+        <w:rPr>
+          <w:lang w:eastAsia="bg-BG"/>
+        </w:rPr>
+      </w:pPr>
+    </w:p>
+    <w:p>
+      <w:pPr>
+        <w:rPr>
+          <w:lang w:eastAsia="bg-BG"/>
+        </w:rPr>
+      </w:pPr>
+      <w:r>
+        <w:rPr>
+          <w:lang w:eastAsia="bg-BG"/>
+        </w:rPr>
         <w:lastRenderedPageBreak/>
-        <w:t>За създаването на уеб приложение е необходимо да се избере стек от технологии, който ще осигури функционалност, производителност и мащабируемост.</w:t>
-      </w:r>
-    </w:p>
-    <w:p>
-      <w:pPr>
-        <w:rPr>
-          <w:lang w:eastAsia="bg-BG"/>
-        </w:rPr>
-      </w:pPr>
-    </w:p>
-    <w:p>
-      <w:pPr>
-        <w:rPr>
-          <w:lang w:eastAsia="bg-BG"/>
-        </w:rPr>
-      </w:pPr>
-      <w:r>
-        <w:rPr>
-          <w:lang w:eastAsia="bg-BG"/>
-        </w:rPr>
         <w:t>1.2.1. Фреймуърци за бекенд</w:t>
       </w:r>
     </w:p>
@@ -807,15 +808,28 @@
     </w:p>
     <w:p>
       <w:pPr>
-        <w:rPr>
-          <w:lang w:eastAsia="bg-BG"/>
-        </w:rPr>
-      </w:pPr>
-      <w:r>
-        <w:rPr>
-          <w:lang w:eastAsia="bg-BG"/>
-        </w:rPr>
-        <w:t>1.2.2. Технологии за фронтенд</w:t>
+        <w:pStyle w:val="a0"/>
+        <w:rPr>
+          <w:lang w:eastAsia="bg-BG"/>
+        </w:rPr>
+      </w:pPr>
+      <w:r>
+        <w:rPr>
+          <w:lang w:eastAsia="bg-BG"/>
+        </w:rPr>
+        <w:t>1.2.</w:t>
+      </w:r>
+      <w:r>
+        <w:rPr>
+          <w:lang w:val="en-US" w:eastAsia="bg-BG"/>
+        </w:rPr>
+        <w:t>4</w:t>
+      </w:r>
+      <w:r>
+        <w:rPr>
+          <w:lang w:eastAsia="bg-BG"/>
+        </w:rPr>
+        <w:t>. Технологии за фронтенд</w:t>
       </w:r>
     </w:p>
     <w:p>
@@ -867,21 +881,27 @@
         <w:rPr>
           <w:lang w:eastAsia="bg-BG"/>
         </w:rPr>
+        <w:t>CSS фреймуърци:</w:t>
+      </w:r>
+    </w:p>
+    <w:p>
+      <w:pPr>
+        <w:rPr>
+          <w:lang w:eastAsia="bg-BG"/>
+        </w:rPr>
+      </w:pPr>
+      <w:r>
+        <w:rPr>
+          <w:lang w:eastAsia="bg-BG"/>
+        </w:rPr>
+        <w:t xml:space="preserve">Bootstrap: Популярен CSS фреймуърк, предоставящ готови компоненти и гъвкава мрежова система за създаване на адаптивни и визуално привлекателни </w:t>
+      </w:r>
+      <w:r>
+        <w:rPr>
+          <w:lang w:eastAsia="bg-BG"/>
+        </w:rPr>
         <w:lastRenderedPageBreak/>
-        <w:t>CSS фреймуърци:</w:t>
-      </w:r>
-    </w:p>
-    <w:p>
-      <w:pPr>
-        <w:rPr>
-          <w:lang w:eastAsia="bg-BG"/>
-        </w:rPr>
-      </w:pPr>
-      <w:r>
-        <w:rPr>
-          <w:lang w:eastAsia="bg-BG"/>
-        </w:rPr>
-        <w:t>Bootstrap: Популярен CSS фреймуърк, предоставящ готови компоненти и гъвкава мрежова система за създаване на адаптивни и визуално привлекателни потребителски интерфейси. Ускорява дизайна и осигурява добра съвместимост между браузърите.</w:t>
+        <w:t>потребителски интерфейси. Ускорява дизайна и осигурява добра съвместимост между браузърите.</w:t>
       </w:r>
     </w:p>
     <w:p>
@@ -945,6 +965,7 @@
     </w:p>
     <w:p>
       <w:pPr>
+        <w:pStyle w:val="a0"/>
         <w:rPr>
           <w:lang w:eastAsia="bg-BG"/>
         </w:rPr>
@@ -999,8 +1020,14 @@
         <w:rPr>
           <w:lang w:eastAsia="bg-BG"/>
         </w:rPr>
+        <w:t xml:space="preserve">PicMonkey / Fotor: Тези инструменти са по-скоро комплексни онлайн редактори на изображения, които освен множество други функции, предлагат и опции за добавяне на водни знаци. Те обикновено са с богат набор от инструменти за </w:t>
+      </w:r>
+      <w:r>
+        <w:rPr>
+          <w:lang w:eastAsia="bg-BG"/>
+        </w:rPr>
         <w:lastRenderedPageBreak/>
-        <w:t>PicMonkey / Fotor: Тези инструменти са по-скоро комплексни онлайн редактори на изображения, които освен множество други функции, предлагат и опции за добавяне на водни знаци. Те обикновено са с богат набор от инструменти за редактиране, но може да са по-претрупани за конкретната задача за пакетна обработка и водни знаци.</w:t>
+        <w:t>редактиране, но може да са по-претрупани за конкретната задача за пакетна обработка и водни знаци.</w:t>
       </w:r>
     </w:p>
     <w:p>
@@ -1104,8 +1131,14 @@
         <w:rPr>
           <w:lang w:val="ru-RU" w:eastAsia="bg-BG"/>
         </w:rPr>
+        <w:t xml:space="preserve">Промяна на размера (Resizing): Библиотеката позволява лесно и ефективно преоразмеряване на изображения до зададени размери, като Full HD (1920x1080), с опции за запазване на пропорциите (aspect ratio) и различни алгоритми за интерполация </w:t>
+      </w:r>
+      <w:r>
+        <w:rPr>
+          <w:lang w:val="ru-RU" w:eastAsia="bg-BG"/>
+        </w:rPr>
         <w:lastRenderedPageBreak/>
-        <w:t>Промяна на размера (Resizing): Библиотеката позволява лесно и ефективно преоразмеряване на изображения до зададени размери, като Full HD (1920x1080), с опции за запазване на пропорциите (aspect ratio) и различни алгоритми за интерполация (напр. Image.LANCZOS за високо качество при намаляване). Това гарантира, че изображенията ще изглеждат добре след промяна на размера.</w:t>
+        <w:t>(напр. Image.LANCZOS за високо качество при намаляване). Това гарантира, че изображенията ще изглеждат добре след промяна на размера.</w:t>
       </w:r>
     </w:p>
     <w:p>
@@ -1190,26 +1223,20 @@
         <w:rPr>
           <w:lang w:val="ru-RU" w:eastAsia="bg-BG"/>
         </w:rPr>
-        <w:t xml:space="preserve">Контрол на прозрачността: Интегрираните функции за работа с алфа канали позволяват прецизен контрол върху прозрачността както на текстовите, така и на </w:t>
-      </w:r>
+        <w:t>Контрол на прозрачността: Интегрираните функции за работа с алфа канали позволяват прецизен контрол върху прозрачността както на текстовите, така и на графичните водни знаци, осигурявайки баланс между защита на авторските права и запазване на визуалната цялост на оригиналното изображение.</w:t>
+      </w:r>
+    </w:p>
+    <w:p>
+      <w:pPr>
+        <w:rPr>
+          <w:lang w:val="ru-RU" w:eastAsia="bg-BG"/>
+        </w:rPr>
+      </w:pPr>
       <w:r>
         <w:rPr>
           <w:lang w:val="ru-RU" w:eastAsia="bg-BG"/>
         </w:rPr>
         <w:lastRenderedPageBreak/>
-        <w:t>графичните водни знаци, осигурявайки баланс между защита на авторските права и запазване на визуалната цялост на оригиналното изображение.</w:t>
-      </w:r>
-    </w:p>
-    <w:p>
-      <w:pPr>
-        <w:rPr>
-          <w:lang w:val="ru-RU" w:eastAsia="bg-BG"/>
-        </w:rPr>
-      </w:pPr>
-      <w:r>
-        <w:rPr>
-          <w:lang w:val="ru-RU" w:eastAsia="bg-BG"/>
-        </w:rPr>
         <w:t>Позициониране: Лесно се реализира позициониране на водния знак (напр. долен десен ъгъл, център, повтаряща се мозайка) чрез изчисляване на координатите върху платното на изображението.</w:t>
       </w:r>
     </w:p>
@@ -1321,26 +1348,20 @@
         <w:rPr>
           <w:lang w:val="ru-RU" w:eastAsia="bg-BG"/>
         </w:rPr>
-        <w:t xml:space="preserve">ImageMagick/GraphicsMagick: Те са изключително мощни, но тяхното интегриране в Python/Django приложение обикновено става чрез изпълнение на системни команди (subprocess). Това може да въведе проблеми със сигурността (инжекции), управлението на пътища и обработката на грешки. Докато за много сложни и редки операции те могат да бъдат незаменими, за нуждите на този проект, </w:t>
-      </w:r>
+        <w:t>ImageMagick/GraphicsMagick: Те са изключително мощни, но тяхното интегриране в Python/Django приложение обикновено става чрез изпълнение на системни команди (subprocess). Това може да въведе проблеми със сигурността (инжекции), управлението на пътища и обработката на грешки. Докато за много сложни и редки операции те могат да бъдат незаменими, за нуждите на този проект, Pillow предлага по-елегантен и "родно" Python-ски подход без компромис с функционалността.</w:t>
+      </w:r>
+    </w:p>
+    <w:p>
+      <w:pPr>
+        <w:rPr>
+          <w:lang w:val="ru-RU" w:eastAsia="bg-BG"/>
+        </w:rPr>
+      </w:pPr>
       <w:r>
         <w:rPr>
           <w:lang w:val="ru-RU" w:eastAsia="bg-BG"/>
         </w:rPr>
         <w:lastRenderedPageBreak/>
-        <w:t>Pillow предлага по-елегантен и "родно" Python-ски подход без компромис с функционалността.</w:t>
-      </w:r>
-    </w:p>
-    <w:p>
-      <w:pPr>
-        <w:rPr>
-          <w:lang w:val="ru-RU" w:eastAsia="bg-BG"/>
-        </w:rPr>
-      </w:pPr>
-      <w:r>
-        <w:rPr>
-          <w:lang w:val="ru-RU" w:eastAsia="bg-BG"/>
-        </w:rPr>
         <w:t>Обобщение за Pillow: Изборът на Pillow е обоснован от нейната изчерпателна функционалност, гъвкавост за реализация на различни видове водни знаци, отлична интеграция с Python/Django екосистемата, лекота на използване и активна поддръжка. Тя осигурява надеждна и ефективна основа за всички операции по обработка на изображения, заложени в проекта.</w:t>
       </w:r>
     </w:p>
@@ -1353,15 +1374,40 @@
     </w:p>
     <w:p>
       <w:pPr>
-        <w:rPr>
-          <w:lang w:val="ru-RU" w:eastAsia="bg-BG"/>
-        </w:rPr>
-      </w:pPr>
-      <w:r>
-        <w:rPr>
-          <w:lang w:val="ru-RU" w:eastAsia="bg-BG"/>
-        </w:rPr>
-        <w:t>1.2.2. Технологии за фронтенд: Избор на Vue.js и Bootstrap</w:t>
+        <w:pStyle w:val="a0"/>
+        <w:rPr>
+          <w:lang w:val="ru-RU" w:eastAsia="bg-BG"/>
+        </w:rPr>
+      </w:pPr>
+      <w:r>
+        <w:rPr>
+          <w:lang w:val="ru-RU" w:eastAsia="bg-BG"/>
+        </w:rPr>
+        <w:t>1.</w:t>
+      </w:r>
+      <w:r>
+        <w:rPr>
+          <w:lang w:val="en-US" w:eastAsia="bg-BG"/>
+        </w:rPr>
+        <w:t>3</w:t>
+      </w:r>
+      <w:r>
+        <w:rPr>
+          <w:lang w:val="ru-RU" w:eastAsia="bg-BG"/>
+        </w:rPr>
+        <w:t>.</w:t>
+      </w:r>
+      <w:r>
+        <w:rPr>
+          <w:lang w:val="en-US" w:eastAsia="bg-BG"/>
+        </w:rPr>
+        <w:t>1</w:t>
+      </w:r>
+      <w:r>
+        <w:rPr>
+          <w:lang w:val="ru-RU" w:eastAsia="bg-BG"/>
+        </w:rPr>
+        <w:t>. Технологии за фронтенд: Избор на Vue.js и Bootstrap</w:t>
       </w:r>
     </w:p>
     <w:p>
@@ -1440,33 +1486,33 @@
         <w:rPr>
           <w:lang w:val="ru-RU" w:eastAsia="bg-BG"/>
         </w:rPr>
+        <w:t>Реактивност и динамичност: Vue.js предлага реактивна система за данни, която автоматично актуализира потребителския интерфейс при промяна на състоянието. Това е изключително полезно за:</w:t>
+      </w:r>
+    </w:p>
+    <w:p>
+      <w:pPr>
+        <w:rPr>
+          <w:lang w:val="ru-RU" w:eastAsia="bg-BG"/>
+        </w:rPr>
+      </w:pPr>
+      <w:r>
+        <w:rPr>
+          <w:lang w:val="ru-RU" w:eastAsia="bg-BG"/>
+        </w:rPr>
+        <w:t>Качване на файлове: Показване на прогрес бар, списък с качени изображения.</w:t>
+      </w:r>
+    </w:p>
+    <w:p>
+      <w:pPr>
+        <w:rPr>
+          <w:lang w:val="ru-RU" w:eastAsia="bg-BG"/>
+        </w:rPr>
+      </w:pPr>
+      <w:r>
+        <w:rPr>
+          <w:lang w:val="ru-RU" w:eastAsia="bg-BG"/>
+        </w:rPr>
         <w:lastRenderedPageBreak/>
-        <w:t>Реактивност и динамичност: Vue.js предлага реактивна система за данни, която автоматично актуализира потребителския интерфейс при промяна на състоянието. Това е изключително полезно за:</w:t>
-      </w:r>
-    </w:p>
-    <w:p>
-      <w:pPr>
-        <w:rPr>
-          <w:lang w:val="ru-RU" w:eastAsia="bg-BG"/>
-        </w:rPr>
-      </w:pPr>
-      <w:r>
-        <w:rPr>
-          <w:lang w:val="ru-RU" w:eastAsia="bg-BG"/>
-        </w:rPr>
-        <w:t>Качване на файлове: Показване на прогрес бар, списък с качени изображения.</w:t>
-      </w:r>
-    </w:p>
-    <w:p>
-      <w:pPr>
-        <w:rPr>
-          <w:lang w:val="ru-RU" w:eastAsia="bg-BG"/>
-        </w:rPr>
-      </w:pPr>
-      <w:r>
-        <w:rPr>
-          <w:lang w:val="ru-RU" w:eastAsia="bg-BG"/>
-        </w:rPr>
         <w:t>Настройка на водни знаци: Динамично показване на опции за текстов/графичен воден знак, плъзгачи за прозрачност, избор на позиция, промяна на текст.</w:t>
       </w:r>
     </w:p>
@@ -1565,27 +1611,27 @@
         <w:rPr>
           <w:lang w:val="ru-RU" w:eastAsia="bg-BG"/>
         </w:rPr>
-        <w:t xml:space="preserve">Бърза разработка на потребителски интерфейс: Bootstrap предоставя голям набор от готови HTML, CSS и JavaScript компоненти (навигации, форми, бутони, </w:t>
+        <w:t>Бърза разработка на потребителски интерфейс: Bootstrap предоставя голям набор от готови HTML, CSS и JavaScript компоненти (навигации, форми, бутони, модални прозорци, решетъчна система). Това значително ускорява процеса на разработка, тъй като не е необходимо да се пише всеки CSS стил от нулата.</w:t>
+      </w:r>
+    </w:p>
+    <w:p>
+      <w:pPr>
+        <w:rPr>
+          <w:lang w:val="ru-RU" w:eastAsia="bg-BG"/>
+        </w:rPr>
+      </w:pPr>
+      <w:r>
+        <w:rPr>
+          <w:lang w:val="ru-RU" w:eastAsia="bg-BG"/>
+        </w:rPr>
+        <w:t xml:space="preserve">Адаптивен дизайн (Responsive Design): Всички компоненти на Bootstrap са проектирани да бъдат адаптивни, което означава, че интерфейсът автоматично ще се настройва към различни размери на екрана (десктоп, таблет, мобилен телефон). Това </w:t>
       </w:r>
       <w:r>
         <w:rPr>
           <w:lang w:val="ru-RU" w:eastAsia="bg-BG"/>
         </w:rPr>
         <w:lastRenderedPageBreak/>
-        <w:t>модални прозорци, решетъчна система). Това значително ускорява процеса на разработка, тъй като не е необходимо да се пише всеки CSS стил от нулата.</w:t>
-      </w:r>
-    </w:p>
-    <w:p>
-      <w:pPr>
-        <w:rPr>
-          <w:lang w:val="ru-RU" w:eastAsia="bg-BG"/>
-        </w:rPr>
-      </w:pPr>
-      <w:r>
-        <w:rPr>
-          <w:lang w:val="ru-RU" w:eastAsia="bg-BG"/>
-        </w:rPr>
-        <w:t>Адаптивен дизайн (Responsive Design): Всички компоненти на Bootstrap са проектирани да бъдат адаптивни, което означава, че интерфейсът автоматично ще се настройва към различни размери на екрана (десктоп, таблет, мобилен телефон). Това осигурява добро потребителско изживяване независимо от устройството, от което се достъпва приложението.</w:t>
+        <w:t>осигурява добро потребителско изживяване независимо от устройството, от което се достъпва приложението.</w:t>
       </w:r>
     </w:p>
     <w:p>
@@ -1637,44 +1683,23 @@
       <w:pPr>
         <w:pStyle w:val="Heading1"/>
       </w:pPr>
-      <w:bookmarkStart w:id="4" w:name="_Toc219445203"/>
+      <w:bookmarkStart w:id="5" w:name="_Toc219445203"/>
       <w:r>
         <w:t>Заключение</w:t>
       </w:r>
-      <w:bookmarkEnd w:id="4"/>
-    </w:p>
-    <w:p>
-      <w:pPr>
-        <w:numPr>
-          <w:ilvl w:val="0"/>
-          <w:numId w:val="11"/>
-        </w:numPr>
-        <w:pBdr>
-          <w:top w:val="single" w:sz="2" w:space="0" w:color="E5E7EB"/>
-          <w:left w:val="single" w:sz="2" w:space="0" w:color="E5E7EB"/>
-          <w:bottom w:val="single" w:sz="2" w:space="0" w:color="E5E7EB"/>
-          <w:right w:val="single" w:sz="2" w:space="0" w:color="E5E7EB"/>
-        </w:pBdr>
-        <w:shd w:val="clear" w:color="auto" w:fill="151622"/>
-        <w:tabs>
-          <w:tab w:val="clear" w:pos="720"/>
-        </w:tabs>
-        <w:spacing w:before="288" w:after="144" w:line="240" w:lineRule="auto"/>
-        <w:ind w:left="0" w:firstLine="0"/>
-        <w:jc w:val="left"/>
-        <w:outlineLvl w:val="3"/>
-        <w:rPr>
-          <w:rFonts w:ascii="Segoe UI" w:eastAsia="Times New Roman" w:hAnsi="Segoe UI" w:cs="Segoe UI"/>
-          <w:b/>
-          <w:bCs/>
-          <w:lang w:eastAsia="bg-BG"/>
-        </w:rPr>
-      </w:pPr>
-      <w:r>
-        <w:rPr>
-          <w:rFonts w:ascii="Segoe UI" w:eastAsia="Times New Roman" w:hAnsi="Segoe UI" w:cs="Segoe UI"/>
-          <w:b/>
-          <w:bCs/>
+      <w:bookmarkEnd w:id="5"/>
+    </w:p>
+    <w:p>
+      <w:pPr>
+        <w:pStyle w:val="a0"/>
+        <w:rPr>
+          <w:rFonts w:eastAsia="Times New Roman"/>
+          <w:lang w:eastAsia="bg-BG"/>
+        </w:rPr>
+      </w:pPr>
+      <w:r>
+        <w:rPr>
+          <w:rFonts w:eastAsia="Times New Roman"/>
           <w:lang w:eastAsia="bg-BG"/>
         </w:rPr>
         <w:t>2.1. Функционална структура на системата</w:t>
@@ -1682,52 +1707,43 @@
     </w:p>
     <w:p>
       <w:pPr>
-        <w:pBdr>
-          <w:top w:val="single" w:sz="2" w:space="0" w:color="E5E7EB"/>
-          <w:left w:val="single" w:sz="2" w:space="0" w:color="E5E7EB"/>
-          <w:bottom w:val="single" w:sz="2" w:space="0" w:color="E5E7EB"/>
-          <w:right w:val="single" w:sz="2" w:space="0" w:color="E5E7EB"/>
-        </w:pBdr>
-        <w:shd w:val="clear" w:color="auto" w:fill="151622"/>
-        <w:spacing w:after="150" w:line="240" w:lineRule="auto"/>
-        <w:ind w:firstLine="0"/>
-        <w:jc w:val="left"/>
-        <w:rPr>
-          <w:rFonts w:ascii="Segoe UI" w:eastAsia="Times New Roman" w:hAnsi="Segoe UI" w:cs="Segoe UI"/>
-          <w:lang w:eastAsia="bg-BG"/>
-        </w:rPr>
-      </w:pPr>
-      <w:r>
-        <w:rPr>
-          <w:rFonts w:ascii="Segoe UI" w:eastAsia="Times New Roman" w:hAnsi="Segoe UI" w:cs="Segoe UI"/>
-          <w:lang w:eastAsia="bg-BG"/>
-        </w:rPr>
-        <w:t>Приложението "BatHh Image Processor" е проектирано като модулна система, която разделя процеса на обработка на три основни етапа: входен контрол, манипулация на данни и изходно форматиране.</w:t>
-      </w:r>
-    </w:p>
-    <w:p>
-      <w:pPr>
-        <w:numPr>
-          <w:ilvl w:val="0"/>
-          <w:numId w:val="11"/>
-        </w:numPr>
-        <w:pBdr>
-          <w:top w:val="single" w:sz="2" w:space="0" w:color="E5E7EB"/>
-          <w:left w:val="single" w:sz="2" w:space="0" w:color="E5E7EB"/>
-          <w:bottom w:val="single" w:sz="2" w:space="0" w:color="E5E7EB"/>
-          <w:right w:val="single" w:sz="2" w:space="0" w:color="E5E7EB"/>
-        </w:pBdr>
-        <w:shd w:val="clear" w:color="auto" w:fill="151622"/>
-        <w:spacing w:before="100" w:beforeAutospacing="1" w:after="100" w:afterAutospacing="1" w:line="240" w:lineRule="auto"/>
-        <w:jc w:val="left"/>
-        <w:rPr>
-          <w:rFonts w:ascii="Segoe UI" w:eastAsia="Times New Roman" w:hAnsi="Segoe UI" w:cs="Segoe UI"/>
-          <w:lang w:eastAsia="bg-BG"/>
-        </w:rPr>
-      </w:pPr>
-      <w:r>
-        <w:rPr>
-          <w:rFonts w:ascii="Segoe UI" w:eastAsia="Times New Roman" w:hAnsi="Segoe UI" w:cs="Segoe UI"/>
+        <w:rPr>
+          <w:rFonts w:eastAsia="Times New Roman"/>
+          <w:lang w:eastAsia="bg-BG"/>
+        </w:rPr>
+      </w:pPr>
+      <w:r>
+        <w:rPr>
+          <w:rFonts w:eastAsia="Times New Roman"/>
+          <w:lang w:eastAsia="bg-BG"/>
+        </w:rPr>
+        <w:t xml:space="preserve">Приложението "BatHh Image Processor" е проектирано като модулна система, </w:t>
+      </w:r>
+      <w:r>
+        <w:rPr>
+          <w:rFonts w:eastAsia="Times New Roman"/>
+          <w:lang w:eastAsia="bg-BG"/>
+        </w:rPr>
+        <w:t>която</w:t>
+      </w:r>
+      <w:r>
+        <w:rPr>
+          <w:rFonts w:eastAsia="Times New Roman"/>
+          <w:lang w:eastAsia="bg-BG"/>
+        </w:rPr>
+        <w:t xml:space="preserve"> разделя процеса на обработка на три основни етапа: входен контрол, манипулация на данни и изходно форматиране.</w:t>
+      </w:r>
+    </w:p>
+    <w:p>
+      <w:pPr>
+        <w:rPr>
+          <w:rFonts w:eastAsia="Times New Roman"/>
+          <w:lang w:eastAsia="bg-BG"/>
+        </w:rPr>
+      </w:pPr>
+      <w:r>
+        <w:rPr>
+          <w:rFonts w:eastAsia="Times New Roman"/>
           <w:b/>
           <w:bCs/>
           <w:bdr w:val="single" w:sz="2" w:space="0" w:color="E5E7EB" w:frame="1"/>
@@ -1737,7 +1753,7 @@
       </w:r>
       <w:r>
         <w:rPr>
-          <w:rFonts w:ascii="Segoe UI" w:eastAsia="Times New Roman" w:hAnsi="Segoe UI" w:cs="Segoe UI"/>
+          <w:rFonts w:eastAsia="Times New Roman"/>
           <w:lang w:eastAsia="bg-BG"/>
         </w:rPr>
         <w:t> Използва Django форми за приемане на множество файлове. Тук се извършва първична валидация на файловите разширения (поддръжка на .jpg, .jpeg, .png).</w:t>
@@ -1745,27 +1761,14 @@
     </w:p>
     <w:p>
       <w:pPr>
-        <w:numPr>
-          <w:ilvl w:val="0"/>
-          <w:numId w:val="11"/>
-        </w:numPr>
-        <w:pBdr>
-          <w:top w:val="single" w:sz="2" w:space="0" w:color="E5E7EB"/>
-          <w:left w:val="single" w:sz="2" w:space="0" w:color="E5E7EB"/>
-          <w:bottom w:val="single" w:sz="2" w:space="0" w:color="E5E7EB"/>
-          <w:right w:val="single" w:sz="2" w:space="0" w:color="E5E7EB"/>
-        </w:pBdr>
-        <w:shd w:val="clear" w:color="auto" w:fill="151622"/>
-        <w:spacing w:after="0" w:afterAutospacing="1" w:line="240" w:lineRule="auto"/>
-        <w:jc w:val="left"/>
-        <w:rPr>
-          <w:rFonts w:ascii="Segoe UI" w:eastAsia="Times New Roman" w:hAnsi="Segoe UI" w:cs="Segoe UI"/>
-          <w:lang w:eastAsia="bg-BG"/>
-        </w:rPr>
-      </w:pPr>
-      <w:r>
-        <w:rPr>
-          <w:rFonts w:ascii="Segoe UI" w:eastAsia="Times New Roman" w:hAnsi="Segoe UI" w:cs="Segoe UI"/>
+        <w:rPr>
+          <w:rFonts w:eastAsia="Times New Roman"/>
+          <w:lang w:eastAsia="bg-BG"/>
+        </w:rPr>
+      </w:pPr>
+      <w:r>
+        <w:rPr>
+          <w:rFonts w:eastAsia="Times New Roman"/>
           <w:b/>
           <w:bCs/>
           <w:bdr w:val="single" w:sz="2" w:space="0" w:color="E5E7EB" w:frame="1"/>
@@ -1775,14 +1778,14 @@
       </w:r>
       <w:r>
         <w:rPr>
-          <w:rFonts w:ascii="Segoe UI" w:eastAsia="Times New Roman" w:hAnsi="Segoe UI" w:cs="Segoe UI"/>
+          <w:rFonts w:eastAsia="Times New Roman"/>
           <w:lang w:eastAsia="bg-BG"/>
         </w:rPr>
         <w:t> Изградено чрез библиотеката </w:t>
       </w:r>
       <w:r>
         <w:rPr>
-          <w:rFonts w:ascii="Segoe UI" w:eastAsia="Times New Roman" w:hAnsi="Segoe UI" w:cs="Segoe UI"/>
+          <w:rFonts w:eastAsia="Times New Roman"/>
           <w:b/>
           <w:bCs/>
           <w:bdr w:val="single" w:sz="2" w:space="0" w:color="E5E7EB" w:frame="1"/>
@@ -1792,18 +1795,10 @@
       </w:r>
       <w:r>
         <w:rPr>
-          <w:rFonts w:ascii="Segoe UI" w:eastAsia="Times New Roman" w:hAnsi="Segoe UI" w:cs="Segoe UI"/>
-          <w:lang w:eastAsia="bg-BG"/>
-        </w:rPr>
-        <w:t xml:space="preserve">. Този модул отваря всяко изображение, прилага </w:t>
-      </w:r>
-      <w:r>
-        <w:rPr>
-          <w:rFonts w:ascii="Segoe UI" w:eastAsia="Times New Roman" w:hAnsi="Segoe UI" w:cs="Segoe UI"/>
-          <w:lang w:eastAsia="bg-BG"/>
-        </w:rPr>
-        <w:lastRenderedPageBreak/>
-        <w:t>алгоритъм за преоразмеряване </w:t>
+          <w:rFonts w:eastAsia="Times New Roman"/>
+          <w:lang w:eastAsia="bg-BG"/>
+        </w:rPr>
+        <w:t>. Този модул отваря всяко изображение, прилага алгоритъм за преоразмеряване </w:t>
       </w:r>
       <w:r>
         <w:rPr>
@@ -1817,7 +1812,7 @@
       </w:r>
       <w:r>
         <w:rPr>
-          <w:rFonts w:ascii="Segoe UI" w:eastAsia="Times New Roman" w:hAnsi="Segoe UI" w:cs="Segoe UI"/>
+          <w:rFonts w:eastAsia="Times New Roman"/>
           <w:lang w:eastAsia="bg-BG"/>
         </w:rPr>
         <w:t> (за запазване на детайлността) и налага водния знак чрез смесване на слоеве (alpha compositing).</w:t>
@@ -1825,37 +1820,25 @@
     </w:p>
     <w:p>
       <w:pPr>
-        <w:numPr>
-          <w:ilvl w:val="0"/>
-          <w:numId w:val="11"/>
-        </w:numPr>
-        <w:pBdr>
-          <w:top w:val="single" w:sz="2" w:space="0" w:color="E5E7EB"/>
-          <w:left w:val="single" w:sz="2" w:space="0" w:color="E5E7EB"/>
-          <w:bottom w:val="single" w:sz="2" w:space="0" w:color="E5E7EB"/>
-          <w:right w:val="single" w:sz="2" w:space="0" w:color="E5E7EB"/>
-        </w:pBdr>
-        <w:shd w:val="clear" w:color="auto" w:fill="151622"/>
-        <w:spacing w:after="0" w:afterAutospacing="1" w:line="240" w:lineRule="auto"/>
-        <w:jc w:val="left"/>
-        <w:rPr>
-          <w:rFonts w:ascii="Segoe UI" w:eastAsia="Times New Roman" w:hAnsi="Segoe UI" w:cs="Segoe UI"/>
-          <w:lang w:eastAsia="bg-BG"/>
-        </w:rPr>
-      </w:pPr>
-      <w:r>
-        <w:rPr>
-          <w:rFonts w:ascii="Segoe UI" w:eastAsia="Times New Roman" w:hAnsi="Segoe UI" w:cs="Segoe UI"/>
+        <w:rPr>
+          <w:rFonts w:eastAsia="Times New Roman"/>
+          <w:lang w:eastAsia="bg-BG"/>
+        </w:rPr>
+      </w:pPr>
+      <w:r>
+        <w:rPr>
+          <w:rFonts w:eastAsia="Times New Roman"/>
           <w:b/>
           <w:bCs/>
           <w:bdr w:val="single" w:sz="2" w:space="0" w:color="E5E7EB" w:frame="1"/>
           <w:lang w:eastAsia="bg-BG"/>
         </w:rPr>
+        <w:lastRenderedPageBreak/>
         <w:t>Архивиращ модул (Compression Module):</w:t>
       </w:r>
       <w:r>
         <w:rPr>
-          <w:rFonts w:ascii="Segoe UI" w:eastAsia="Times New Roman" w:hAnsi="Segoe UI" w:cs="Segoe UI"/>
+          <w:rFonts w:eastAsia="Times New Roman"/>
           <w:lang w:eastAsia="bg-BG"/>
         </w:rPr>
         <w:t> След обработка, файловете не се изпращат поотделно, а се групират в паметта чрез библиотеката </w:t>
@@ -1872,7 +1855,7 @@
       </w:r>
       <w:r>
         <w:rPr>
-          <w:rFonts w:ascii="Segoe UI" w:eastAsia="Times New Roman" w:hAnsi="Segoe UI" w:cs="Segoe UI"/>
+          <w:rFonts w:eastAsia="Times New Roman"/>
           <w:lang w:eastAsia="bg-BG"/>
         </w:rPr>
         <w:t>, което намалява мрежовия трафик и улеснява крайния потребител.</w:t>
@@ -1880,36 +1863,15 @@
     </w:p>
     <w:p>
       <w:pPr>
-        <w:numPr>
-          <w:ilvl w:val="0"/>
-          <w:numId w:val="11"/>
-        </w:numPr>
-        <w:pBdr>
-          <w:top w:val="single" w:sz="2" w:space="0" w:color="E5E7EB"/>
-          <w:left w:val="single" w:sz="2" w:space="0" w:color="E5E7EB"/>
-          <w:bottom w:val="single" w:sz="2" w:space="0" w:color="E5E7EB"/>
-          <w:right w:val="single" w:sz="2" w:space="0" w:color="E5E7EB"/>
-        </w:pBdr>
-        <w:shd w:val="clear" w:color="auto" w:fill="151622"/>
-        <w:tabs>
-          <w:tab w:val="clear" w:pos="720"/>
-        </w:tabs>
-        <w:spacing w:before="288" w:after="144" w:line="240" w:lineRule="auto"/>
-        <w:ind w:left="0" w:firstLine="0"/>
-        <w:jc w:val="left"/>
-        <w:outlineLvl w:val="3"/>
-        <w:rPr>
-          <w:rFonts w:ascii="Segoe UI" w:eastAsia="Times New Roman" w:hAnsi="Segoe UI" w:cs="Segoe UI"/>
-          <w:b/>
-          <w:bCs/>
-          <w:lang w:eastAsia="bg-BG"/>
-        </w:rPr>
-      </w:pPr>
-      <w:r>
-        <w:rPr>
-          <w:rFonts w:ascii="Segoe UI" w:eastAsia="Times New Roman" w:hAnsi="Segoe UI" w:cs="Segoe UI"/>
-          <w:b/>
-          <w:bCs/>
+        <w:pStyle w:val="a0"/>
+        <w:rPr>
+          <w:rFonts w:eastAsia="Times New Roman"/>
+          <w:lang w:eastAsia="bg-BG"/>
+        </w:rPr>
+      </w:pPr>
+      <w:r>
+        <w:rPr>
+          <w:rFonts w:eastAsia="Times New Roman"/>
           <w:lang w:eastAsia="bg-BG"/>
         </w:rPr>
         <w:t>2.2. Алгоритъм за налагане на воден знак (Watermarking Algorithm)</w:t>
@@ -1917,24 +1879,14 @@
     </w:p>
     <w:p>
       <w:pPr>
-        <w:pBdr>
-          <w:top w:val="single" w:sz="2" w:space="0" w:color="E5E7EB"/>
-          <w:left w:val="single" w:sz="2" w:space="0" w:color="E5E7EB"/>
-          <w:bottom w:val="single" w:sz="2" w:space="0" w:color="E5E7EB"/>
-          <w:right w:val="single" w:sz="2" w:space="0" w:color="E5E7EB"/>
-        </w:pBdr>
-        <w:shd w:val="clear" w:color="auto" w:fill="151622"/>
-        <w:spacing w:after="150" w:line="240" w:lineRule="auto"/>
-        <w:ind w:firstLine="0"/>
-        <w:jc w:val="left"/>
-        <w:rPr>
-          <w:rFonts w:ascii="Segoe UI" w:eastAsia="Times New Roman" w:hAnsi="Segoe UI" w:cs="Segoe UI"/>
-          <w:lang w:eastAsia="bg-BG"/>
-        </w:rPr>
-      </w:pPr>
-      <w:r>
-        <w:rPr>
-          <w:rFonts w:ascii="Segoe UI" w:eastAsia="Times New Roman" w:hAnsi="Segoe UI" w:cs="Segoe UI"/>
+        <w:rPr>
+          <w:rFonts w:eastAsia="Times New Roman"/>
+          <w:lang w:eastAsia="bg-BG"/>
+        </w:rPr>
+      </w:pPr>
+      <w:r>
+        <w:rPr>
+          <w:rFonts w:eastAsia="Times New Roman"/>
           <w:lang w:eastAsia="bg-BG"/>
         </w:rPr>
         <w:t>В проекта е реализиран интелигентен алгоритъм за позициониране на водния знак. Процесът следва следните стъпки в кода:</w:t>
@@ -1942,27 +1894,14 @@
     </w:p>
     <w:p>
       <w:pPr>
-        <w:numPr>
-          <w:ilvl w:val="0"/>
-          <w:numId w:val="12"/>
-        </w:numPr>
-        <w:pBdr>
-          <w:top w:val="single" w:sz="2" w:space="0" w:color="E5E7EB"/>
-          <w:left w:val="single" w:sz="2" w:space="0" w:color="E5E7EB"/>
-          <w:bottom w:val="single" w:sz="2" w:space="0" w:color="E5E7EB"/>
-          <w:right w:val="single" w:sz="2" w:space="0" w:color="E5E7EB"/>
-        </w:pBdr>
-        <w:shd w:val="clear" w:color="auto" w:fill="151622"/>
-        <w:spacing w:before="100" w:beforeAutospacing="1" w:after="100" w:afterAutospacing="1" w:line="240" w:lineRule="auto"/>
-        <w:jc w:val="left"/>
-        <w:rPr>
-          <w:rFonts w:ascii="Segoe UI" w:eastAsia="Times New Roman" w:hAnsi="Segoe UI" w:cs="Segoe UI"/>
-          <w:lang w:eastAsia="bg-BG"/>
-        </w:rPr>
-      </w:pPr>
-      <w:r>
-        <w:rPr>
-          <w:rFonts w:ascii="Segoe UI" w:eastAsia="Times New Roman" w:hAnsi="Segoe UI" w:cs="Segoe UI"/>
+        <w:rPr>
+          <w:rFonts w:eastAsia="Times New Roman"/>
+          <w:lang w:eastAsia="bg-BG"/>
+        </w:rPr>
+      </w:pPr>
+      <w:r>
+        <w:rPr>
+          <w:rFonts w:eastAsia="Times New Roman"/>
           <w:b/>
           <w:bCs/>
           <w:bdr w:val="single" w:sz="2" w:space="0" w:color="E5E7EB" w:frame="1"/>
@@ -1972,7 +1911,7 @@
       </w:r>
       <w:r>
         <w:rPr>
-          <w:rFonts w:ascii="Segoe UI" w:eastAsia="Times New Roman" w:hAnsi="Segoe UI" w:cs="Segoe UI"/>
+          <w:rFonts w:eastAsia="Times New Roman"/>
           <w:lang w:eastAsia="bg-BG"/>
         </w:rPr>
         <w:t> Водният знак се мащабира автоматично спрямо размера на основното изображение, за да не бъде твърде малък или твърде натрапчив.</w:t>
@@ -1980,27 +1919,14 @@
     </w:p>
     <w:p>
       <w:pPr>
-        <w:numPr>
-          <w:ilvl w:val="0"/>
-          <w:numId w:val="12"/>
-        </w:numPr>
-        <w:pBdr>
-          <w:top w:val="single" w:sz="2" w:space="0" w:color="E5E7EB"/>
-          <w:left w:val="single" w:sz="2" w:space="0" w:color="E5E7EB"/>
-          <w:bottom w:val="single" w:sz="2" w:space="0" w:color="E5E7EB"/>
-          <w:right w:val="single" w:sz="2" w:space="0" w:color="E5E7EB"/>
-        </w:pBdr>
-        <w:shd w:val="clear" w:color="auto" w:fill="151622"/>
-        <w:spacing w:before="60" w:after="100" w:afterAutospacing="1" w:line="240" w:lineRule="auto"/>
-        <w:jc w:val="left"/>
-        <w:rPr>
-          <w:rFonts w:ascii="Segoe UI" w:eastAsia="Times New Roman" w:hAnsi="Segoe UI" w:cs="Segoe UI"/>
-          <w:lang w:eastAsia="bg-BG"/>
-        </w:rPr>
-      </w:pPr>
-      <w:r>
-        <w:rPr>
-          <w:rFonts w:ascii="Segoe UI" w:eastAsia="Times New Roman" w:hAnsi="Segoe UI" w:cs="Segoe UI"/>
+        <w:rPr>
+          <w:rFonts w:eastAsia="Times New Roman"/>
+          <w:lang w:eastAsia="bg-BG"/>
+        </w:rPr>
+      </w:pPr>
+      <w:r>
+        <w:rPr>
+          <w:rFonts w:eastAsia="Times New Roman"/>
           <w:b/>
           <w:bCs/>
           <w:bdr w:val="single" w:sz="2" w:space="0" w:color="E5E7EB" w:frame="1"/>
@@ -2010,7 +1936,7 @@
       </w:r>
       <w:r>
         <w:rPr>
-          <w:rFonts w:ascii="Segoe UI" w:eastAsia="Times New Roman" w:hAnsi="Segoe UI" w:cs="Segoe UI"/>
+          <w:rFonts w:eastAsia="Times New Roman"/>
           <w:lang w:eastAsia="bg-BG"/>
         </w:rPr>
         <w:t> Използва се RGBA режим (Red, Green, Blue, Alpha). Текстът или логото се рендират върху нов прозрачен слой, чийто интензитет се регулира от потребителя (например 50% прозрачност), преди да бъде "залепен" върху оригиналната снимка.</w:t>
@@ -2018,27 +1944,14 @@
     </w:p>
     <w:p>
       <w:pPr>
-        <w:numPr>
-          <w:ilvl w:val="0"/>
-          <w:numId w:val="12"/>
-        </w:numPr>
-        <w:pBdr>
-          <w:top w:val="single" w:sz="2" w:space="0" w:color="E5E7EB"/>
-          <w:left w:val="single" w:sz="2" w:space="0" w:color="E5E7EB"/>
-          <w:bottom w:val="single" w:sz="2" w:space="0" w:color="E5E7EB"/>
-          <w:right w:val="single" w:sz="2" w:space="0" w:color="E5E7EB"/>
-        </w:pBdr>
-        <w:shd w:val="clear" w:color="auto" w:fill="151622"/>
-        <w:spacing w:before="60" w:after="100" w:afterAutospacing="1" w:line="240" w:lineRule="auto"/>
-        <w:jc w:val="left"/>
-        <w:rPr>
-          <w:rFonts w:ascii="Segoe UI" w:eastAsia="Times New Roman" w:hAnsi="Segoe UI" w:cs="Segoe UI"/>
-          <w:lang w:eastAsia="bg-BG"/>
-        </w:rPr>
-      </w:pPr>
-      <w:r>
-        <w:rPr>
-          <w:rFonts w:ascii="Segoe UI" w:eastAsia="Times New Roman" w:hAnsi="Segoe UI" w:cs="Segoe UI"/>
+        <w:rPr>
+          <w:rFonts w:eastAsia="Times New Roman"/>
+          <w:lang w:eastAsia="bg-BG"/>
+        </w:rPr>
+      </w:pPr>
+      <w:r>
+        <w:rPr>
+          <w:rFonts w:eastAsia="Times New Roman"/>
           <w:b/>
           <w:bCs/>
           <w:bdr w:val="single" w:sz="2" w:space="0" w:color="E5E7EB" w:frame="1"/>
@@ -2048,7 +1961,7 @@
       </w:r>
       <w:r>
         <w:rPr>
-          <w:rFonts w:ascii="Segoe UI" w:eastAsia="Times New Roman" w:hAnsi="Segoe UI" w:cs="Segoe UI"/>
+          <w:rFonts w:eastAsia="Times New Roman"/>
           <w:lang w:eastAsia="bg-BG"/>
         </w:rPr>
         <w:t> Програмата изчислява координатите </w:t>
@@ -2119,7 +2032,7 @@
       </w:r>
       <w:r>
         <w:rPr>
-          <w:rFonts w:ascii="Segoe UI" w:eastAsia="Times New Roman" w:hAnsi="Segoe UI" w:cs="Segoe UI"/>
+          <w:rFonts w:eastAsia="Times New Roman"/>
           <w:lang w:eastAsia="bg-BG"/>
         </w:rPr>
         <w:t> на базата на избрания ъгъл (напр. долен десен), като се вземат предвид ширината и височината на изображението минус размерите на самия воден знак и малък отстъп (padding).</w:t>
@@ -2127,36 +2040,14 @@
     </w:p>
     <w:p>
       <w:pPr>
-        <w:numPr>
-          <w:ilvl w:val="0"/>
-          <w:numId w:val="11"/>
-        </w:numPr>
-        <w:pBdr>
-          <w:top w:val="single" w:sz="2" w:space="0" w:color="E5E7EB"/>
-          <w:left w:val="single" w:sz="2" w:space="0" w:color="E5E7EB"/>
-          <w:bottom w:val="single" w:sz="2" w:space="0" w:color="E5E7EB"/>
-          <w:right w:val="single" w:sz="2" w:space="0" w:color="E5E7EB"/>
-        </w:pBdr>
-        <w:shd w:val="clear" w:color="auto" w:fill="151622"/>
-        <w:tabs>
-          <w:tab w:val="clear" w:pos="720"/>
-        </w:tabs>
-        <w:spacing w:before="288" w:after="144" w:line="240" w:lineRule="auto"/>
-        <w:ind w:left="0" w:firstLine="0"/>
-        <w:jc w:val="left"/>
-        <w:outlineLvl w:val="3"/>
-        <w:rPr>
-          <w:rFonts w:ascii="Segoe UI" w:eastAsia="Times New Roman" w:hAnsi="Segoe UI" w:cs="Segoe UI"/>
-          <w:b/>
-          <w:bCs/>
-          <w:lang w:eastAsia="bg-BG"/>
-        </w:rPr>
-      </w:pPr>
-      <w:r>
-        <w:rPr>
-          <w:rFonts w:ascii="Segoe UI" w:eastAsia="Times New Roman" w:hAnsi="Segoe UI" w:cs="Segoe UI"/>
-          <w:b/>
-          <w:bCs/>
+        <w:rPr>
+          <w:rFonts w:eastAsia="Times New Roman"/>
+          <w:lang w:eastAsia="bg-BG"/>
+        </w:rPr>
+      </w:pPr>
+      <w:r>
+        <w:rPr>
+          <w:rFonts w:eastAsia="Times New Roman"/>
           <w:lang w:eastAsia="bg-BG"/>
         </w:rPr>
         <w:t>2.3. Потребителски интерфейс (Frontend)</w:t>
@@ -2164,31 +2055,21 @@
     </w:p>
     <w:p>
       <w:pPr>
-        <w:pBdr>
-          <w:top w:val="single" w:sz="2" w:space="0" w:color="E5E7EB"/>
-          <w:left w:val="single" w:sz="2" w:space="0" w:color="E5E7EB"/>
-          <w:bottom w:val="single" w:sz="2" w:space="0" w:color="E5E7EB"/>
-          <w:right w:val="single" w:sz="2" w:space="0" w:color="E5E7EB"/>
-        </w:pBdr>
-        <w:shd w:val="clear" w:color="auto" w:fill="151622"/>
-        <w:spacing w:after="150" w:line="240" w:lineRule="auto"/>
-        <w:ind w:firstLine="0"/>
-        <w:jc w:val="left"/>
-        <w:rPr>
-          <w:rFonts w:ascii="Segoe UI" w:eastAsia="Times New Roman" w:hAnsi="Segoe UI" w:cs="Segoe UI"/>
-          <w:lang w:eastAsia="bg-BG"/>
-        </w:rPr>
-      </w:pPr>
-      <w:r>
-        <w:rPr>
-          <w:rFonts w:ascii="Segoe UI" w:eastAsia="Times New Roman" w:hAnsi="Segoe UI" w:cs="Segoe UI"/>
+        <w:rPr>
+          <w:rFonts w:eastAsia="Times New Roman"/>
+          <w:lang w:eastAsia="bg-BG"/>
+        </w:rPr>
+      </w:pPr>
+      <w:r>
+        <w:rPr>
+          <w:rFonts w:eastAsia="Times New Roman"/>
           <w:lang w:eastAsia="bg-BG"/>
         </w:rPr>
         <w:t>Интерфейсът е разработен с фокус върху </w:t>
       </w:r>
       <w:r>
         <w:rPr>
-          <w:rFonts w:ascii="Segoe UI" w:eastAsia="Times New Roman" w:hAnsi="Segoe UI" w:cs="Segoe UI"/>
+          <w:rFonts w:eastAsia="Times New Roman"/>
           <w:b/>
           <w:bCs/>
           <w:bdr w:val="single" w:sz="2" w:space="0" w:color="E5E7EB" w:frame="1"/>
@@ -2198,7 +2079,7 @@
       </w:r>
       <w:r>
         <w:rPr>
-          <w:rFonts w:ascii="Segoe UI" w:eastAsia="Times New Roman" w:hAnsi="Segoe UI" w:cs="Segoe UI"/>
+          <w:rFonts w:eastAsia="Times New Roman"/>
           <w:lang w:eastAsia="bg-BG"/>
         </w:rPr>
         <w:t>. Използвана е комбинация от:</w:t>
@@ -2206,27 +2087,14 @@
     </w:p>
     <w:p>
       <w:pPr>
-        <w:numPr>
-          <w:ilvl w:val="0"/>
-          <w:numId w:val="13"/>
-        </w:numPr>
-        <w:pBdr>
-          <w:top w:val="single" w:sz="2" w:space="0" w:color="E5E7EB"/>
-          <w:left w:val="single" w:sz="2" w:space="0" w:color="E5E7EB"/>
-          <w:bottom w:val="single" w:sz="2" w:space="0" w:color="E5E7EB"/>
-          <w:right w:val="single" w:sz="2" w:space="0" w:color="E5E7EB"/>
-        </w:pBdr>
-        <w:shd w:val="clear" w:color="auto" w:fill="151622"/>
-        <w:spacing w:before="100" w:beforeAutospacing="1" w:after="100" w:afterAutospacing="1" w:line="240" w:lineRule="auto"/>
-        <w:jc w:val="left"/>
-        <w:rPr>
-          <w:rFonts w:ascii="Segoe UI" w:eastAsia="Times New Roman" w:hAnsi="Segoe UI" w:cs="Segoe UI"/>
-          <w:lang w:eastAsia="bg-BG"/>
-        </w:rPr>
-      </w:pPr>
-      <w:r>
-        <w:rPr>
-          <w:rFonts w:ascii="Segoe UI" w:eastAsia="Times New Roman" w:hAnsi="Segoe UI" w:cs="Segoe UI"/>
+        <w:rPr>
+          <w:rFonts w:eastAsia="Times New Roman"/>
+          <w:lang w:eastAsia="bg-BG"/>
+        </w:rPr>
+      </w:pPr>
+      <w:r>
+        <w:rPr>
+          <w:rFonts w:eastAsia="Times New Roman"/>
           <w:b/>
           <w:bCs/>
           <w:bdr w:val="single" w:sz="2" w:space="0" w:color="E5E7EB" w:frame="1"/>
@@ -2236,7 +2104,7 @@
       </w:r>
       <w:r>
         <w:rPr>
-          <w:rFonts w:ascii="Segoe UI" w:eastAsia="Times New Roman" w:hAnsi="Segoe UI" w:cs="Segoe UI"/>
+          <w:rFonts w:eastAsia="Times New Roman"/>
           <w:lang w:eastAsia="bg-BG"/>
         </w:rPr>
         <w:t> За адаптивна решетка (Grid system), която позволява приложението да се ползва удобно и от мобилни устройства.</w:t>
@@ -2244,27 +2112,14 @@
     </w:p>
     <w:p>
       <w:pPr>
-        <w:numPr>
-          <w:ilvl w:val="0"/>
-          <w:numId w:val="13"/>
-        </w:numPr>
-        <w:pBdr>
-          <w:top w:val="single" w:sz="2" w:space="0" w:color="E5E7EB"/>
-          <w:left w:val="single" w:sz="2" w:space="0" w:color="E5E7EB"/>
-          <w:bottom w:val="single" w:sz="2" w:space="0" w:color="E5E7EB"/>
-          <w:right w:val="single" w:sz="2" w:space="0" w:color="E5E7EB"/>
-        </w:pBdr>
-        <w:shd w:val="clear" w:color="auto" w:fill="151622"/>
-        <w:spacing w:before="60" w:after="100" w:afterAutospacing="1" w:line="240" w:lineRule="auto"/>
-        <w:jc w:val="left"/>
-        <w:rPr>
-          <w:rFonts w:ascii="Segoe UI" w:eastAsia="Times New Roman" w:hAnsi="Segoe UI" w:cs="Segoe UI"/>
-          <w:lang w:eastAsia="bg-BG"/>
-        </w:rPr>
-      </w:pPr>
-      <w:r>
-        <w:rPr>
-          <w:rFonts w:ascii="Segoe UI" w:eastAsia="Times New Roman" w:hAnsi="Segoe UI" w:cs="Segoe UI"/>
+        <w:rPr>
+          <w:rFonts w:eastAsia="Times New Roman"/>
+          <w:lang w:eastAsia="bg-BG"/>
+        </w:rPr>
+      </w:pPr>
+      <w:r>
+        <w:rPr>
+          <w:rFonts w:eastAsia="Times New Roman"/>
           <w:b/>
           <w:bCs/>
           <w:bdr w:val="single" w:sz="2" w:space="0" w:color="E5E7EB" w:frame="1"/>
@@ -2274,7 +2129,7 @@
       </w:r>
       <w:r>
         <w:rPr>
-          <w:rFonts w:ascii="Segoe UI" w:eastAsia="Times New Roman" w:hAnsi="Segoe UI" w:cs="Segoe UI"/>
+          <w:rFonts w:eastAsia="Times New Roman"/>
           <w:lang w:eastAsia="bg-BG"/>
         </w:rPr>
         <w:t> Потребителят може просто да плъзне снимките си в браузъра, което се обработва от JavaScript логика, интегрирана в Django шаблона.</w:t>
@@ -2282,27 +2137,14 @@
     </w:p>
     <w:p>
       <w:pPr>
-        <w:numPr>
-          <w:ilvl w:val="0"/>
-          <w:numId w:val="13"/>
-        </w:numPr>
-        <w:pBdr>
-          <w:top w:val="single" w:sz="2" w:space="0" w:color="E5E7EB"/>
-          <w:left w:val="single" w:sz="2" w:space="0" w:color="E5E7EB"/>
-          <w:bottom w:val="single" w:sz="2" w:space="0" w:color="E5E7EB"/>
-          <w:right w:val="single" w:sz="2" w:space="0" w:color="E5E7EB"/>
-        </w:pBdr>
-        <w:shd w:val="clear" w:color="auto" w:fill="151622"/>
-        <w:spacing w:before="60" w:after="100" w:afterAutospacing="1" w:line="240" w:lineRule="auto"/>
-        <w:jc w:val="left"/>
-        <w:rPr>
-          <w:rFonts w:ascii="Segoe UI" w:eastAsia="Times New Roman" w:hAnsi="Segoe UI" w:cs="Segoe UI"/>
-          <w:lang w:eastAsia="bg-BG"/>
-        </w:rPr>
-      </w:pPr>
-      <w:r>
-        <w:rPr>
-          <w:rFonts w:ascii="Segoe UI" w:eastAsia="Times New Roman" w:hAnsi="Segoe UI" w:cs="Segoe UI"/>
+        <w:rPr>
+          <w:rFonts w:eastAsia="Times New Roman"/>
+          <w:lang w:eastAsia="bg-BG"/>
+        </w:rPr>
+      </w:pPr>
+      <w:r>
+        <w:rPr>
+          <w:rFonts w:eastAsia="Times New Roman"/>
           <w:b/>
           <w:bCs/>
           <w:bdr w:val="single" w:sz="2" w:space="0" w:color="E5E7EB" w:frame="1"/>
@@ -2312,7 +2154,7 @@
       </w:r>
       <w:r>
         <w:rPr>
-          <w:rFonts w:ascii="Segoe UI" w:eastAsia="Times New Roman" w:hAnsi="Segoe UI" w:cs="Segoe UI"/>
+          <w:rFonts w:eastAsia="Times New Roman"/>
           <w:lang w:eastAsia="bg-BG"/>
         </w:rPr>
         <w:t> Секция с настройки, където чрез плъзгачи (sliders) и текстови полета се задават параметрите на водния знак в реално време.</w:t>
@@ -2320,36 +2162,15 @@
     </w:p>
     <w:p>
       <w:pPr>
-        <w:numPr>
-          <w:ilvl w:val="0"/>
-          <w:numId w:val="11"/>
-        </w:numPr>
-        <w:pBdr>
-          <w:top w:val="single" w:sz="2" w:space="0" w:color="E5E7EB"/>
-          <w:left w:val="single" w:sz="2" w:space="0" w:color="E5E7EB"/>
-          <w:bottom w:val="single" w:sz="2" w:space="0" w:color="E5E7EB"/>
-          <w:right w:val="single" w:sz="2" w:space="0" w:color="E5E7EB"/>
-        </w:pBdr>
-        <w:shd w:val="clear" w:color="auto" w:fill="151622"/>
-        <w:tabs>
-          <w:tab w:val="clear" w:pos="720"/>
-        </w:tabs>
-        <w:spacing w:before="288" w:after="144" w:line="240" w:lineRule="auto"/>
-        <w:ind w:left="0" w:firstLine="0"/>
-        <w:jc w:val="left"/>
-        <w:outlineLvl w:val="3"/>
-        <w:rPr>
-          <w:rFonts w:ascii="Segoe UI" w:eastAsia="Times New Roman" w:hAnsi="Segoe UI" w:cs="Segoe UI"/>
-          <w:b/>
-          <w:bCs/>
-          <w:lang w:eastAsia="bg-BG"/>
-        </w:rPr>
-      </w:pPr>
-      <w:r>
-        <w:rPr>
-          <w:rFonts w:ascii="Segoe UI" w:eastAsia="Times New Roman" w:hAnsi="Segoe UI" w:cs="Segoe UI"/>
-          <w:b/>
-          <w:bCs/>
+        <w:pStyle w:val="a0"/>
+        <w:rPr>
+          <w:rFonts w:eastAsia="Times New Roman"/>
+          <w:lang w:eastAsia="bg-BG"/>
+        </w:rPr>
+      </w:pPr>
+      <w:r>
+        <w:rPr>
+          <w:rFonts w:eastAsia="Times New Roman"/>
           <w:lang w:eastAsia="bg-BG"/>
         </w:rPr>
         <w:t>2.4. Организация на файловата структура в проекта</w:t>
@@ -2357,46 +2178,24 @@
     </w:p>
     <w:p>
       <w:pPr>
-        <w:pBdr>
-          <w:top w:val="single" w:sz="2" w:space="0" w:color="E5E7EB"/>
-          <w:left w:val="single" w:sz="2" w:space="0" w:color="E5E7EB"/>
-          <w:bottom w:val="single" w:sz="2" w:space="0" w:color="E5E7EB"/>
-          <w:right w:val="single" w:sz="2" w:space="0" w:color="E5E7EB"/>
-        </w:pBdr>
-        <w:shd w:val="clear" w:color="auto" w:fill="151622"/>
-        <w:spacing w:after="150" w:line="240" w:lineRule="auto"/>
-        <w:ind w:firstLine="0"/>
-        <w:jc w:val="left"/>
-        <w:rPr>
-          <w:rFonts w:ascii="Segoe UI" w:eastAsia="Times New Roman" w:hAnsi="Segoe UI" w:cs="Segoe UI"/>
-          <w:lang w:eastAsia="bg-BG"/>
-        </w:rPr>
-      </w:pPr>
-      <w:r>
-        <w:rPr>
-          <w:rFonts w:ascii="Segoe UI" w:eastAsia="Times New Roman" w:hAnsi="Segoe UI" w:cs="Segoe UI"/>
-          <w:lang w:eastAsia="bg-BG"/>
-        </w:rPr>
+        <w:rPr>
+          <w:rFonts w:eastAsia="Times New Roman"/>
+          <w:lang w:eastAsia="bg-BG"/>
+        </w:rPr>
+      </w:pPr>
+      <w:r>
+        <w:rPr>
+          <w:rFonts w:eastAsia="Times New Roman"/>
+          <w:lang w:eastAsia="bg-BG"/>
+        </w:rPr>
+        <w:lastRenderedPageBreak/>
         <w:t>Проектът следва стандартната структура на Django, като са добавени специфични директории за ресурси:</w:t>
       </w:r>
     </w:p>
     <w:p>
       <w:pPr>
-        <w:numPr>
-          <w:ilvl w:val="0"/>
-          <w:numId w:val="14"/>
-        </w:numPr>
-        <w:pBdr>
-          <w:top w:val="single" w:sz="2" w:space="0" w:color="E5E7EB"/>
-          <w:left w:val="single" w:sz="2" w:space="0" w:color="E5E7EB"/>
-          <w:bottom w:val="single" w:sz="2" w:space="0" w:color="E5E7EB"/>
-          <w:right w:val="single" w:sz="2" w:space="0" w:color="E5E7EB"/>
-        </w:pBdr>
-        <w:shd w:val="clear" w:color="auto" w:fill="151622"/>
-        <w:spacing w:beforeAutospacing="1" w:after="0" w:afterAutospacing="1" w:line="240" w:lineRule="auto"/>
-        <w:jc w:val="left"/>
-        <w:rPr>
-          <w:rFonts w:ascii="Segoe UI" w:eastAsia="Times New Roman" w:hAnsi="Segoe UI" w:cs="Segoe UI"/>
+        <w:rPr>
+          <w:rFonts w:eastAsia="Times New Roman"/>
           <w:lang w:eastAsia="bg-BG"/>
         </w:rPr>
       </w:pPr>
@@ -2412,7 +2211,7 @@
       </w:r>
       <w:r>
         <w:rPr>
-          <w:rFonts w:ascii="Segoe UI" w:eastAsia="Times New Roman" w:hAnsi="Segoe UI" w:cs="Segoe UI"/>
+          <w:rFonts w:eastAsia="Times New Roman"/>
           <w:lang w:eastAsia="bg-BG"/>
         </w:rPr>
         <w:t> – временно съхранение на качените и обработени изображения.</w:t>
@@ -2420,21 +2219,8 @@
     </w:p>
     <w:p>
       <w:pPr>
-        <w:numPr>
-          <w:ilvl w:val="0"/>
-          <w:numId w:val="14"/>
-        </w:numPr>
-        <w:pBdr>
-          <w:top w:val="single" w:sz="2" w:space="0" w:color="E5E7EB"/>
-          <w:left w:val="single" w:sz="2" w:space="0" w:color="E5E7EB"/>
-          <w:bottom w:val="single" w:sz="2" w:space="0" w:color="E5E7EB"/>
-          <w:right w:val="single" w:sz="2" w:space="0" w:color="E5E7EB"/>
-        </w:pBdr>
-        <w:shd w:val="clear" w:color="auto" w:fill="151622"/>
-        <w:spacing w:after="0" w:afterAutospacing="1" w:line="240" w:lineRule="auto"/>
-        <w:jc w:val="left"/>
-        <w:rPr>
-          <w:rFonts w:ascii="Segoe UI" w:eastAsia="Times New Roman" w:hAnsi="Segoe UI" w:cs="Segoe UI"/>
+        <w:rPr>
+          <w:rFonts w:eastAsia="Times New Roman"/>
           <w:lang w:eastAsia="bg-BG"/>
         </w:rPr>
       </w:pPr>
@@ -2446,12 +2232,11 @@
           <w:bdr w:val="single" w:sz="2" w:space="2" w:color="E5E7EB" w:frame="1"/>
           <w:lang w:eastAsia="bg-BG"/>
         </w:rPr>
-        <w:lastRenderedPageBreak/>
         <w:t>/static/</w:t>
       </w:r>
       <w:r>
         <w:rPr>
-          <w:rFonts w:ascii="Segoe UI" w:eastAsia="Times New Roman" w:hAnsi="Segoe UI" w:cs="Segoe UI"/>
+          <w:rFonts w:eastAsia="Times New Roman"/>
           <w:lang w:eastAsia="bg-BG"/>
         </w:rPr>
         <w:t> – съдържа CSS стиловете, логото на "BatHh" и шрифтовете, използвани за текстовите водни знаци.</w:t>
@@ -2459,21 +2244,8 @@
     </w:p>
     <w:p>
       <w:pPr>
-        <w:numPr>
-          <w:ilvl w:val="0"/>
-          <w:numId w:val="14"/>
-        </w:numPr>
-        <w:pBdr>
-          <w:top w:val="single" w:sz="2" w:space="0" w:color="E5E7EB"/>
-          <w:left w:val="single" w:sz="2" w:space="0" w:color="E5E7EB"/>
-          <w:bottom w:val="single" w:sz="2" w:space="0" w:color="E5E7EB"/>
-          <w:right w:val="single" w:sz="2" w:space="0" w:color="E5E7EB"/>
-        </w:pBdr>
-        <w:shd w:val="clear" w:color="auto" w:fill="151622"/>
-        <w:spacing w:after="0" w:afterAutospacing="1" w:line="240" w:lineRule="auto"/>
-        <w:jc w:val="left"/>
-        <w:rPr>
-          <w:rFonts w:ascii="Segoe UI" w:eastAsia="Times New Roman" w:hAnsi="Segoe UI" w:cs="Segoe UI"/>
+        <w:rPr>
+          <w:rFonts w:eastAsia="Times New Roman"/>
           <w:lang w:eastAsia="bg-BG"/>
         </w:rPr>
       </w:pPr>
@@ -2489,7 +2261,7 @@
       </w:r>
       <w:r>
         <w:rPr>
-          <w:rFonts w:ascii="Segoe UI" w:eastAsia="Times New Roman" w:hAnsi="Segoe UI" w:cs="Segoe UI"/>
+          <w:rFonts w:eastAsia="Times New Roman"/>
           <w:lang w:eastAsia="bg-BG"/>
         </w:rPr>
         <w:t> – HTML файловете, разделени на компоненти (header, footer, main form).</w:t>
@@ -2498,64 +2270,48 @@
     <w:p/>
     <w:p>
       <w:pPr>
-        <w:numPr>
-          <w:ilvl w:val="0"/>
-          <w:numId w:val="15"/>
-        </w:numPr>
-        <w:pBdr>
-          <w:top w:val="single" w:sz="2" w:space="0" w:color="E5E7EB"/>
-          <w:left w:val="single" w:sz="2" w:space="0" w:color="E5E7EB"/>
-          <w:bottom w:val="single" w:sz="2" w:space="0" w:color="E5E7EB"/>
-          <w:right w:val="single" w:sz="2" w:space="0" w:color="E5E7EB"/>
-        </w:pBdr>
-        <w:shd w:val="clear" w:color="auto" w:fill="151622"/>
-        <w:tabs>
-          <w:tab w:val="clear" w:pos="720"/>
-        </w:tabs>
-        <w:spacing w:before="288" w:after="144" w:line="240" w:lineRule="auto"/>
-        <w:ind w:left="0" w:firstLine="0"/>
-        <w:jc w:val="left"/>
-        <w:outlineLvl w:val="3"/>
-        <w:rPr>
-          <w:rFonts w:ascii="Segoe UI" w:eastAsia="Times New Roman" w:hAnsi="Segoe UI" w:cs="Segoe UI"/>
-          <w:b/>
-          <w:bCs/>
-          <w:lang w:eastAsia="bg-BG"/>
-        </w:rPr>
-      </w:pPr>
-      <w:r>
-        <w:rPr>
-          <w:rFonts w:ascii="Segoe UI" w:eastAsia="Times New Roman" w:hAnsi="Segoe UI" w:cs="Segoe UI"/>
-          <w:b/>
-          <w:bCs/>
-          <w:lang w:eastAsia="bg-BG"/>
-        </w:rPr>
-        <w:t>1.3.1. Десктоп приложения (напр. Adobe Photoshop, GIMP)</w:t>
-      </w:r>
-    </w:p>
-    <w:p>
-      <w:pPr>
-        <w:numPr>
-          <w:ilvl w:val="0"/>
-          <w:numId w:val="15"/>
-        </w:numPr>
-        <w:pBdr>
-          <w:top w:val="single" w:sz="2" w:space="0" w:color="E5E7EB"/>
-          <w:left w:val="single" w:sz="2" w:space="0" w:color="E5E7EB"/>
-          <w:bottom w:val="single" w:sz="2" w:space="0" w:color="E5E7EB"/>
-          <w:right w:val="single" w:sz="2" w:space="0" w:color="E5E7EB"/>
-        </w:pBdr>
-        <w:shd w:val="clear" w:color="auto" w:fill="151622"/>
-        <w:spacing w:before="100" w:beforeAutospacing="1" w:after="100" w:afterAutospacing="1" w:line="240" w:lineRule="auto"/>
-        <w:jc w:val="left"/>
-        <w:rPr>
-          <w:rFonts w:ascii="Segoe UI" w:eastAsia="Times New Roman" w:hAnsi="Segoe UI" w:cs="Segoe UI"/>
-          <w:lang w:eastAsia="bg-BG"/>
-        </w:rPr>
-      </w:pPr>
-      <w:r>
-        <w:rPr>
-          <w:rFonts w:ascii="Segoe UI" w:eastAsia="Times New Roman" w:hAnsi="Segoe UI" w:cs="Segoe UI"/>
+        <w:pStyle w:val="a0"/>
+        <w:rPr>
+          <w:rFonts w:eastAsia="Times New Roman"/>
+        </w:rPr>
+      </w:pPr>
+      <w:r>
+        <w:rPr>
+          <w:rFonts w:eastAsia="Times New Roman"/>
+          <w:lang w:val="en-US"/>
+        </w:rPr>
+        <w:t>2</w:t>
+      </w:r>
+      <w:r>
+        <w:rPr>
+          <w:rFonts w:eastAsia="Times New Roman"/>
+        </w:rPr>
+        <w:t>.</w:t>
+      </w:r>
+      <w:r>
+        <w:rPr>
+          <w:rFonts w:eastAsia="Times New Roman"/>
+          <w:lang w:val="en-US"/>
+        </w:rPr>
+        <w:t>5</w:t>
+      </w:r>
+      <w:r>
+        <w:rPr>
+          <w:rFonts w:eastAsia="Times New Roman"/>
+        </w:rPr>
+        <w:t>. Десктоп приложения (напр. Adobe Photoshop, GIMP)</w:t>
+      </w:r>
+    </w:p>
+    <w:p>
+      <w:pPr>
+        <w:rPr>
+          <w:rFonts w:eastAsia="Times New Roman"/>
+          <w:lang w:eastAsia="bg-BG"/>
+        </w:rPr>
+      </w:pPr>
+      <w:r>
+        <w:rPr>
+          <w:rFonts w:eastAsia="Times New Roman"/>
           <w:b/>
           <w:bCs/>
           <w:bdr w:val="single" w:sz="2" w:space="0" w:color="E5E7EB" w:frame="1"/>
@@ -2565,7 +2321,7 @@
       </w:r>
       <w:r>
         <w:rPr>
-          <w:rFonts w:ascii="Segoe UI" w:eastAsia="Times New Roman" w:hAnsi="Segoe UI" w:cs="Segoe UI"/>
+          <w:rFonts w:eastAsia="Times New Roman"/>
           <w:lang w:eastAsia="bg-BG"/>
         </w:rPr>
         <w:t> Огромен набор от функции, професионално качество, възможност за фина настройка на всеки пиксел.</w:t>
@@ -2573,27 +2329,14 @@
     </w:p>
     <w:p>
       <w:pPr>
-        <w:numPr>
-          <w:ilvl w:val="0"/>
-          <w:numId w:val="15"/>
-        </w:numPr>
-        <w:pBdr>
-          <w:top w:val="single" w:sz="2" w:space="0" w:color="E5E7EB"/>
-          <w:left w:val="single" w:sz="2" w:space="0" w:color="E5E7EB"/>
-          <w:bottom w:val="single" w:sz="2" w:space="0" w:color="E5E7EB"/>
-          <w:right w:val="single" w:sz="2" w:space="0" w:color="E5E7EB"/>
-        </w:pBdr>
-        <w:shd w:val="clear" w:color="auto" w:fill="151622"/>
-        <w:spacing w:before="60" w:after="100" w:afterAutospacing="1" w:line="240" w:lineRule="auto"/>
-        <w:jc w:val="left"/>
-        <w:rPr>
-          <w:rFonts w:ascii="Segoe UI" w:eastAsia="Times New Roman" w:hAnsi="Segoe UI" w:cs="Segoe UI"/>
-          <w:lang w:eastAsia="bg-BG"/>
-        </w:rPr>
-      </w:pPr>
-      <w:r>
-        <w:rPr>
-          <w:rFonts w:ascii="Segoe UI" w:eastAsia="Times New Roman" w:hAnsi="Segoe UI" w:cs="Segoe UI"/>
+        <w:rPr>
+          <w:rFonts w:eastAsia="Times New Roman"/>
+          <w:lang w:eastAsia="bg-BG"/>
+        </w:rPr>
+      </w:pPr>
+      <w:r>
+        <w:rPr>
+          <w:rFonts w:eastAsia="Times New Roman"/>
           <w:b/>
           <w:bCs/>
           <w:bdr w:val="single" w:sz="2" w:space="0" w:color="E5E7EB" w:frame="1"/>
@@ -2603,7 +2346,7 @@
       </w:r>
       <w:r>
         <w:rPr>
-          <w:rFonts w:ascii="Segoe UI" w:eastAsia="Times New Roman" w:hAnsi="Segoe UI" w:cs="Segoe UI"/>
+          <w:rFonts w:eastAsia="Times New Roman"/>
           <w:lang w:eastAsia="bg-BG"/>
         </w:rPr>
         <w:t> Изискват инсталация, заемат значително дисково пространство и ресурси на компютъра. Висока цена (за лицензиран софтуер) и сложна крива на обучение. За проста задача като "преоразмеряване на 20 снимки и воден знак", тези инструменти често са твърде тромави.</w:t>
@@ -2611,64 +2354,14 @@
     </w:p>
     <w:p>
       <w:pPr>
-        <w:numPr>
-          <w:ilvl w:val="0"/>
-          <w:numId w:val="15"/>
-        </w:numPr>
-        <w:pBdr>
-          <w:top w:val="single" w:sz="2" w:space="0" w:color="E5E7EB"/>
-          <w:left w:val="single" w:sz="2" w:space="0" w:color="E5E7EB"/>
-          <w:bottom w:val="single" w:sz="2" w:space="0" w:color="E5E7EB"/>
-          <w:right w:val="single" w:sz="2" w:space="0" w:color="E5E7EB"/>
-        </w:pBdr>
-        <w:shd w:val="clear" w:color="auto" w:fill="151622"/>
-        <w:tabs>
-          <w:tab w:val="clear" w:pos="720"/>
-        </w:tabs>
-        <w:spacing w:before="288" w:after="144" w:line="240" w:lineRule="auto"/>
-        <w:ind w:left="0" w:firstLine="0"/>
-        <w:jc w:val="left"/>
-        <w:outlineLvl w:val="3"/>
-        <w:rPr>
-          <w:rFonts w:ascii="Segoe UI" w:eastAsia="Times New Roman" w:hAnsi="Segoe UI" w:cs="Segoe UI"/>
-          <w:b/>
-          <w:bCs/>
-          <w:lang w:eastAsia="bg-BG"/>
-        </w:rPr>
-      </w:pPr>
-      <w:r>
-        <w:rPr>
-          <w:rFonts w:ascii="Segoe UI" w:eastAsia="Times New Roman" w:hAnsi="Segoe UI" w:cs="Segoe UI"/>
-          <w:b/>
-          <w:bCs/>
-          <w:lang w:eastAsia="bg-BG"/>
-        </w:rPr>
-        <w:t>1.3.2. Онлайн платформи (напр. ILoveIMG, Watermark.ws)</w:t>
-      </w:r>
-    </w:p>
-    <w:p>
-      <w:pPr>
-        <w:numPr>
-          <w:ilvl w:val="0"/>
-          <w:numId w:val="16"/>
-        </w:numPr>
-        <w:pBdr>
-          <w:top w:val="single" w:sz="2" w:space="0" w:color="E5E7EB"/>
-          <w:left w:val="single" w:sz="2" w:space="0" w:color="E5E7EB"/>
-          <w:bottom w:val="single" w:sz="2" w:space="0" w:color="E5E7EB"/>
-          <w:right w:val="single" w:sz="2" w:space="0" w:color="E5E7EB"/>
-        </w:pBdr>
-        <w:shd w:val="clear" w:color="auto" w:fill="151622"/>
-        <w:spacing w:before="100" w:beforeAutospacing="1" w:after="100" w:afterAutospacing="1" w:line="240" w:lineRule="auto"/>
-        <w:jc w:val="left"/>
-        <w:rPr>
-          <w:rFonts w:ascii="Segoe UI" w:eastAsia="Times New Roman" w:hAnsi="Segoe UI" w:cs="Segoe UI"/>
-          <w:lang w:eastAsia="bg-BG"/>
-        </w:rPr>
-      </w:pPr>
-      <w:r>
-        <w:rPr>
-          <w:rFonts w:ascii="Segoe UI" w:eastAsia="Times New Roman" w:hAnsi="Segoe UI" w:cs="Segoe UI"/>
+        <w:rPr>
+          <w:rFonts w:eastAsia="Times New Roman"/>
+          <w:lang w:eastAsia="bg-BG"/>
+        </w:rPr>
+      </w:pPr>
+      <w:r>
+        <w:rPr>
+          <w:rFonts w:eastAsia="Times New Roman"/>
           <w:b/>
           <w:bCs/>
           <w:bdr w:val="single" w:sz="2" w:space="0" w:color="E5E7EB" w:frame="1"/>
@@ -2678,7 +2371,7 @@
       </w:r>
       <w:r>
         <w:rPr>
-          <w:rFonts w:ascii="Segoe UI" w:eastAsia="Times New Roman" w:hAnsi="Segoe UI" w:cs="Segoe UI"/>
+          <w:rFonts w:eastAsia="Times New Roman"/>
           <w:lang w:eastAsia="bg-BG"/>
         </w:rPr>
         <w:t> Достъп през браузър, не изискват инсталация.</w:t>
@@ -2686,27 +2379,14 @@
     </w:p>
     <w:p>
       <w:pPr>
-        <w:numPr>
-          <w:ilvl w:val="0"/>
-          <w:numId w:val="16"/>
-        </w:numPr>
-        <w:pBdr>
-          <w:top w:val="single" w:sz="2" w:space="0" w:color="E5E7EB"/>
-          <w:left w:val="single" w:sz="2" w:space="0" w:color="E5E7EB"/>
-          <w:bottom w:val="single" w:sz="2" w:space="0" w:color="E5E7EB"/>
-          <w:right w:val="single" w:sz="2" w:space="0" w:color="E5E7EB"/>
-        </w:pBdr>
-        <w:shd w:val="clear" w:color="auto" w:fill="151622"/>
-        <w:spacing w:before="60" w:after="100" w:afterAutospacing="1" w:line="240" w:lineRule="auto"/>
-        <w:jc w:val="left"/>
-        <w:rPr>
-          <w:rFonts w:ascii="Segoe UI" w:eastAsia="Times New Roman" w:hAnsi="Segoe UI" w:cs="Segoe UI"/>
-          <w:lang w:eastAsia="bg-BG"/>
-        </w:rPr>
-      </w:pPr>
-      <w:r>
-        <w:rPr>
-          <w:rFonts w:ascii="Segoe UI" w:eastAsia="Times New Roman" w:hAnsi="Segoe UI" w:cs="Segoe UI"/>
+        <w:rPr>
+          <w:rFonts w:eastAsia="Times New Roman"/>
+          <w:lang w:eastAsia="bg-BG"/>
+        </w:rPr>
+      </w:pPr>
+      <w:r>
+        <w:rPr>
+          <w:rFonts w:eastAsia="Times New Roman"/>
           <w:b/>
           <w:bCs/>
           <w:bdr w:val="single" w:sz="2" w:space="0" w:color="E5E7EB" w:frame="1"/>
@@ -2716,7 +2396,7 @@
       </w:r>
       <w:r>
         <w:rPr>
-          <w:rFonts w:ascii="Segoe UI" w:eastAsia="Times New Roman" w:hAnsi="Segoe UI" w:cs="Segoe UI"/>
+          <w:rFonts w:eastAsia="Times New Roman"/>
           <w:lang w:eastAsia="bg-BG"/>
         </w:rPr>
         <w:t> Често налагат лимити за броя снимки или общия обем данни в безплатните си версии. Потребителят трябва да се съобразява с чужди условия за поверителност. Много от тях претрупват интерфейса с реклами.</w:t>
@@ -2724,64 +2404,37 @@
     </w:p>
     <w:p>
       <w:pPr>
-        <w:numPr>
-          <w:ilvl w:val="0"/>
-          <w:numId w:val="15"/>
-        </w:numPr>
-        <w:pBdr>
-          <w:top w:val="single" w:sz="2" w:space="0" w:color="E5E7EB"/>
-          <w:left w:val="single" w:sz="2" w:space="0" w:color="E5E7EB"/>
-          <w:bottom w:val="single" w:sz="2" w:space="0" w:color="E5E7EB"/>
-          <w:right w:val="single" w:sz="2" w:space="0" w:color="E5E7EB"/>
-        </w:pBdr>
-        <w:shd w:val="clear" w:color="auto" w:fill="151622"/>
-        <w:tabs>
-          <w:tab w:val="clear" w:pos="720"/>
-        </w:tabs>
-        <w:spacing w:before="288" w:after="144" w:line="240" w:lineRule="auto"/>
-        <w:ind w:left="0" w:firstLine="0"/>
-        <w:jc w:val="left"/>
-        <w:outlineLvl w:val="3"/>
-        <w:rPr>
-          <w:rFonts w:ascii="Segoe UI" w:eastAsia="Times New Roman" w:hAnsi="Segoe UI" w:cs="Segoe UI"/>
-          <w:b/>
-          <w:bCs/>
-          <w:lang w:eastAsia="bg-BG"/>
-        </w:rPr>
-      </w:pPr>
-      <w:r>
-        <w:rPr>
-          <w:rFonts w:ascii="Segoe UI" w:eastAsia="Times New Roman" w:hAnsi="Segoe UI" w:cs="Segoe UI"/>
-          <w:b/>
-          <w:bCs/>
-          <w:lang w:eastAsia="bg-BG"/>
-        </w:rPr>
-        <w:t>1.3.3. Специализирани скриптове за команден ред (ImageMagick)</w:t>
-      </w:r>
-    </w:p>
-    <w:p>
-      <w:pPr>
-        <w:numPr>
-          <w:ilvl w:val="0"/>
-          <w:numId w:val="17"/>
-        </w:numPr>
-        <w:pBdr>
-          <w:top w:val="single" w:sz="2" w:space="0" w:color="E5E7EB"/>
-          <w:left w:val="single" w:sz="2" w:space="0" w:color="E5E7EB"/>
-          <w:bottom w:val="single" w:sz="2" w:space="0" w:color="E5E7EB"/>
-          <w:right w:val="single" w:sz="2" w:space="0" w:color="E5E7EB"/>
-        </w:pBdr>
-        <w:shd w:val="clear" w:color="auto" w:fill="151622"/>
-        <w:spacing w:before="100" w:beforeAutospacing="1" w:after="100" w:afterAutospacing="1" w:line="240" w:lineRule="auto"/>
-        <w:jc w:val="left"/>
-        <w:rPr>
-          <w:rFonts w:ascii="Segoe UI" w:eastAsia="Times New Roman" w:hAnsi="Segoe UI" w:cs="Segoe UI"/>
-          <w:lang w:eastAsia="bg-BG"/>
-        </w:rPr>
-      </w:pPr>
-      <w:r>
-        <w:rPr>
-          <w:rFonts w:ascii="Segoe UI" w:eastAsia="Times New Roman" w:hAnsi="Segoe UI" w:cs="Segoe UI"/>
+        <w:ind w:firstLine="0"/>
+        <w:rPr>
+          <w:rFonts w:eastAsia="Times New Roman"/>
+          <w:lang w:eastAsia="bg-BG"/>
+        </w:rPr>
+      </w:pPr>
+      <w:r>
+        <w:rPr>
+          <w:rFonts w:eastAsia="Times New Roman"/>
+          <w:lang w:val="ru-RU" w:eastAsia="bg-BG"/>
+        </w:rPr>
+        <w:t xml:space="preserve">   </w:t>
+      </w:r>
+      <w:r>
+        <w:rPr>
+          <w:rFonts w:eastAsia="Times New Roman"/>
+          <w:lang w:eastAsia="bg-BG"/>
+        </w:rPr>
+        <w:t xml:space="preserve"> Специализирани скриптове за команден ред (ImageMagick)</w:t>
+      </w:r>
+    </w:p>
+    <w:p>
+      <w:pPr>
+        <w:rPr>
+          <w:rFonts w:eastAsia="Times New Roman"/>
+          <w:lang w:eastAsia="bg-BG"/>
+        </w:rPr>
+      </w:pPr>
+      <w:r>
+        <w:rPr>
+          <w:rFonts w:eastAsia="Times New Roman"/>
           <w:b/>
           <w:bCs/>
           <w:bdr w:val="single" w:sz="2" w:space="0" w:color="E5E7EB" w:frame="1"/>
@@ -2791,7 +2444,7 @@
       </w:r>
       <w:r>
         <w:rPr>
-          <w:rFonts w:ascii="Segoe UI" w:eastAsia="Times New Roman" w:hAnsi="Segoe UI" w:cs="Segoe UI"/>
+          <w:rFonts w:eastAsia="Times New Roman"/>
           <w:lang w:eastAsia="bg-BG"/>
         </w:rPr>
         <w:t> Изключително бързи и мощни за пакетна обработка.</w:t>
@@ -2799,27 +2452,14 @@
     </w:p>
     <w:p>
       <w:pPr>
-        <w:numPr>
-          <w:ilvl w:val="0"/>
-          <w:numId w:val="17"/>
-        </w:numPr>
-        <w:pBdr>
-          <w:top w:val="single" w:sz="2" w:space="0" w:color="E5E7EB"/>
-          <w:left w:val="single" w:sz="2" w:space="0" w:color="E5E7EB"/>
-          <w:bottom w:val="single" w:sz="2" w:space="0" w:color="E5E7EB"/>
-          <w:right w:val="single" w:sz="2" w:space="0" w:color="E5E7EB"/>
-        </w:pBdr>
-        <w:shd w:val="clear" w:color="auto" w:fill="151622"/>
-        <w:spacing w:before="60" w:after="100" w:afterAutospacing="1" w:line="240" w:lineRule="auto"/>
-        <w:jc w:val="left"/>
-        <w:rPr>
-          <w:rFonts w:ascii="Segoe UI" w:eastAsia="Times New Roman" w:hAnsi="Segoe UI" w:cs="Segoe UI"/>
-          <w:lang w:eastAsia="bg-BG"/>
-        </w:rPr>
-      </w:pPr>
-      <w:r>
-        <w:rPr>
-          <w:rFonts w:ascii="Segoe UI" w:eastAsia="Times New Roman" w:hAnsi="Segoe UI" w:cs="Segoe UI"/>
+        <w:rPr>
+          <w:rFonts w:eastAsia="Times New Roman"/>
+          <w:lang w:eastAsia="bg-BG"/>
+        </w:rPr>
+      </w:pPr>
+      <w:r>
+        <w:rPr>
+          <w:rFonts w:eastAsia="Times New Roman"/>
           <w:b/>
           <w:bCs/>
           <w:bdr w:val="single" w:sz="2" w:space="0" w:color="E5E7EB" w:frame="1"/>
@@ -2829,14 +2469,14 @@
       </w:r>
       <w:r>
         <w:rPr>
-          <w:rFonts w:ascii="Segoe UI" w:eastAsia="Times New Roman" w:hAnsi="Segoe UI" w:cs="Segoe UI"/>
+          <w:rFonts w:eastAsia="Times New Roman"/>
           <w:lang w:eastAsia="bg-BG"/>
         </w:rPr>
         <w:t> Липса на графичен интерфейс (GUI), което ги прави недостъпни за масовия потребител без технически познания</w:t>
       </w:r>
       <w:r>
         <w:rPr>
-          <w:rFonts w:ascii="Segoe UI" w:eastAsia="Times New Roman" w:hAnsi="Segoe UI" w:cs="Segoe UI"/>
+          <w:rFonts w:eastAsia="Times New Roman"/>
           <w:lang w:val="ru-RU" w:eastAsia="bg-BG"/>
         </w:rPr>
         <w:t xml:space="preserve">    </w:t>
@@ -2844,49 +2484,37 @@
     </w:p>
     <w:p>
       <w:pPr>
-        <w:pBdr>
-          <w:top w:val="single" w:sz="2" w:space="0" w:color="E5E7EB"/>
-          <w:left w:val="single" w:sz="2" w:space="0" w:color="E5E7EB"/>
-          <w:bottom w:val="single" w:sz="2" w:space="0" w:color="E5E7EB"/>
-          <w:right w:val="single" w:sz="2" w:space="0" w:color="E5E7EB"/>
-        </w:pBdr>
-        <w:shd w:val="clear" w:color="auto" w:fill="151622"/>
-        <w:spacing w:after="150" w:line="240" w:lineRule="auto"/>
-        <w:ind w:firstLine="0"/>
-        <w:jc w:val="left"/>
-        <w:rPr>
-          <w:rFonts w:ascii="Segoe UI" w:eastAsia="Times New Roman" w:hAnsi="Segoe UI" w:cs="Segoe UI"/>
-          <w:lang w:eastAsia="bg-BG"/>
-        </w:rPr>
-      </w:pPr>
-      <w:r>
-        <w:rPr>
-          <w:rFonts w:ascii="Segoe UI" w:eastAsia="Times New Roman" w:hAnsi="Segoe UI" w:cs="Segoe UI"/>
-          <w:lang w:eastAsia="bg-BG"/>
-        </w:rPr>
-        <w:t>В съвременната дигитална среда обработката на изображения е критичен компонент от работата на уеб дизайнери, фотографи и разработчици. Основното предизвикателство пред тях не е просто обработката на единични кадри, а нуждата от бърза, масова и автоматизирана трансформация на десетки изображения едновременно. Проблеми като несъответствие в разделителната способност, липса на авторска защита чрез воден знак и необходимостта от оптимизация на дисковото пространство налагат създаването на специализиран софтуер.</w:t>
-      </w:r>
-    </w:p>
-    <w:p>
-      <w:pPr>
-        <w:pBdr>
-          <w:top w:val="single" w:sz="2" w:space="0" w:color="E5E7EB"/>
-          <w:left w:val="single" w:sz="2" w:space="0" w:color="E5E7EB"/>
-          <w:bottom w:val="single" w:sz="2" w:space="0" w:color="E5E7EB"/>
-          <w:right w:val="single" w:sz="2" w:space="0" w:color="E5E7EB"/>
-        </w:pBdr>
-        <w:shd w:val="clear" w:color="auto" w:fill="151622"/>
-        <w:spacing w:after="150" w:line="240" w:lineRule="auto"/>
-        <w:ind w:firstLine="0"/>
-        <w:jc w:val="left"/>
-        <w:rPr>
-          <w:rFonts w:ascii="Segoe UI" w:eastAsia="Times New Roman" w:hAnsi="Segoe UI" w:cs="Segoe UI"/>
-          <w:lang w:eastAsia="bg-BG"/>
-        </w:rPr>
-      </w:pPr>
-      <w:r>
-        <w:rPr>
-          <w:rFonts w:ascii="Segoe UI" w:eastAsia="Times New Roman" w:hAnsi="Segoe UI" w:cs="Segoe UI"/>
+        <w:rPr>
+          <w:rFonts w:eastAsia="Times New Roman"/>
+          <w:lang w:eastAsia="bg-BG"/>
+        </w:rPr>
+      </w:pPr>
+      <w:r>
+        <w:rPr>
+          <w:rFonts w:eastAsia="Times New Roman"/>
+          <w:lang w:eastAsia="bg-BG"/>
+        </w:rPr>
+        <w:t xml:space="preserve">В съвременната дигитална среда обработката на изображения е критичен компонент от работата на уеб дизайнери, фотографи и разработчици. Основното предизвикателство пред тях не е просто обработката на единични кадри, а нуждата от </w:t>
+      </w:r>
+      <w:r>
+        <w:rPr>
+          <w:rFonts w:eastAsia="Times New Roman"/>
+          <w:lang w:eastAsia="bg-BG"/>
+        </w:rPr>
+        <w:lastRenderedPageBreak/>
+        <w:t>бърза, масова и автоматизирана трансформация на десетки изображения едновременно. Проблеми като несъответствие в разделителната способност, липса на авторска защита чрез воден знак и необходимостта от оптимизация на дисковото пространство налагат създаването на специализиран софтуер.</w:t>
+      </w:r>
+    </w:p>
+    <w:p>
+      <w:pPr>
+        <w:rPr>
+          <w:rFonts w:eastAsia="Times New Roman"/>
+          <w:lang w:eastAsia="bg-BG"/>
+        </w:rPr>
+      </w:pPr>
+      <w:r>
+        <w:rPr>
+          <w:rFonts w:eastAsia="Times New Roman"/>
           <w:b/>
           <w:bCs/>
           <w:bdr w:val="single" w:sz="2" w:space="0" w:color="E5E7EB" w:frame="1"/>
@@ -2896,14 +2524,14 @@
       </w:r>
       <w:r>
         <w:rPr>
-          <w:rFonts w:ascii="Segoe UI" w:eastAsia="Times New Roman" w:hAnsi="Segoe UI" w:cs="Segoe UI"/>
+          <w:rFonts w:eastAsia="Times New Roman"/>
           <w:lang w:eastAsia="bg-BG"/>
         </w:rPr>
         <w:t> е разработването на уеб-базирано приложение, наречено </w:t>
       </w:r>
       <w:r>
         <w:rPr>
-          <w:rFonts w:ascii="Segoe UI" w:eastAsia="Times New Roman" w:hAnsi="Segoe UI" w:cs="Segoe UI"/>
+          <w:rFonts w:eastAsia="Times New Roman"/>
           <w:b/>
           <w:bCs/>
           <w:bdr w:val="single" w:sz="2" w:space="0" w:color="E5E7EB" w:frame="1"/>
@@ -2913,454 +2541,342 @@
       </w:r>
       <w:r>
         <w:rPr>
-          <w:rFonts w:ascii="Segoe UI" w:eastAsia="Times New Roman" w:hAnsi="Segoe UI" w:cs="Segoe UI"/>
+          <w:rFonts w:eastAsia="Times New Roman"/>
           <w:lang w:eastAsia="bg-BG"/>
         </w:rPr>
         <w:t>. Проектът е насочен към решаване на конкретен практически казус: автоматизирано приемане на пакет от изображения в формати JPEG и PNG, тяхното оразмеряване до стандарт </w:t>
       </w:r>
       <w:r>
         <w:rPr>
-          <w:rFonts w:ascii="Segoe UI" w:eastAsia="Times New Roman" w:hAnsi="Segoe UI" w:cs="Segoe UI"/>
+          <w:rFonts w:eastAsia="Times New Roman"/>
           <w:b/>
           <w:bCs/>
           <w:bdr w:val="single" w:sz="2" w:space="0" w:color="E5E7EB" w:frame="1"/>
           <w:lang w:eastAsia="bg-BG"/>
         </w:rPr>
-        <w:t xml:space="preserve">Full </w:t>
-      </w:r>
-      <w:r>
-        <w:rPr>
-          <w:rFonts w:ascii="Segoe UI" w:eastAsia="Times New Roman" w:hAnsi="Segoe UI" w:cs="Segoe UI"/>
+        <w:t>Full HD (1920x1080)</w:t>
+      </w:r>
+      <w:r>
+        <w:rPr>
+          <w:rFonts w:eastAsia="Times New Roman"/>
+          <w:lang w:eastAsia="bg-BG"/>
+        </w:rPr>
+        <w:t> и добавяне на воден знак (текст или лого) с цел последващо използване в уеб галерии или презентации.</w:t>
+      </w:r>
+    </w:p>
+    <w:p>
+      <w:pPr>
+        <w:rPr>
+          <w:rFonts w:eastAsia="Times New Roman"/>
+          <w:lang w:eastAsia="bg-BG"/>
+        </w:rPr>
+      </w:pPr>
+      <w:r>
+        <w:rPr>
+          <w:rFonts w:eastAsia="Times New Roman"/>
           <w:b/>
           <w:bCs/>
           <w:bdr w:val="single" w:sz="2" w:space="0" w:color="E5E7EB" w:frame="1"/>
           <w:lang w:eastAsia="bg-BG"/>
         </w:rPr>
-        <w:lastRenderedPageBreak/>
-        <w:t>HD (1920x1080)</w:t>
-      </w:r>
-      <w:r>
-        <w:rPr>
-          <w:rFonts w:ascii="Segoe UI" w:eastAsia="Times New Roman" w:hAnsi="Segoe UI" w:cs="Segoe UI"/>
-          <w:lang w:eastAsia="bg-BG"/>
-        </w:rPr>
-        <w:t> и добавяне на воден знак (текст или лого) с цел последващо използване в уеб галерии или презентации.</w:t>
-      </w:r>
-    </w:p>
-    <w:p>
-      <w:pPr>
-        <w:pBdr>
-          <w:top w:val="single" w:sz="2" w:space="0" w:color="E5E7EB"/>
-          <w:left w:val="single" w:sz="2" w:space="0" w:color="E5E7EB"/>
-          <w:bottom w:val="single" w:sz="2" w:space="0" w:color="E5E7EB"/>
-          <w:right w:val="single" w:sz="2" w:space="0" w:color="E5E7EB"/>
-        </w:pBdr>
-        <w:shd w:val="clear" w:color="auto" w:fill="151622"/>
-        <w:spacing w:after="150" w:line="240" w:lineRule="auto"/>
-        <w:ind w:firstLine="0"/>
-        <w:jc w:val="left"/>
-        <w:rPr>
-          <w:rFonts w:ascii="Segoe UI" w:eastAsia="Times New Roman" w:hAnsi="Segoe UI" w:cs="Segoe UI"/>
-          <w:lang w:eastAsia="bg-BG"/>
-        </w:rPr>
-      </w:pPr>
-      <w:r>
-        <w:rPr>
-          <w:rFonts w:ascii="Segoe UI" w:eastAsia="Times New Roman" w:hAnsi="Segoe UI" w:cs="Segoe UI"/>
+        <w:t>Актуалността на разработката</w:t>
+      </w:r>
+      <w:r>
+        <w:rPr>
+          <w:rFonts w:eastAsia="Times New Roman"/>
+          <w:lang w:eastAsia="bg-BG"/>
+        </w:rPr>
+        <w:t> се подчертава от факта, че стандартът Full HD е най-разпространеният формат за визуализация на съдържание в съвременните монитори и мобилни устройства. Автоматизацията на процеса по оразмеряване спестява значително време, а интеграцията на функционалност за воден знак гарантира сигурност и разпознаваемост на авторството.</w:t>
+      </w:r>
+    </w:p>
+    <w:p>
+      <w:pPr>
+        <w:rPr>
+          <w:rFonts w:eastAsia="Times New Roman"/>
+          <w:lang w:eastAsia="bg-BG"/>
+        </w:rPr>
+      </w:pPr>
+      <w:r>
+        <w:rPr>
+          <w:rFonts w:eastAsia="Times New Roman"/>
           <w:b/>
           <w:bCs/>
           <w:bdr w:val="single" w:sz="2" w:space="0" w:color="E5E7EB" w:frame="1"/>
           <w:lang w:eastAsia="bg-BG"/>
         </w:rPr>
-        <w:t>Актуалността на разработката</w:t>
-      </w:r>
-      <w:r>
-        <w:rPr>
-          <w:rFonts w:ascii="Segoe UI" w:eastAsia="Times New Roman" w:hAnsi="Segoe UI" w:cs="Segoe UI"/>
-          <w:lang w:eastAsia="bg-BG"/>
-        </w:rPr>
-        <w:t> се подчертава от факта, че стандартът Full HD е най-разпространеният формат за визуализация на съдържание в съвременните монитори и мобилни устройства. Автоматизацията на процеса по оразмеряване спестява значително време, а интеграцията на функционалност за воден знак гарантира сигурност и разпознаваемост на авторството.</w:t>
-      </w:r>
-    </w:p>
-    <w:p>
-      <w:pPr>
-        <w:pBdr>
-          <w:top w:val="single" w:sz="2" w:space="0" w:color="E5E7EB"/>
-          <w:left w:val="single" w:sz="2" w:space="0" w:color="E5E7EB"/>
-          <w:bottom w:val="single" w:sz="2" w:space="0" w:color="E5E7EB"/>
-          <w:right w:val="single" w:sz="2" w:space="0" w:color="E5E7EB"/>
-        </w:pBdr>
-        <w:shd w:val="clear" w:color="auto" w:fill="151622"/>
-        <w:spacing w:after="150" w:line="240" w:lineRule="auto"/>
-        <w:ind w:firstLine="0"/>
-        <w:jc w:val="left"/>
-        <w:rPr>
-          <w:rFonts w:ascii="Segoe UI" w:eastAsia="Times New Roman" w:hAnsi="Segoe UI" w:cs="Segoe UI"/>
-          <w:lang w:eastAsia="bg-BG"/>
-        </w:rPr>
-      </w:pPr>
-      <w:r>
-        <w:rPr>
-          <w:rFonts w:ascii="Segoe UI" w:eastAsia="Times New Roman" w:hAnsi="Segoe UI" w:cs="Segoe UI"/>
+        <w:t>Целта на дипломния проект</w:t>
+      </w:r>
+      <w:r>
+        <w:rPr>
+          <w:rFonts w:eastAsia="Times New Roman"/>
+          <w:lang w:eastAsia="bg-BG"/>
+        </w:rPr>
+        <w:t> е да се създаде стабилно и лесно за използване уеб приложение, което обединява в себе си мощта на езика за програмиране </w:t>
+      </w:r>
+      <w:r>
+        <w:rPr>
+          <w:rFonts w:eastAsia="Times New Roman"/>
           <w:b/>
           <w:bCs/>
           <w:bdr w:val="single" w:sz="2" w:space="0" w:color="E5E7EB" w:frame="1"/>
           <w:lang w:eastAsia="bg-BG"/>
         </w:rPr>
-        <w:t>Целта на дипломния проект</w:t>
-      </w:r>
-      <w:r>
-        <w:rPr>
-          <w:rFonts w:ascii="Segoe UI" w:eastAsia="Times New Roman" w:hAnsi="Segoe UI" w:cs="Segoe UI"/>
-          <w:lang w:eastAsia="bg-BG"/>
-        </w:rPr>
-        <w:t> е да се създаде стабилно и лесно за използване уеб приложение, което обединява в себе си мощта на езика за програмиране </w:t>
-      </w:r>
-      <w:r>
-        <w:rPr>
-          <w:rFonts w:ascii="Segoe UI" w:eastAsia="Times New Roman" w:hAnsi="Segoe UI" w:cs="Segoe UI"/>
+        <w:t>Python</w:t>
+      </w:r>
+      <w:r>
+        <w:rPr>
+          <w:rFonts w:eastAsia="Times New Roman"/>
+          <w:lang w:eastAsia="bg-BG"/>
+        </w:rPr>
+        <w:t> и библиотеката </w:t>
+      </w:r>
+      <w:r>
+        <w:rPr>
+          <w:rFonts w:eastAsia="Times New Roman"/>
           <w:b/>
           <w:bCs/>
           <w:bdr w:val="single" w:sz="2" w:space="0" w:color="E5E7EB" w:frame="1"/>
           <w:lang w:eastAsia="bg-BG"/>
         </w:rPr>
-        <w:t>Python</w:t>
-      </w:r>
-      <w:r>
-        <w:rPr>
-          <w:rFonts w:ascii="Segoe UI" w:eastAsia="Times New Roman" w:hAnsi="Segoe UI" w:cs="Segoe UI"/>
-          <w:lang w:eastAsia="bg-BG"/>
-        </w:rPr>
-        <w:t> и библиотеката </w:t>
-      </w:r>
-      <w:r>
-        <w:rPr>
-          <w:rFonts w:ascii="Segoe UI" w:eastAsia="Times New Roman" w:hAnsi="Segoe UI" w:cs="Segoe UI"/>
+        <w:t>Pillow</w:t>
+      </w:r>
+      <w:r>
+        <w:rPr>
+          <w:rFonts w:eastAsia="Times New Roman"/>
+          <w:lang w:eastAsia="bg-BG"/>
+        </w:rPr>
+        <w:t> за графична обработка, с гъвкавостта на съвременните уеб технологии като </w:t>
+      </w:r>
+      <w:r>
+        <w:rPr>
+          <w:rFonts w:eastAsia="Times New Roman"/>
           <w:b/>
           <w:bCs/>
           <w:bdr w:val="single" w:sz="2" w:space="0" w:color="E5E7EB" w:frame="1"/>
           <w:lang w:eastAsia="bg-BG"/>
         </w:rPr>
-        <w:t>Pillow</w:t>
-      </w:r>
-      <w:r>
-        <w:rPr>
-          <w:rFonts w:ascii="Segoe UI" w:eastAsia="Times New Roman" w:hAnsi="Segoe UI" w:cs="Segoe UI"/>
-          <w:lang w:eastAsia="bg-BG"/>
-        </w:rPr>
-        <w:t> за графична обработка, с гъвкавостта на съвременните уеб технологии като </w:t>
-      </w:r>
-      <w:r>
-        <w:rPr>
-          <w:rFonts w:ascii="Segoe UI" w:eastAsia="Times New Roman" w:hAnsi="Segoe UI" w:cs="Segoe UI"/>
+        <w:t>Django</w:t>
+      </w:r>
+      <w:r>
+        <w:rPr>
+          <w:rFonts w:eastAsia="Times New Roman"/>
+          <w:lang w:eastAsia="bg-BG"/>
+        </w:rPr>
+        <w:t> (за Backend) и </w:t>
+      </w:r>
+      <w:r>
+        <w:rPr>
+          <w:rFonts w:eastAsia="Times New Roman"/>
           <w:b/>
           <w:bCs/>
           <w:bdr w:val="single" w:sz="2" w:space="0" w:color="E5E7EB" w:frame="1"/>
           <w:lang w:eastAsia="bg-BG"/>
         </w:rPr>
-        <w:t>Django</w:t>
-      </w:r>
-      <w:r>
-        <w:rPr>
-          <w:rFonts w:ascii="Segoe UI" w:eastAsia="Times New Roman" w:hAnsi="Segoe UI" w:cs="Segoe UI"/>
-          <w:lang w:eastAsia="bg-BG"/>
-        </w:rPr>
-        <w:t> (за Backend) и </w:t>
-      </w:r>
-      <w:r>
-        <w:rPr>
-          <w:rFonts w:ascii="Segoe UI" w:eastAsia="Times New Roman" w:hAnsi="Segoe UI" w:cs="Segoe UI"/>
+        <w:t>Vue.js</w:t>
+      </w:r>
+      <w:r>
+        <w:rPr>
+          <w:rFonts w:eastAsia="Times New Roman"/>
+          <w:lang w:eastAsia="bg-BG"/>
+        </w:rPr>
+        <w:t> (за Frontend).</w:t>
+      </w:r>
+    </w:p>
+    <w:p>
+      <w:pPr>
+        <w:rPr>
+          <w:rFonts w:eastAsia="Times New Roman"/>
+          <w:lang w:eastAsia="bg-BG"/>
+        </w:rPr>
+      </w:pPr>
+      <w:r>
+        <w:rPr>
+          <w:rFonts w:eastAsia="Times New Roman"/>
+          <w:lang w:eastAsia="bg-BG"/>
+        </w:rPr>
+        <w:t>За постигане на поставената цел са дефинирани следните </w:t>
+      </w:r>
+      <w:r>
+        <w:rPr>
+          <w:rFonts w:eastAsia="Times New Roman"/>
           <w:b/>
           <w:bCs/>
           <w:bdr w:val="single" w:sz="2" w:space="0" w:color="E5E7EB" w:frame="1"/>
           <w:lang w:eastAsia="bg-BG"/>
         </w:rPr>
-        <w:t>Vue.js</w:t>
-      </w:r>
-      <w:r>
-        <w:rPr>
-          <w:rFonts w:ascii="Segoe UI" w:eastAsia="Times New Roman" w:hAnsi="Segoe UI" w:cs="Segoe UI"/>
-          <w:lang w:eastAsia="bg-BG"/>
-        </w:rPr>
-        <w:t> (за Frontend).</w:t>
-      </w:r>
-    </w:p>
-    <w:p>
-      <w:pPr>
-        <w:pBdr>
-          <w:top w:val="single" w:sz="2" w:space="0" w:color="E5E7EB"/>
-          <w:left w:val="single" w:sz="2" w:space="0" w:color="E5E7EB"/>
-          <w:bottom w:val="single" w:sz="2" w:space="0" w:color="E5E7EB"/>
-          <w:right w:val="single" w:sz="2" w:space="0" w:color="E5E7EB"/>
-        </w:pBdr>
-        <w:shd w:val="clear" w:color="auto" w:fill="151622"/>
-        <w:spacing w:after="150" w:line="240" w:lineRule="auto"/>
-        <w:ind w:firstLine="0"/>
-        <w:jc w:val="left"/>
-        <w:rPr>
-          <w:rFonts w:ascii="Segoe UI" w:eastAsia="Times New Roman" w:hAnsi="Segoe UI" w:cs="Segoe UI"/>
-          <w:lang w:eastAsia="bg-BG"/>
-        </w:rPr>
-      </w:pPr>
-      <w:r>
-        <w:rPr>
-          <w:rFonts w:ascii="Segoe UI" w:eastAsia="Times New Roman" w:hAnsi="Segoe UI" w:cs="Segoe UI"/>
-          <w:lang w:eastAsia="bg-BG"/>
-        </w:rPr>
-        <w:t>За постигане на поставената цел са дефинирани следните </w:t>
-      </w:r>
-      <w:r>
-        <w:rPr>
-          <w:rFonts w:ascii="Segoe UI" w:eastAsia="Times New Roman" w:hAnsi="Segoe UI" w:cs="Segoe UI"/>
+        <w:t>задачи</w:t>
+      </w:r>
+      <w:r>
+        <w:rPr>
+          <w:rFonts w:eastAsia="Times New Roman"/>
+          <w:lang w:eastAsia="bg-BG"/>
+        </w:rPr>
+        <w:t>:</w:t>
+      </w:r>
+    </w:p>
+    <w:p>
+      <w:pPr>
+        <w:rPr>
+          <w:rFonts w:eastAsia="Times New Roman"/>
+          <w:lang w:eastAsia="bg-BG"/>
+        </w:rPr>
+      </w:pPr>
+      <w:r>
+        <w:rPr>
+          <w:rFonts w:eastAsia="Times New Roman"/>
           <w:b/>
           <w:bCs/>
           <w:bdr w:val="single" w:sz="2" w:space="0" w:color="E5E7EB" w:frame="1"/>
           <w:lang w:eastAsia="bg-BG"/>
         </w:rPr>
-        <w:t>задачи</w:t>
-      </w:r>
-      <w:r>
-        <w:rPr>
-          <w:rFonts w:ascii="Segoe UI" w:eastAsia="Times New Roman" w:hAnsi="Segoe UI" w:cs="Segoe UI"/>
-          <w:lang w:eastAsia="bg-BG"/>
-        </w:rPr>
-        <w:t>:</w:t>
-      </w:r>
-    </w:p>
-    <w:p>
-      <w:pPr>
-        <w:numPr>
-          <w:ilvl w:val="0"/>
-          <w:numId w:val="18"/>
-        </w:numPr>
-        <w:pBdr>
-          <w:top w:val="single" w:sz="2" w:space="0" w:color="E5E7EB"/>
-          <w:left w:val="single" w:sz="2" w:space="0" w:color="E5E7EB"/>
-          <w:bottom w:val="single" w:sz="2" w:space="0" w:color="E5E7EB"/>
-          <w:right w:val="single" w:sz="2" w:space="0" w:color="E5E7EB"/>
-        </w:pBdr>
-        <w:shd w:val="clear" w:color="auto" w:fill="151622"/>
-        <w:spacing w:before="100" w:beforeAutospacing="1" w:after="100" w:afterAutospacing="1" w:line="240" w:lineRule="auto"/>
-        <w:jc w:val="left"/>
-        <w:rPr>
-          <w:rFonts w:ascii="Segoe UI" w:eastAsia="Times New Roman" w:hAnsi="Segoe UI" w:cs="Segoe UI"/>
-          <w:lang w:eastAsia="bg-BG"/>
-        </w:rPr>
-      </w:pPr>
-      <w:r>
-        <w:rPr>
-          <w:rFonts w:ascii="Segoe UI" w:eastAsia="Times New Roman" w:hAnsi="Segoe UI" w:cs="Segoe UI"/>
+        <w:t>Проучване и анализ</w:t>
+      </w:r>
+      <w:r>
+        <w:rPr>
+          <w:rFonts w:eastAsia="Times New Roman"/>
+          <w:lang w:eastAsia="bg-BG"/>
+        </w:rPr>
+        <w:t> на съществуващите библиотеки за обработка на изображения в Python среда, като се направи сравнителен анализ между Pillow, OpenCV и ImageMagick.</w:t>
+      </w:r>
+    </w:p>
+    <w:p>
+      <w:pPr>
+        <w:rPr>
+          <w:rFonts w:eastAsia="Times New Roman"/>
+          <w:lang w:eastAsia="bg-BG"/>
+        </w:rPr>
+      </w:pPr>
+      <w:r>
+        <w:rPr>
+          <w:rFonts w:eastAsia="Times New Roman"/>
           <w:b/>
           <w:bCs/>
           <w:bdr w:val="single" w:sz="2" w:space="0" w:color="E5E7EB" w:frame="1"/>
           <w:lang w:eastAsia="bg-BG"/>
         </w:rPr>
-        <w:t>Проучване и анализ</w:t>
-      </w:r>
-      <w:r>
-        <w:rPr>
-          <w:rFonts w:ascii="Segoe UI" w:eastAsia="Times New Roman" w:hAnsi="Segoe UI" w:cs="Segoe UI"/>
-          <w:lang w:eastAsia="bg-BG"/>
-        </w:rPr>
-        <w:t> на съществуващите библиотеки за обработка на изображения в Python среда, като се направи сравнителен анализ между Pillow, OpenCV и ImageMagick.</w:t>
-      </w:r>
-    </w:p>
-    <w:p>
-      <w:pPr>
-        <w:numPr>
-          <w:ilvl w:val="0"/>
-          <w:numId w:val="18"/>
-        </w:numPr>
-        <w:pBdr>
-          <w:top w:val="single" w:sz="2" w:space="0" w:color="E5E7EB"/>
-          <w:left w:val="single" w:sz="2" w:space="0" w:color="E5E7EB"/>
-          <w:bottom w:val="single" w:sz="2" w:space="0" w:color="E5E7EB"/>
-          <w:right w:val="single" w:sz="2" w:space="0" w:color="E5E7EB"/>
-        </w:pBdr>
-        <w:shd w:val="clear" w:color="auto" w:fill="151622"/>
-        <w:spacing w:before="60" w:after="100" w:afterAutospacing="1" w:line="240" w:lineRule="auto"/>
-        <w:jc w:val="left"/>
-        <w:rPr>
-          <w:rFonts w:ascii="Segoe UI" w:eastAsia="Times New Roman" w:hAnsi="Segoe UI" w:cs="Segoe UI"/>
-          <w:lang w:eastAsia="bg-BG"/>
-        </w:rPr>
-      </w:pPr>
-      <w:r>
-        <w:rPr>
-          <w:rFonts w:ascii="Segoe UI" w:eastAsia="Times New Roman" w:hAnsi="Segoe UI" w:cs="Segoe UI"/>
+        <w:t>Проектиране на алгоритъм за пакетна обработка</w:t>
+      </w:r>
+      <w:r>
+        <w:rPr>
+          <w:rFonts w:eastAsia="Times New Roman"/>
+          <w:lang w:eastAsia="bg-BG"/>
+        </w:rPr>
+        <w:t>, който включва валидация на файловете, проверка на размерите и динамично налагане на воден знак с променлива прозрачност (alpha channel).</w:t>
+      </w:r>
+    </w:p>
+    <w:p>
+      <w:pPr>
+        <w:rPr>
+          <w:rFonts w:eastAsia="Times New Roman"/>
+          <w:lang w:eastAsia="bg-BG"/>
+        </w:rPr>
+      </w:pPr>
+      <w:r>
+        <w:rPr>
+          <w:rFonts w:eastAsia="Times New Roman"/>
           <w:b/>
           <w:bCs/>
           <w:bdr w:val="single" w:sz="2" w:space="0" w:color="E5E7EB" w:frame="1"/>
           <w:lang w:eastAsia="bg-BG"/>
         </w:rPr>
-        <w:t>Проектиране на алгоритъм за пакетна обработка</w:t>
-      </w:r>
-      <w:r>
-        <w:rPr>
-          <w:rFonts w:ascii="Segoe UI" w:eastAsia="Times New Roman" w:hAnsi="Segoe UI" w:cs="Segoe UI"/>
-          <w:lang w:eastAsia="bg-BG"/>
-        </w:rPr>
-        <w:t>, който включва валидация на файловете, проверка на размерите и динамично налагане на воден знак с променлива прозрачност (alpha channel).</w:t>
-      </w:r>
-    </w:p>
-    <w:p>
-      <w:pPr>
-        <w:numPr>
-          <w:ilvl w:val="0"/>
-          <w:numId w:val="18"/>
-        </w:numPr>
-        <w:pBdr>
-          <w:top w:val="single" w:sz="2" w:space="0" w:color="E5E7EB"/>
-          <w:left w:val="single" w:sz="2" w:space="0" w:color="E5E7EB"/>
-          <w:bottom w:val="single" w:sz="2" w:space="0" w:color="E5E7EB"/>
-          <w:right w:val="single" w:sz="2" w:space="0" w:color="E5E7EB"/>
-        </w:pBdr>
-        <w:shd w:val="clear" w:color="auto" w:fill="151622"/>
-        <w:spacing w:before="60" w:after="100" w:afterAutospacing="1" w:line="240" w:lineRule="auto"/>
-        <w:jc w:val="left"/>
-        <w:rPr>
-          <w:rFonts w:ascii="Segoe UI" w:eastAsia="Times New Roman" w:hAnsi="Segoe UI" w:cs="Segoe UI"/>
-          <w:lang w:eastAsia="bg-BG"/>
-        </w:rPr>
-      </w:pPr>
-      <w:r>
-        <w:rPr>
-          <w:rFonts w:ascii="Segoe UI" w:eastAsia="Times New Roman" w:hAnsi="Segoe UI" w:cs="Segoe UI"/>
+        <w:t>Реализация на функционалност за архивиране</w:t>
+      </w:r>
+      <w:r>
+        <w:rPr>
+          <w:rFonts w:eastAsia="Times New Roman"/>
+          <w:lang w:eastAsia="bg-BG"/>
+        </w:rPr>
+        <w:t>, която автоматично генерира </w:t>
+      </w:r>
+      <w:r>
+        <w:rPr>
+          <w:rFonts w:eastAsia="Times New Roman"/>
           <w:b/>
           <w:bCs/>
           <w:bdr w:val="single" w:sz="2" w:space="0" w:color="E5E7EB" w:frame="1"/>
           <w:lang w:eastAsia="bg-BG"/>
         </w:rPr>
-        <w:t>Реализация на функционалност за архивиране</w:t>
-      </w:r>
-      <w:r>
-        <w:rPr>
-          <w:rFonts w:ascii="Segoe UI" w:eastAsia="Times New Roman" w:hAnsi="Segoe UI" w:cs="Segoe UI"/>
-          <w:lang w:eastAsia="bg-BG"/>
-        </w:rPr>
-        <w:t>, която автоматично генерира </w:t>
-      </w:r>
-      <w:r>
-        <w:rPr>
-          <w:rFonts w:ascii="Segoe UI" w:eastAsia="Times New Roman" w:hAnsi="Segoe UI" w:cs="Segoe UI"/>
+        <w:t>ZIP файл</w:t>
+      </w:r>
+      <w:r>
+        <w:rPr>
+          <w:rFonts w:eastAsia="Times New Roman"/>
+          <w:lang w:eastAsia="bg-BG"/>
+        </w:rPr>
+        <w:t> с обработените изображения за улеснено сваляне от потребителя.</w:t>
+      </w:r>
+    </w:p>
+    <w:p>
+      <w:pPr>
+        <w:rPr>
+          <w:rFonts w:eastAsia="Times New Roman"/>
+          <w:lang w:eastAsia="bg-BG"/>
+        </w:rPr>
+      </w:pPr>
+      <w:r>
+        <w:rPr>
+          <w:rFonts w:eastAsia="Times New Roman"/>
           <w:b/>
           <w:bCs/>
           <w:bdr w:val="single" w:sz="2" w:space="0" w:color="E5E7EB" w:frame="1"/>
           <w:lang w:eastAsia="bg-BG"/>
         </w:rPr>
-        <w:t>ZIP файл</w:t>
-      </w:r>
-      <w:r>
-        <w:rPr>
-          <w:rFonts w:ascii="Segoe UI" w:eastAsia="Times New Roman" w:hAnsi="Segoe UI" w:cs="Segoe UI"/>
-          <w:lang w:eastAsia="bg-BG"/>
-        </w:rPr>
-        <w:t> с обработените изображения за улеснено сваляне от потребителя.</w:t>
-      </w:r>
-    </w:p>
-    <w:p>
-      <w:pPr>
-        <w:numPr>
-          <w:ilvl w:val="0"/>
-          <w:numId w:val="18"/>
-        </w:numPr>
-        <w:pBdr>
-          <w:top w:val="single" w:sz="2" w:space="0" w:color="E5E7EB"/>
-          <w:left w:val="single" w:sz="2" w:space="0" w:color="E5E7EB"/>
-          <w:bottom w:val="single" w:sz="2" w:space="0" w:color="E5E7EB"/>
-          <w:right w:val="single" w:sz="2" w:space="0" w:color="E5E7EB"/>
-        </w:pBdr>
-        <w:shd w:val="clear" w:color="auto" w:fill="151622"/>
-        <w:spacing w:before="60" w:after="100" w:afterAutospacing="1" w:line="240" w:lineRule="auto"/>
-        <w:jc w:val="left"/>
-        <w:rPr>
-          <w:rFonts w:ascii="Segoe UI" w:eastAsia="Times New Roman" w:hAnsi="Segoe UI" w:cs="Segoe UI"/>
-          <w:lang w:eastAsia="bg-BG"/>
-        </w:rPr>
-      </w:pPr>
-      <w:r>
-        <w:rPr>
-          <w:rFonts w:ascii="Segoe UI" w:eastAsia="Times New Roman" w:hAnsi="Segoe UI" w:cs="Segoe UI"/>
+        <w:lastRenderedPageBreak/>
+        <w:t>Изграждане на потребителски интерфейс</w:t>
+      </w:r>
+      <w:r>
+        <w:rPr>
+          <w:rFonts w:eastAsia="Times New Roman"/>
+          <w:lang w:eastAsia="bg-BG"/>
+        </w:rPr>
+        <w:t>, който позволява настройка на параметрите в реално време – избор на шрифт за текстовия воден знак, позициониране на лого и управление на компресията.</w:t>
+      </w:r>
+    </w:p>
+    <w:p>
+      <w:pPr>
+        <w:rPr>
+          <w:rFonts w:eastAsia="Times New Roman"/>
+          <w:lang w:eastAsia="bg-BG"/>
+        </w:rPr>
+      </w:pPr>
+      <w:r>
+        <w:rPr>
+          <w:rFonts w:eastAsia="Times New Roman"/>
           <w:b/>
           <w:bCs/>
           <w:bdr w:val="single" w:sz="2" w:space="0" w:color="E5E7EB" w:frame="1"/>
           <w:lang w:eastAsia="bg-BG"/>
         </w:rPr>
-        <w:t>Изграждане на потребителски интерфейс</w:t>
-      </w:r>
-      <w:r>
-        <w:rPr>
-          <w:rFonts w:ascii="Segoe UI" w:eastAsia="Times New Roman" w:hAnsi="Segoe UI" w:cs="Segoe UI"/>
-          <w:lang w:eastAsia="bg-BG"/>
-        </w:rPr>
-        <w:t>, който позволява настройка на параметрите в реално време – избор на шрифт за текстовия воден знак, позициониране на лого и управление на компресията.</w:t>
-      </w:r>
-    </w:p>
-    <w:p>
-      <w:pPr>
-        <w:pBdr>
-          <w:top w:val="single" w:sz="2" w:space="0" w:color="E5E7EB"/>
-          <w:left w:val="single" w:sz="2" w:space="0" w:color="E5E7EB"/>
-          <w:bottom w:val="single" w:sz="2" w:space="0" w:color="E5E7EB"/>
-          <w:right w:val="single" w:sz="2" w:space="0" w:color="E5E7EB"/>
-        </w:pBdr>
-        <w:shd w:val="clear" w:color="auto" w:fill="151622"/>
-        <w:spacing w:after="150" w:line="240" w:lineRule="auto"/>
-        <w:ind w:firstLine="0"/>
-        <w:jc w:val="left"/>
-        <w:rPr>
-          <w:rFonts w:ascii="Segoe UI" w:eastAsia="Times New Roman" w:hAnsi="Segoe UI" w:cs="Segoe UI"/>
-          <w:lang w:eastAsia="bg-BG"/>
-        </w:rPr>
-      </w:pPr>
-      <w:r>
-        <w:rPr>
-          <w:rFonts w:ascii="Segoe UI" w:eastAsia="Times New Roman" w:hAnsi="Segoe UI" w:cs="Segoe UI"/>
+        <w:t>Научно-практическото значение</w:t>
+      </w:r>
+      <w:r>
+        <w:rPr>
+          <w:rFonts w:eastAsia="Times New Roman"/>
+          <w:lang w:eastAsia="bg-BG"/>
+        </w:rPr>
+        <w:t> на работата се състои в оптимизирането на работния процес чрез комбиниране на няколко стъпки (оразмеряване, брандиране и архивиране) в един единствен автоматизиран цикъл. Приложението е проектирано да работи ефективно при натоварване, осигурявайки високо качество на изходните изображения и подробен отчет за извършените операции.</w:t>
+      </w:r>
+    </w:p>
+    <w:p>
+      <w:pPr>
+        <w:rPr>
+          <w:rFonts w:eastAsia="Times New Roman"/>
+          <w:lang w:eastAsia="bg-BG"/>
+        </w:rPr>
+      </w:pPr>
+      <w:r>
+        <w:rPr>
+          <w:rFonts w:eastAsia="Times New Roman"/>
           <w:b/>
           <w:bCs/>
           <w:bdr w:val="single" w:sz="2" w:space="0" w:color="E5E7EB" w:frame="1"/>
           <w:lang w:eastAsia="bg-BG"/>
         </w:rPr>
-        <w:t>Научно-практическото значение</w:t>
-      </w:r>
-      <w:r>
-        <w:rPr>
-          <w:rFonts w:ascii="Segoe UI" w:eastAsia="Times New Roman" w:hAnsi="Segoe UI" w:cs="Segoe UI"/>
-          <w:lang w:eastAsia="bg-BG"/>
-        </w:rPr>
-        <w:t> на работата се състои в оптимизирането на работния процес чрез комбиниране на няколко стъпки (оразмеряване, брандиране и архивиране) в един единствен автоматизиран цикъл. Приложението е проектирано да работи ефективно при натоварване, осигурявайки високо качество на изходните изображения и подробен отчет за извършените операции.</w:t>
-      </w:r>
-    </w:p>
-    <w:p>
-      <w:pPr>
-        <w:pBdr>
-          <w:top w:val="single" w:sz="2" w:space="0" w:color="E5E7EB"/>
-          <w:left w:val="single" w:sz="2" w:space="0" w:color="E5E7EB"/>
-          <w:bottom w:val="single" w:sz="2" w:space="0" w:color="E5E7EB"/>
-          <w:right w:val="single" w:sz="2" w:space="0" w:color="E5E7EB"/>
-        </w:pBdr>
-        <w:shd w:val="clear" w:color="auto" w:fill="151622"/>
-        <w:spacing w:after="150" w:line="240" w:lineRule="auto"/>
-        <w:ind w:firstLine="0"/>
-        <w:jc w:val="left"/>
-        <w:rPr>
-          <w:rFonts w:ascii="Segoe UI" w:eastAsia="Times New Roman" w:hAnsi="Segoe UI" w:cs="Segoe UI"/>
-          <w:lang w:eastAsia="bg-BG"/>
-        </w:rPr>
-      </w:pPr>
-      <w:r>
-        <w:rPr>
-          <w:rFonts w:ascii="Segoe UI" w:eastAsia="Times New Roman" w:hAnsi="Segoe UI" w:cs="Segoe UI"/>
-          <w:b/>
-          <w:bCs/>
-          <w:bdr w:val="single" w:sz="2" w:space="0" w:color="E5E7EB" w:frame="1"/>
-          <w:lang w:eastAsia="bg-BG"/>
-        </w:rPr>
         <w:t>Структурата на дипломенния проект</w:t>
       </w:r>
       <w:r>
         <w:rPr>
-          <w:rFonts w:ascii="Segoe UI" w:eastAsia="Times New Roman" w:hAnsi="Segoe UI" w:cs="Segoe UI"/>
+          <w:rFonts w:eastAsia="Times New Roman"/>
           <w:lang w:eastAsia="bg-BG"/>
         </w:rPr>
         <w:t> включва теоретична обосновка на избраните технологии, подробно описание на системната архитектура и кода, както и приложения с графични схеми и листинги, демонстриращи работата на системата „BatHh Image 4rAHessAr“.</w:t>
@@ -3370,16 +2886,13 @@
       <w:pPr>
         <w:pStyle w:val="Heading1"/>
       </w:pPr>
-      <w:bookmarkStart w:id="5" w:name="_Toc219445204"/>
-      <w:r>
-        <w:lastRenderedPageBreak/>
+      <w:bookmarkStart w:id="6" w:name="_Toc219445204"/>
+      <w:r>
         <w:t>Литература:</w:t>
       </w:r>
-      <w:bookmarkStart w:id="6" w:name="_GoBack"/>
       <w:bookmarkEnd w:id="1"/>
       <w:bookmarkEnd w:id="2"/>
       <w:bookmarkEnd w:id="3"/>
-      <w:bookmarkEnd w:id="5"/>
       <w:bookmarkEnd w:id="6"/>
     </w:p>
     <w:p>
@@ -3724,7 +3237,7 @@
           <w:rPr>
             <w:noProof/>
           </w:rPr>
-          <w:t>13</w:t>
+          <w:t>5</w:t>
         </w:r>
         <w:r>
           <w:rPr>
@@ -7951,7 +7464,7 @@
 </file>
 
 <file path=customXml/itemProps1.xml><?xml version="1.0" encoding="utf-8"?>
-<ds:datastoreItem xmlns:ds="http://schemas.openxmlformats.org/officeDocument/2006/customXml" ds:itemID="{5BF60FBF-22A9-4251-B1FE-641EE035CE3D}">
+<ds:datastoreItem xmlns:ds="http://schemas.openxmlformats.org/officeDocument/2006/customXml" ds:itemID="{E74E9B5C-6CAE-4016-9BF4-6C38AB5A1A39}">
   <ds:schemaRefs>
     <ds:schemaRef ds:uri="http://schemas.openxmlformats.org/officeDocument/2006/bibliography"/>
   </ds:schemaRefs>

--- a/DR/Дипломен_проект.docx
+++ b/DR/Дипломен_проект.docx
@@ -402,15 +402,7 @@
         <w:rPr>
           <w:lang w:eastAsia="bg-BG"/>
         </w:rPr>
-        <w:t>1.1.</w:t>
-      </w:r>
-      <w:bookmarkStart w:id="4" w:name="_GoBack"/>
-      <w:bookmarkEnd w:id="4"/>
-      <w:r>
-        <w:rPr>
-          <w:lang w:eastAsia="bg-BG"/>
-        </w:rPr>
-        <w:t xml:space="preserve"> Технологии за обработка на изображения</w:t>
+        <w:t>1.1. Технологии за обработка на изображения</w:t>
       </w:r>
     </w:p>
     <w:p>
@@ -821,7 +813,7 @@
       </w:r>
       <w:r>
         <w:rPr>
-          <w:lang w:val="en-US" w:eastAsia="bg-BG"/>
+          <w:lang w:val="ru-RU" w:eastAsia="bg-BG"/>
         </w:rPr>
         <w:t>4</w:t>
       </w:r>
@@ -1387,7 +1379,7 @@
       </w:r>
       <w:r>
         <w:rPr>
-          <w:lang w:val="en-US" w:eastAsia="bg-BG"/>
+          <w:lang w:val="ru-RU" w:eastAsia="bg-BG"/>
         </w:rPr>
         <w:t>3</w:t>
       </w:r>
@@ -1399,7 +1391,7 @@
       </w:r>
       <w:r>
         <w:rPr>
-          <w:lang w:val="en-US" w:eastAsia="bg-BG"/>
+          <w:lang w:val="ru-RU" w:eastAsia="bg-BG"/>
         </w:rPr>
         <w:t>1</w:t>
       </w:r>
@@ -1683,11 +1675,11 @@
       <w:pPr>
         <w:pStyle w:val="Heading1"/>
       </w:pPr>
-      <w:bookmarkStart w:id="5" w:name="_Toc219445203"/>
+      <w:bookmarkStart w:id="4" w:name="_Toc219445203"/>
       <w:r>
         <w:t>Заключение</w:t>
       </w:r>
-      <w:bookmarkEnd w:id="5"/>
+      <w:bookmarkEnd w:id="4"/>
     </w:p>
     <w:p>
       <w:pPr>
@@ -2278,7 +2270,6 @@
       <w:r>
         <w:rPr>
           <w:rFonts w:eastAsia="Times New Roman"/>
-          <w:lang w:val="en-US"/>
         </w:rPr>
         <w:t>2</w:t>
       </w:r>
@@ -2291,7 +2282,6 @@
       <w:r>
         <w:rPr>
           <w:rFonts w:eastAsia="Times New Roman"/>
-          <w:lang w:val="en-US"/>
         </w:rPr>
         <w:t>5</w:t>
       </w:r>
@@ -2860,7 +2850,7 @@
     <w:p>
       <w:pPr>
         <w:rPr>
-          <w:rFonts w:eastAsia="Times New Roman"/>
+          <w:rFonts w:ascii="Segoe UI" w:eastAsia="Times New Roman" w:hAnsi="Segoe UI" w:cs="Segoe UI"/>
           <w:lang w:eastAsia="bg-BG"/>
         </w:rPr>
       </w:pPr>
@@ -2881,6 +2871,450 @@
         </w:rPr>
         <w:t> включва теоретична обосновка на избраните технологии, подробно описание на системната архитектура и кода, както и приложения с графични схеми и листинги, демонстриращи работата на системата „BatHh Image 4rAHessAr“.</w:t>
       </w:r>
+      <w:r>
+        <w:rPr>
+          <w:rFonts w:eastAsia="Times New Roman"/>
+          <w:lang w:val="ru-RU" w:eastAsia="bg-BG"/>
+        </w:rPr>
+        <w:t xml:space="preserve"> </w:t>
+      </w:r>
+      <w:r>
+        <w:rPr>
+          <w:rFonts w:ascii="Segoe UI" w:eastAsia="Times New Roman" w:hAnsi="Segoe UI" w:cs="Segoe UI"/>
+          <w:lang w:eastAsia="bg-BG"/>
+        </w:rPr>
+        <w:t> Структура на бекенд архитектурата с Django REST Framework</w:t>
+      </w:r>
+    </w:p>
+    <w:p>
+      <w:pPr>
+        <w:rPr>
+          <w:rFonts w:eastAsia="Times New Roman"/>
+          <w:lang w:eastAsia="bg-BG"/>
+        </w:rPr>
+      </w:pPr>
+      <w:r>
+        <w:rPr>
+          <w:rFonts w:eastAsia="Times New Roman"/>
+          <w:bdr w:val="single" w:sz="2" w:space="0" w:color="E5E7EB" w:frame="1"/>
+          <w:lang w:eastAsia="bg-BG"/>
+        </w:rPr>
+        <w:t>(Структура бэкенд архитектуры)</w:t>
+      </w:r>
+    </w:p>
+    <w:p>
+      <w:pPr>
+        <w:pStyle w:val="NoSpacing"/>
+        <w:rPr>
+          <w:rFonts w:eastAsia="Times New Roman"/>
+          <w:lang w:eastAsia="bg-BG"/>
+        </w:rPr>
+      </w:pPr>
+      <w:r>
+        <w:rPr>
+          <w:rFonts w:eastAsia="Times New Roman"/>
+          <w:lang w:eastAsia="bg-BG"/>
+        </w:rPr>
+        <w:br/>
+      </w:r>
+      <w:r>
+        <w:rPr>
+          <w:rStyle w:val="Char0"/>
+        </w:rPr>
+        <w:t>2.5</w:t>
+      </w:r>
+      <w:r>
+        <w:rPr>
+          <w:rFonts w:eastAsia="Times New Roman"/>
+          <w:lang w:val="ru-RU" w:eastAsia="bg-BG"/>
+        </w:rPr>
+        <w:t xml:space="preserve"> </w:t>
+      </w:r>
+      <w:r>
+        <w:rPr>
+          <w:rFonts w:eastAsia="Times New Roman"/>
+          <w:lang w:eastAsia="bg-BG"/>
+        </w:rPr>
+        <w:t>Изборът на Django като основна рамка (framework) за бекенда се основава на неговата стабилност и вградените инструменти за сигурност. В контекста на този проект, Django управлява жизнения цикъл на обработката на изображения чрез следните компоненти:</w:t>
+      </w:r>
+    </w:p>
+    <w:p>
+      <w:pPr>
+        <w:rPr>
+          <w:rFonts w:ascii="Segoe UI" w:eastAsia="Times New Roman" w:hAnsi="Segoe UI" w:cs="Segoe UI"/>
+          <w:lang w:eastAsia="bg-BG"/>
+        </w:rPr>
+      </w:pPr>
+      <w:r>
+        <w:rPr>
+          <w:rFonts w:eastAsia="Times New Roman"/>
+          <w:b/>
+          <w:bCs/>
+          <w:bdr w:val="single" w:sz="2" w:space="0" w:color="E5E7EB" w:frame="1"/>
+          <w:lang w:eastAsia="bg-BG"/>
+        </w:rPr>
+        <w:t>Models Layer:</w:t>
+      </w:r>
+      <w:r>
+        <w:rPr>
+          <w:rFonts w:eastAsia="Times New Roman"/>
+          <w:lang w:eastAsia="bg-BG"/>
+        </w:rPr>
+        <w:t> Макар обработката да е динамична, системата съхранява метаданни за сесиите на качване. Използва се</w:t>
+      </w:r>
+      <w:r>
+        <w:rPr>
+          <w:rFonts w:eastAsia="Times New Roman"/>
+          <w:lang w:val="ru-RU" w:eastAsia="bg-BG"/>
+        </w:rPr>
+        <w:t xml:space="preserve"> </w:t>
+      </w:r>
+      <w:r>
+        <w:rPr>
+          <w:rFonts w:ascii="Consolas" w:eastAsia="Times New Roman" w:hAnsi="Consolas" w:cs="Courier New"/>
+          <w:sz w:val="20"/>
+          <w:szCs w:val="20"/>
+          <w:bdr w:val="single" w:sz="2" w:space="2" w:color="E5E7EB" w:frame="1"/>
+          <w:lang w:eastAsia="bg-BG"/>
+        </w:rPr>
+        <w:t>ImageField</w:t>
+      </w:r>
+      <w:r>
+        <w:rPr>
+          <w:rFonts w:ascii="Segoe UI" w:eastAsia="Times New Roman" w:hAnsi="Segoe UI" w:cs="Segoe UI"/>
+          <w:lang w:eastAsia="bg-BG"/>
+        </w:rPr>
+        <w:t> за временно съхранение на оригиналните файлове.</w:t>
+      </w:r>
+    </w:p>
+    <w:p>
+      <w:pPr>
+        <w:rPr>
+          <w:rFonts w:eastAsia="Times New Roman"/>
+          <w:lang w:val="ru-RU" w:eastAsia="bg-BG"/>
+        </w:rPr>
+      </w:pPr>
+      <w:r>
+        <w:rPr>
+          <w:rFonts w:eastAsia="Times New Roman"/>
+          <w:b/>
+          <w:bCs/>
+          <w:bdr w:val="single" w:sz="2" w:space="0" w:color="E5E7EB" w:frame="1"/>
+          <w:lang w:eastAsia="bg-BG"/>
+        </w:rPr>
+        <w:t>Business Logic (Pillow Integration):</w:t>
+      </w:r>
+      <w:r>
+        <w:rPr>
+          <w:rFonts w:eastAsia="Times New Roman"/>
+          <w:lang w:eastAsia="bg-BG"/>
+        </w:rPr>
+        <w:t> Основната логика, описана в теоретичната част, се капсулира в сервизни слоеве (Services). Вместо да обработваме изображенията директно във views.py, създаваме отделен модул </w:t>
+      </w:r>
+      <w:r>
+        <w:rPr>
+          <w:rFonts w:ascii="Consolas" w:eastAsia="Times New Roman" w:hAnsi="Consolas" w:cs="Courier New"/>
+          <w:sz w:val="20"/>
+          <w:szCs w:val="20"/>
+          <w:bdr w:val="single" w:sz="2" w:space="2" w:color="E5E7EB" w:frame="1"/>
+          <w:lang w:eastAsia="bg-BG"/>
+        </w:rPr>
+        <w:t>image_processor.py</w:t>
+      </w:r>
+      <w:r>
+        <w:rPr>
+          <w:rFonts w:eastAsia="Times New Roman"/>
+          <w:lang w:eastAsia="bg-BG"/>
+        </w:rPr>
+        <w:t>.</w:t>
+      </w:r>
+      <w:r>
+        <w:rPr>
+          <w:rFonts w:eastAsia="Times New Roman"/>
+          <w:lang w:val="ru-RU" w:eastAsia="bg-BG"/>
+        </w:rPr>
+        <w:t xml:space="preserve"> </w:t>
+      </w:r>
+      <w:r>
+        <w:rPr>
+          <w:rFonts w:eastAsia="Times New Roman"/>
+          <w:lang w:val="ru-RU" w:eastAsia="bg-BG"/>
+        </w:rPr>
+        <w:br w:type="page"/>
+      </w:r>
+    </w:p>
+    <w:p>
+      <w:pPr>
+        <w:pStyle w:val="a"/>
+      </w:pPr>
+      <w:r>
+        <w:lastRenderedPageBreak/>
+        <w:t> </w:t>
+      </w:r>
+      <w:r>
+        <w:t>2</w:t>
+      </w:r>
+      <w:r>
+        <w:rPr>
+          <w:lang w:val="ru-RU"/>
+        </w:rPr>
+        <w:t>.6</w:t>
+      </w:r>
+      <w:r>
+        <w:t>Спецификация на API интерфейса (Django REST Framework)</w:t>
+      </w:r>
+    </w:p>
+    <w:p>
+      <w:pPr>
+        <w:pStyle w:val="a"/>
+      </w:pPr>
+      <w:r>
+        <w:t>За проекта е разработено RESTful API, което следва принципите на безсъстоянието (statelessness). Всяка заявка се обработва чрез APIView класове в Django.</w:t>
+      </w:r>
+    </w:p>
+    <w:p>
+      <w:pPr>
+        <w:pStyle w:val="a"/>
+      </w:pPr>
+      <w:r>
+        <w:t>Основни ендпоинти (Endpoints):</w:t>
+      </w:r>
+    </w:p>
+    <w:p>
+      <w:pPr>
+        <w:pStyle w:val="a"/>
+      </w:pPr>
+      <w:r>
+        <w:t>POST /api/v1/process/: Основният входен пункт. Приема multipart/form-data.</w:t>
+      </w:r>
+    </w:p>
+    <w:p>
+      <w:pPr>
+        <w:pStyle w:val="a"/>
+      </w:pPr>
+      <w:r>
+        <w:t>Request Body: file (image), action (resize/watermark), params (JSON string с настройки).</w:t>
+      </w:r>
+    </w:p>
+    <w:p>
+      <w:pPr>
+        <w:pStyle w:val="a"/>
+      </w:pPr>
+      <w:r>
+        <w:t>Response: task_id или директен линк към S3 или локално хранилище.</w:t>
+      </w:r>
+    </w:p>
+    <w:p>
+      <w:pPr>
+        <w:pStyle w:val="a"/>
+      </w:pPr>
+      <w:r>
+        <w:t>GET /api/v1/status/&lt;task_id&gt;/: Използва се за проверка на прогреса при обработка на големи архиви от снимки.</w:t>
+      </w:r>
+    </w:p>
+    <w:p>
+      <w:pPr>
+        <w:pStyle w:val="a"/>
+      </w:pPr>
+      <w:r>
+        <w:t>Валидация и Сигурност:</w:t>
+      </w:r>
+    </w:p>
+    <w:p>
+      <w:pPr>
+        <w:pStyle w:val="a"/>
+        <w:numPr>
+          <w:ilvl w:val="0"/>
+          <w:numId w:val="0"/>
+        </w:numPr>
+        <w:ind w:left="720"/>
+      </w:pPr>
+      <w:r>
+        <w:t>Сигурността е осигурена чрез ограничаване на размера на качваните файлове до 10MB и проверка на разширенията чрез FileExtensionValidator. Това предотвратява атаки тип "ImageTragick" или качване на изпълними файлове.</w:t>
+      </w:r>
+    </w:p>
+    <w:p>
+      <w:pPr>
+        <w:pStyle w:val="a"/>
+      </w:pPr>
+      <w:r>
+        <w:t>Проектът използва архитектурния стил REST (Representational State Transfer) за комуникация между клиентската част (Vue.js) и сървъра (Django). Изборът на REST се основава на необходимостта от лека, мащабируема и независима от платформата комуникация. Основните принципи, внедрени в API-то, са:</w:t>
+      </w:r>
+    </w:p>
+    <w:p>
+      <w:pPr>
+        <w:pStyle w:val="a"/>
+        <w:numPr>
+          <w:ilvl w:val="0"/>
+          <w:numId w:val="0"/>
+        </w:numPr>
+      </w:pPr>
+      <w:r>
+        <w:rPr>
+          <w:lang w:val="ru-RU"/>
+        </w:rPr>
+        <w:t xml:space="preserve"> </w:t>
+      </w:r>
+      <w:bookmarkStart w:id="5" w:name="_GoBack"/>
+      <w:bookmarkEnd w:id="5"/>
+      <w:r>
+        <w:t>Statelessness (Липса на състояние): Всяка заявка от клиента съдържа цялата информация, необходима на сървъра за нейното обработване.</w:t>
+      </w:r>
+    </w:p>
+    <w:p>
+      <w:pPr>
+        <w:pStyle w:val="a"/>
+      </w:pPr>
+      <w:r>
+        <w:t>Uniform Interface (Единен интерфейс): Използват се стандартни HTTP методи (GET, POST, PUT, DELETE).</w:t>
+      </w:r>
+    </w:p>
+    <w:p>
+      <w:pPr>
+        <w:pStyle w:val="a"/>
+      </w:pPr>
+      <w:r>
+        <w:t>JSON формат: Всички данни се обменят в JSON формат, което осигурява висока скорост на парсване и съвместимост с JavaScript.</w:t>
+      </w:r>
+    </w:p>
+    <w:p>
+      <w:pPr>
+        <w:pStyle w:val="a"/>
+      </w:pPr>
+      <w:r>
+        <w:t>6.2. Детайлно описание на API Ендпоинтите</w:t>
+      </w:r>
+    </w:p>
+    <w:p>
+      <w:pPr>
+        <w:pStyle w:val="a"/>
+      </w:pPr>
+      <w:r>
+        <w:t>В рамките на разработката са дефинирани следните ключови ресурси:</w:t>
+      </w:r>
+    </w:p>
+    <w:p>
+      <w:pPr>
+        <w:pStyle w:val="a"/>
+      </w:pPr>
+    </w:p>
+    <w:p>
+      <w:pPr>
+        <w:pStyle w:val="a"/>
+      </w:pPr>
+      <w:r>
+        <w:t>6.2.1. Ресурс Images (Обработка на изображения)</w:t>
+      </w:r>
+    </w:p>
+    <w:p>
+      <w:pPr>
+        <w:pStyle w:val="a"/>
+      </w:pPr>
+      <w:r>
+        <w:t>Това е най-важният компонент на системата. Той не просто съхранява файлове, а служи като процесор.</w:t>
+      </w:r>
+    </w:p>
+    <w:p>
+      <w:pPr>
+        <w:pStyle w:val="a"/>
+      </w:pPr>
+    </w:p>
+    <w:p>
+      <w:pPr>
+        <w:pStyle w:val="a"/>
+      </w:pPr>
+      <w:r>
+        <w:t>POST /api/v1/images/upload/</w:t>
+      </w:r>
+    </w:p>
+    <w:p>
+      <w:pPr>
+        <w:pStyle w:val="a"/>
+      </w:pPr>
+    </w:p>
+    <w:p>
+      <w:pPr>
+        <w:pStyle w:val="a"/>
+      </w:pPr>
+      <w:r>
+        <w:t>Описание: Позволява на потребителя да качи едно или повече изображения за обработка.</w:t>
+      </w:r>
+    </w:p>
+    <w:p>
+      <w:pPr>
+        <w:pStyle w:val="a"/>
+      </w:pPr>
+      <w:r>
+        <w:t>Входни параметри (Request Body - multipart/form-data):</w:t>
+      </w:r>
+    </w:p>
+    <w:p>
+      <w:pPr>
+        <w:pStyle w:val="a"/>
+      </w:pPr>
+      <w:r>
+        <w:t>file: Самото изображение (Binary).</w:t>
+      </w:r>
+    </w:p>
+    <w:p>
+      <w:pPr>
+        <w:pStyle w:val="a"/>
+      </w:pPr>
+      <w:r>
+        <w:t>resize_width: Желаната ширина (Integer, по избор).</w:t>
+      </w:r>
+    </w:p>
+    <w:p>
+      <w:pPr>
+        <w:pStyle w:val="a"/>
+      </w:pPr>
+      <w:r>
+        <w:t>resize_height: Желаната височина (Integer, по избор).</w:t>
+      </w:r>
+    </w:p>
+    <w:p>
+      <w:pPr>
+        <w:pStyle w:val="a"/>
+      </w:pPr>
+      <w:r>
+        <w:t>watermark_text: Текстът, който да бъде наложен (String, по избор).</w:t>
+      </w:r>
+    </w:p>
+    <w:p>
+      <w:pPr>
+        <w:pStyle w:val="a"/>
+        <w:numPr>
+          <w:ilvl w:val="0"/>
+          <w:numId w:val="0"/>
+        </w:numPr>
+        <w:ind w:left="720"/>
+      </w:pPr>
+      <w:r>
+        <w:t>watermark_opacity: Степен на прозрачност (Float от 0 до 1).</w:t>
+      </w:r>
+    </w:p>
+    <w:p>
+      <w:pPr>
+        <w:rPr>
+          <w:rFonts w:eastAsia="Times New Roman"/>
+          <w:lang w:eastAsia="bg-BG"/>
+        </w:rPr>
+      </w:pPr>
+    </w:p>
+    <w:p>
+      <w:pPr>
+        <w:rPr>
+          <w:rFonts w:eastAsia="Times New Roman"/>
+          <w:lang w:eastAsia="bg-BG"/>
+        </w:rPr>
+      </w:pPr>
+      <w:r>
+        <w:rPr>
+          <w:rFonts w:eastAsia="Times New Roman"/>
+          <w:lang w:eastAsia="bg-BG"/>
+        </w:rPr>
+        <w:br w:type="page"/>
+      </w:r>
     </w:p>
     <w:p>
       <w:pPr>
@@ -2888,6 +3322,7 @@
       </w:pPr>
       <w:bookmarkStart w:id="6" w:name="_Toc219445204"/>
       <w:r>
+        <w:lastRenderedPageBreak/>
         <w:t>Литература:</w:t>
       </w:r>
       <w:bookmarkEnd w:id="1"/>
@@ -3237,7 +3672,7 @@
           <w:rPr>
             <w:noProof/>
           </w:rPr>
-          <w:t>5</w:t>
+          <w:t>18</w:t>
         </w:r>
         <w:r>
           <w:rPr>
@@ -3689,6 +4124,155 @@
     </w:lvl>
   </w:abstractNum>
   <w:abstractNum w:abstractNumId="3" w15:restartNumberingAfterBreak="0">
+    <w:nsid w:val="0D6C2D32"/>
+    <w:multiLevelType w:val="multilevel"/>
+    <w:tmpl w:val="44922AC0"/>
+    <w:lvl w:ilvl="0">
+      <w:start w:val="1"/>
+      <w:numFmt w:val="bullet"/>
+      <w:lvlText w:val=""/>
+      <w:lvlJc w:val="left"/>
+      <w:pPr>
+        <w:tabs>
+          <w:tab w:val="num" w:pos="720"/>
+        </w:tabs>
+        <w:ind w:left="720" w:hanging="360"/>
+      </w:pPr>
+      <w:rPr>
+        <w:rFonts w:ascii="Symbol" w:hAnsi="Symbol" w:hint="default"/>
+        <w:sz w:val="20"/>
+      </w:rPr>
+    </w:lvl>
+    <w:lvl w:ilvl="1" w:tentative="1">
+      <w:start w:val="1"/>
+      <w:numFmt w:val="bullet"/>
+      <w:lvlText w:val="o"/>
+      <w:lvlJc w:val="left"/>
+      <w:pPr>
+        <w:tabs>
+          <w:tab w:val="num" w:pos="1440"/>
+        </w:tabs>
+        <w:ind w:left="1440" w:hanging="360"/>
+      </w:pPr>
+      <w:rPr>
+        <w:rFonts w:ascii="Courier New" w:hAnsi="Courier New" w:hint="default"/>
+        <w:sz w:val="20"/>
+      </w:rPr>
+    </w:lvl>
+    <w:lvl w:ilvl="2" w:tentative="1">
+      <w:start w:val="1"/>
+      <w:numFmt w:val="bullet"/>
+      <w:lvlText w:val=""/>
+      <w:lvlJc w:val="left"/>
+      <w:pPr>
+        <w:tabs>
+          <w:tab w:val="num" w:pos="2160"/>
+        </w:tabs>
+        <w:ind w:left="2160" w:hanging="360"/>
+      </w:pPr>
+      <w:rPr>
+        <w:rFonts w:ascii="Wingdings" w:hAnsi="Wingdings" w:hint="default"/>
+        <w:sz w:val="20"/>
+      </w:rPr>
+    </w:lvl>
+    <w:lvl w:ilvl="3" w:tentative="1">
+      <w:start w:val="1"/>
+      <w:numFmt w:val="bullet"/>
+      <w:lvlText w:val=""/>
+      <w:lvlJc w:val="left"/>
+      <w:pPr>
+        <w:tabs>
+          <w:tab w:val="num" w:pos="2880"/>
+        </w:tabs>
+        <w:ind w:left="2880" w:hanging="360"/>
+      </w:pPr>
+      <w:rPr>
+        <w:rFonts w:ascii="Wingdings" w:hAnsi="Wingdings" w:hint="default"/>
+        <w:sz w:val="20"/>
+      </w:rPr>
+    </w:lvl>
+    <w:lvl w:ilvl="4" w:tentative="1">
+      <w:start w:val="1"/>
+      <w:numFmt w:val="bullet"/>
+      <w:lvlText w:val=""/>
+      <w:lvlJc w:val="left"/>
+      <w:pPr>
+        <w:tabs>
+          <w:tab w:val="num" w:pos="3600"/>
+        </w:tabs>
+        <w:ind w:left="3600" w:hanging="360"/>
+      </w:pPr>
+      <w:rPr>
+        <w:rFonts w:ascii="Wingdings" w:hAnsi="Wingdings" w:hint="default"/>
+        <w:sz w:val="20"/>
+      </w:rPr>
+    </w:lvl>
+    <w:lvl w:ilvl="5" w:tentative="1">
+      <w:start w:val="1"/>
+      <w:numFmt w:val="bullet"/>
+      <w:lvlText w:val=""/>
+      <w:lvlJc w:val="left"/>
+      <w:pPr>
+        <w:tabs>
+          <w:tab w:val="num" w:pos="4320"/>
+        </w:tabs>
+        <w:ind w:left="4320" w:hanging="360"/>
+      </w:pPr>
+      <w:rPr>
+        <w:rFonts w:ascii="Wingdings" w:hAnsi="Wingdings" w:hint="default"/>
+        <w:sz w:val="20"/>
+      </w:rPr>
+    </w:lvl>
+    <w:lvl w:ilvl="6" w:tentative="1">
+      <w:start w:val="1"/>
+      <w:numFmt w:val="bullet"/>
+      <w:lvlText w:val=""/>
+      <w:lvlJc w:val="left"/>
+      <w:pPr>
+        <w:tabs>
+          <w:tab w:val="num" w:pos="5040"/>
+        </w:tabs>
+        <w:ind w:left="5040" w:hanging="360"/>
+      </w:pPr>
+      <w:rPr>
+        <w:rFonts w:ascii="Wingdings" w:hAnsi="Wingdings" w:hint="default"/>
+        <w:sz w:val="20"/>
+      </w:rPr>
+    </w:lvl>
+    <w:lvl w:ilvl="7" w:tentative="1">
+      <w:start w:val="1"/>
+      <w:numFmt w:val="bullet"/>
+      <w:lvlText w:val=""/>
+      <w:lvlJc w:val="left"/>
+      <w:pPr>
+        <w:tabs>
+          <w:tab w:val="num" w:pos="5760"/>
+        </w:tabs>
+        <w:ind w:left="5760" w:hanging="360"/>
+      </w:pPr>
+      <w:rPr>
+        <w:rFonts w:ascii="Wingdings" w:hAnsi="Wingdings" w:hint="default"/>
+        <w:sz w:val="20"/>
+      </w:rPr>
+    </w:lvl>
+    <w:lvl w:ilvl="8" w:tentative="1">
+      <w:start w:val="1"/>
+      <w:numFmt w:val="bullet"/>
+      <w:lvlText w:val=""/>
+      <w:lvlJc w:val="left"/>
+      <w:pPr>
+        <w:tabs>
+          <w:tab w:val="num" w:pos="6480"/>
+        </w:tabs>
+        <w:ind w:left="6480" w:hanging="360"/>
+      </w:pPr>
+      <w:rPr>
+        <w:rFonts w:ascii="Wingdings" w:hAnsi="Wingdings" w:hint="default"/>
+        <w:sz w:val="20"/>
+      </w:rPr>
+    </w:lvl>
+  </w:abstractNum>
+  <w:abstractNum w:abstractNumId="4" w15:restartNumberingAfterBreak="0">
     <w:nsid w:val="11C61772"/>
     <w:multiLevelType w:val="multilevel"/>
     <w:tmpl w:val="4508AB0C"/>
@@ -3801,7 +4385,7 @@
       </w:pPr>
     </w:lvl>
   </w:abstractNum>
-  <w:abstractNum w:abstractNumId="4" w15:restartNumberingAfterBreak="0">
+  <w:abstractNum w:abstractNumId="5" w15:restartNumberingAfterBreak="0">
     <w:nsid w:val="1482775B"/>
     <w:multiLevelType w:val="multilevel"/>
     <w:tmpl w:val="4FA01912"/>
@@ -3923,7 +4507,7 @@
       </w:rPr>
     </w:lvl>
   </w:abstractNum>
-  <w:abstractNum w:abstractNumId="5" w15:restartNumberingAfterBreak="0">
+  <w:abstractNum w:abstractNumId="6" w15:restartNumberingAfterBreak="0">
     <w:nsid w:val="22A55291"/>
     <w:multiLevelType w:val="multilevel"/>
     <w:tmpl w:val="A9628B2E"/>
@@ -4072,7 +4656,156 @@
       </w:rPr>
     </w:lvl>
   </w:abstractNum>
-  <w:abstractNum w:abstractNumId="6" w15:restartNumberingAfterBreak="0">
+  <w:abstractNum w:abstractNumId="7" w15:restartNumberingAfterBreak="0">
+    <w:nsid w:val="250A1B28"/>
+    <w:multiLevelType w:val="multilevel"/>
+    <w:tmpl w:val="10307332"/>
+    <w:lvl w:ilvl="0">
+      <w:start w:val="1"/>
+      <w:numFmt w:val="bullet"/>
+      <w:lvlText w:val=""/>
+      <w:lvlJc w:val="left"/>
+      <w:pPr>
+        <w:tabs>
+          <w:tab w:val="num" w:pos="720"/>
+        </w:tabs>
+        <w:ind w:left="720" w:hanging="360"/>
+      </w:pPr>
+      <w:rPr>
+        <w:rFonts w:ascii="Symbol" w:hAnsi="Symbol" w:hint="default"/>
+        <w:sz w:val="20"/>
+      </w:rPr>
+    </w:lvl>
+    <w:lvl w:ilvl="1" w:tentative="1">
+      <w:start w:val="1"/>
+      <w:numFmt w:val="bullet"/>
+      <w:lvlText w:val="o"/>
+      <w:lvlJc w:val="left"/>
+      <w:pPr>
+        <w:tabs>
+          <w:tab w:val="num" w:pos="1440"/>
+        </w:tabs>
+        <w:ind w:left="1440" w:hanging="360"/>
+      </w:pPr>
+      <w:rPr>
+        <w:rFonts w:ascii="Courier New" w:hAnsi="Courier New" w:hint="default"/>
+        <w:sz w:val="20"/>
+      </w:rPr>
+    </w:lvl>
+    <w:lvl w:ilvl="2" w:tentative="1">
+      <w:start w:val="1"/>
+      <w:numFmt w:val="bullet"/>
+      <w:lvlText w:val=""/>
+      <w:lvlJc w:val="left"/>
+      <w:pPr>
+        <w:tabs>
+          <w:tab w:val="num" w:pos="2160"/>
+        </w:tabs>
+        <w:ind w:left="2160" w:hanging="360"/>
+      </w:pPr>
+      <w:rPr>
+        <w:rFonts w:ascii="Wingdings" w:hAnsi="Wingdings" w:hint="default"/>
+        <w:sz w:val="20"/>
+      </w:rPr>
+    </w:lvl>
+    <w:lvl w:ilvl="3" w:tentative="1">
+      <w:start w:val="1"/>
+      <w:numFmt w:val="bullet"/>
+      <w:lvlText w:val=""/>
+      <w:lvlJc w:val="left"/>
+      <w:pPr>
+        <w:tabs>
+          <w:tab w:val="num" w:pos="2880"/>
+        </w:tabs>
+        <w:ind w:left="2880" w:hanging="360"/>
+      </w:pPr>
+      <w:rPr>
+        <w:rFonts w:ascii="Wingdings" w:hAnsi="Wingdings" w:hint="default"/>
+        <w:sz w:val="20"/>
+      </w:rPr>
+    </w:lvl>
+    <w:lvl w:ilvl="4" w:tentative="1">
+      <w:start w:val="1"/>
+      <w:numFmt w:val="bullet"/>
+      <w:lvlText w:val=""/>
+      <w:lvlJc w:val="left"/>
+      <w:pPr>
+        <w:tabs>
+          <w:tab w:val="num" w:pos="3600"/>
+        </w:tabs>
+        <w:ind w:left="3600" w:hanging="360"/>
+      </w:pPr>
+      <w:rPr>
+        <w:rFonts w:ascii="Wingdings" w:hAnsi="Wingdings" w:hint="default"/>
+        <w:sz w:val="20"/>
+      </w:rPr>
+    </w:lvl>
+    <w:lvl w:ilvl="5" w:tentative="1">
+      <w:start w:val="1"/>
+      <w:numFmt w:val="bullet"/>
+      <w:lvlText w:val=""/>
+      <w:lvlJc w:val="left"/>
+      <w:pPr>
+        <w:tabs>
+          <w:tab w:val="num" w:pos="4320"/>
+        </w:tabs>
+        <w:ind w:left="4320" w:hanging="360"/>
+      </w:pPr>
+      <w:rPr>
+        <w:rFonts w:ascii="Wingdings" w:hAnsi="Wingdings" w:hint="default"/>
+        <w:sz w:val="20"/>
+      </w:rPr>
+    </w:lvl>
+    <w:lvl w:ilvl="6" w:tentative="1">
+      <w:start w:val="1"/>
+      <w:numFmt w:val="bullet"/>
+      <w:lvlText w:val=""/>
+      <w:lvlJc w:val="left"/>
+      <w:pPr>
+        <w:tabs>
+          <w:tab w:val="num" w:pos="5040"/>
+        </w:tabs>
+        <w:ind w:left="5040" w:hanging="360"/>
+      </w:pPr>
+      <w:rPr>
+        <w:rFonts w:ascii="Wingdings" w:hAnsi="Wingdings" w:hint="default"/>
+        <w:sz w:val="20"/>
+      </w:rPr>
+    </w:lvl>
+    <w:lvl w:ilvl="7" w:tentative="1">
+      <w:start w:val="1"/>
+      <w:numFmt w:val="bullet"/>
+      <w:lvlText w:val=""/>
+      <w:lvlJc w:val="left"/>
+      <w:pPr>
+        <w:tabs>
+          <w:tab w:val="num" w:pos="5760"/>
+        </w:tabs>
+        <w:ind w:left="5760" w:hanging="360"/>
+      </w:pPr>
+      <w:rPr>
+        <w:rFonts w:ascii="Wingdings" w:hAnsi="Wingdings" w:hint="default"/>
+        <w:sz w:val="20"/>
+      </w:rPr>
+    </w:lvl>
+    <w:lvl w:ilvl="8" w:tentative="1">
+      <w:start w:val="1"/>
+      <w:numFmt w:val="bullet"/>
+      <w:lvlText w:val=""/>
+      <w:lvlJc w:val="left"/>
+      <w:pPr>
+        <w:tabs>
+          <w:tab w:val="num" w:pos="6480"/>
+        </w:tabs>
+        <w:ind w:left="6480" w:hanging="360"/>
+      </w:pPr>
+      <w:rPr>
+        <w:rFonts w:ascii="Wingdings" w:hAnsi="Wingdings" w:hint="default"/>
+        <w:sz w:val="20"/>
+      </w:rPr>
+    </w:lvl>
+  </w:abstractNum>
+  <w:abstractNum w:abstractNumId="8" w15:restartNumberingAfterBreak="0">
     <w:nsid w:val="2879688B"/>
     <w:multiLevelType w:val="multilevel"/>
     <w:tmpl w:val="EAB81402"/>
@@ -4221,7 +4954,7 @@
       </w:rPr>
     </w:lvl>
   </w:abstractNum>
-  <w:abstractNum w:abstractNumId="7" w15:restartNumberingAfterBreak="0">
+  <w:abstractNum w:abstractNumId="9" w15:restartNumberingAfterBreak="0">
     <w:nsid w:val="28B151F1"/>
     <w:multiLevelType w:val="hybridMultilevel"/>
     <w:tmpl w:val="BEB47992"/>
@@ -4310,7 +5043,7 @@
       </w:pPr>
     </w:lvl>
   </w:abstractNum>
-  <w:abstractNum w:abstractNumId="8" w15:restartNumberingAfterBreak="0">
+  <w:abstractNum w:abstractNumId="10" w15:restartNumberingAfterBreak="0">
     <w:nsid w:val="2F493D77"/>
     <w:multiLevelType w:val="multilevel"/>
     <w:tmpl w:val="60E6B7BC"/>
@@ -4423,7 +5156,7 @@
       </w:pPr>
     </w:lvl>
   </w:abstractNum>
-  <w:abstractNum w:abstractNumId="9" w15:restartNumberingAfterBreak="0">
+  <w:abstractNum w:abstractNumId="11" w15:restartNumberingAfterBreak="0">
     <w:nsid w:val="39453D5D"/>
     <w:multiLevelType w:val="multilevel"/>
     <w:tmpl w:val="AE70A622"/>
@@ -4572,7 +5305,7 @@
       </w:rPr>
     </w:lvl>
   </w:abstractNum>
-  <w:abstractNum w:abstractNumId="10" w15:restartNumberingAfterBreak="0">
+  <w:abstractNum w:abstractNumId="12" w15:restartNumberingAfterBreak="0">
     <w:nsid w:val="3A173FD5"/>
     <w:multiLevelType w:val="multilevel"/>
     <w:tmpl w:val="416AE69A"/>
@@ -4721,7 +5454,7 @@
       </w:rPr>
     </w:lvl>
   </w:abstractNum>
-  <w:abstractNum w:abstractNumId="11" w15:restartNumberingAfterBreak="0">
+  <w:abstractNum w:abstractNumId="13" w15:restartNumberingAfterBreak="0">
     <w:nsid w:val="3C990C35"/>
     <w:multiLevelType w:val="multilevel"/>
     <w:tmpl w:val="E8F47E58"/>
@@ -4834,7 +5567,7 @@
       </w:pPr>
     </w:lvl>
   </w:abstractNum>
-  <w:abstractNum w:abstractNumId="12" w15:restartNumberingAfterBreak="0">
+  <w:abstractNum w:abstractNumId="14" w15:restartNumberingAfterBreak="0">
     <w:nsid w:val="3D470C5C"/>
     <w:multiLevelType w:val="multilevel"/>
     <w:tmpl w:val="BE0EB5C2"/>
@@ -4983,7 +5716,7 @@
       </w:rPr>
     </w:lvl>
   </w:abstractNum>
-  <w:abstractNum w:abstractNumId="13" w15:restartNumberingAfterBreak="0">
+  <w:abstractNum w:abstractNumId="15" w15:restartNumberingAfterBreak="0">
     <w:nsid w:val="4B401398"/>
     <w:multiLevelType w:val="multilevel"/>
     <w:tmpl w:val="A1B2A394"/>
@@ -5132,7 +5865,7 @@
       </w:rPr>
     </w:lvl>
   </w:abstractNum>
-  <w:abstractNum w:abstractNumId="14" w15:restartNumberingAfterBreak="0">
+  <w:abstractNum w:abstractNumId="16" w15:restartNumberingAfterBreak="0">
     <w:nsid w:val="670B68FF"/>
     <w:multiLevelType w:val="multilevel"/>
     <w:tmpl w:val="761EF54E"/>
@@ -5281,7 +6014,7 @@
       </w:rPr>
     </w:lvl>
   </w:abstractNum>
-  <w:abstractNum w:abstractNumId="15" w15:restartNumberingAfterBreak="0">
+  <w:abstractNum w:abstractNumId="17" w15:restartNumberingAfterBreak="0">
     <w:nsid w:val="6FF02848"/>
     <w:multiLevelType w:val="multilevel"/>
     <w:tmpl w:val="0B1EDB1C"/>
@@ -5430,7 +6163,7 @@
       </w:rPr>
     </w:lvl>
   </w:abstractNum>
-  <w:abstractNum w:abstractNumId="16" w15:restartNumberingAfterBreak="0">
+  <w:abstractNum w:abstractNumId="18" w15:restartNumberingAfterBreak="0">
     <w:nsid w:val="776B05B8"/>
     <w:multiLevelType w:val="multilevel"/>
     <w:tmpl w:val="11D6BDD2"/>
@@ -5543,7 +6276,7 @@
       </w:pPr>
     </w:lvl>
   </w:abstractNum>
-  <w:abstractNum w:abstractNumId="17" w15:restartNumberingAfterBreak="0">
+  <w:abstractNum w:abstractNumId="19" w15:restartNumberingAfterBreak="0">
     <w:nsid w:val="7DD05627"/>
     <w:multiLevelType w:val="multilevel"/>
     <w:tmpl w:val="6B0057BC"/>
@@ -5694,19 +6427,19 @@
     </w:lvl>
   </w:abstractNum>
   <w:num w:numId="1">
-    <w:abstractNumId w:val="4"/>
+    <w:abstractNumId w:val="5"/>
   </w:num>
   <w:num w:numId="2">
-    <w:abstractNumId w:val="7"/>
+    <w:abstractNumId w:val="9"/>
   </w:num>
   <w:num w:numId="3">
-    <w:abstractNumId w:val="17"/>
+    <w:abstractNumId w:val="19"/>
   </w:num>
   <w:num w:numId="4">
-    <w:abstractNumId w:val="9"/>
+    <w:abstractNumId w:val="11"/>
   </w:num>
   <w:num w:numId="5">
-    <w:abstractNumId w:val="13"/>
+    <w:abstractNumId w:val="15"/>
   </w:num>
   <w:num w:numId="6">
     <w:abstractNumId w:val="0"/>
@@ -5715,37 +6448,43 @@
     <w:abstractNumId w:val="1"/>
   </w:num>
   <w:num w:numId="8">
-    <w:abstractNumId w:val="3"/>
+    <w:abstractNumId w:val="4"/>
   </w:num>
   <w:num w:numId="9">
-    <w:abstractNumId w:val="12"/>
+    <w:abstractNumId w:val="14"/>
   </w:num>
   <w:num w:numId="10">
-    <w:abstractNumId w:val="11"/>
+    <w:abstractNumId w:val="13"/>
   </w:num>
   <w:num w:numId="11">
-    <w:abstractNumId w:val="8"/>
+    <w:abstractNumId w:val="10"/>
   </w:num>
   <w:num w:numId="12">
     <w:abstractNumId w:val="2"/>
   </w:num>
   <w:num w:numId="13">
-    <w:abstractNumId w:val="14"/>
+    <w:abstractNumId w:val="16"/>
   </w:num>
   <w:num w:numId="14">
-    <w:abstractNumId w:val="5"/>
+    <w:abstractNumId w:val="6"/>
   </w:num>
   <w:num w:numId="15">
-    <w:abstractNumId w:val="15"/>
+    <w:abstractNumId w:val="17"/>
   </w:num>
   <w:num w:numId="16">
-    <w:abstractNumId w:val="10"/>
+    <w:abstractNumId w:val="12"/>
   </w:num>
   <w:num w:numId="17">
-    <w:abstractNumId w:val="6"/>
+    <w:abstractNumId w:val="8"/>
   </w:num>
   <w:num w:numId="18">
-    <w:abstractNumId w:val="16"/>
+    <w:abstractNumId w:val="18"/>
+  </w:num>
+  <w:num w:numId="19">
+    <w:abstractNumId w:val="7"/>
+  </w:num>
+  <w:num w:numId="20">
+    <w:abstractNumId w:val="3"/>
   </w:num>
   <w:numIdMacAtCleanup w:val="10"/>
 </w:numbering>
@@ -7464,7 +8203,7 @@
 </file>
 
 <file path=customXml/itemProps1.xml><?xml version="1.0" encoding="utf-8"?>
-<ds:datastoreItem xmlns:ds="http://schemas.openxmlformats.org/officeDocument/2006/customXml" ds:itemID="{E74E9B5C-6CAE-4016-9BF4-6C38AB5A1A39}">
+<ds:datastoreItem xmlns:ds="http://schemas.openxmlformats.org/officeDocument/2006/customXml" ds:itemID="{9654FAE7-4557-490C-8C76-574D244D01F5}">
   <ds:schemaRefs>
     <ds:schemaRef ds:uri="http://schemas.openxmlformats.org/officeDocument/2006/bibliography"/>
   </ds:schemaRefs>
